--- a/比賽資料/2026第21屆戰國策全國創新創業競賽/2026第21屆戰國策全國創新創業競賽-附件1-整合新版.docx
+++ b/比賽資料/2026第21屆戰國策全國創新創業競賽/2026第21屆戰國策全國創新創業競賽-附件1-整合新版.docx
@@ -1,6 +1,6 @@
 
 <file path=word/document.xml><?xml version="1.0" encoding="utf-8"?>
-<w:document xmlns:wpc="http://schemas.microsoft.com/office/word/2010/wordprocessingCanvas" xmlns:cx="http://schemas.microsoft.com/office/drawing/2014/chartex" xmlns:cx1="http://schemas.microsoft.com/office/drawing/2015/9/8/chartex" xmlns:cx2="http://schemas.microsoft.com/office/drawing/2015/10/21/chartex" xmlns:cx3="http://schemas.microsoft.com/office/drawing/2016/5/9/chartex" xmlns:cx4="http://schemas.microsoft.com/office/drawing/2016/5/10/chartex" xmlns:cx5="http://schemas.microsoft.com/office/drawing/2016/5/11/chartex" xmlns:cx6="http://schemas.microsoft.com/office/drawing/2016/5/12/chartex" xmlns:cx7="http://schemas.microsoft.com/office/drawing/2016/5/13/chartex" xmlns:cx8="http://schemas.microsoft.com/office/drawing/2016/5/14/chartex" xmlns:mc="http://schemas.openxmlformats.org/markup-compatibility/2006" xmlns:aink="http://schemas.microsoft.com/office/drawing/2016/ink" xmlns:am3d="http://schemas.microsoft.com/office/drawing/2017/model3d" xmlns:o="urn:schemas-microsoft-com:office:office" xmlns:oel="http://schemas.microsoft.com/office/2019/extlst" xmlns:r="http://schemas.openxmlformats.org/officeDocument/2006/relationships" xmlns:m="http://schemas.openxmlformats.org/officeDocument/2006/math" xmlns:v="urn:schemas-microsoft-com:vml" xmlns:wp14="http://schemas.microsoft.com/office/word/2010/wordprocessingDrawing" xmlns:wp="http://schemas.openxmlformats.org/drawingml/2006/wordprocessingDrawing" xmlns:w10="urn:schemas-microsoft-com:office:word" xmlns:w="http://schemas.openxmlformats.org/wordprocessingml/2006/main" xmlns:w14="http://schemas.microsoft.com/office/word/2010/wordml" xmlns:w15="http://schemas.microsoft.com/office/word/2012/wordml" xmlns:w16cex="http://schemas.microsoft.com/office/word/2018/wordml/cex" xmlns:w16cid="http://schemas.microsoft.com/office/word/2016/wordml/cid" xmlns:w16="http://schemas.microsoft.com/office/word/2018/wordml" xmlns:w16sdtdh="http://schemas.microsoft.com/office/word/2020/wordml/sdtdatahash" xmlns:w16se="http://schemas.microsoft.com/office/word/2015/wordml/symex" xmlns:wpg="http://schemas.microsoft.com/office/word/2010/wordprocessingGroup" xmlns:wpi="http://schemas.microsoft.com/office/word/2010/wordprocessingInk" xmlns:wne="http://schemas.microsoft.com/office/word/2006/wordml" xmlns:wps="http://schemas.microsoft.com/office/word/2010/wordprocessingShape" mc:Ignorable="w14 w15 w16se w16cid w16 w16cex w16sdtdh wp14">
+<w:document xmlns:wpc="http://schemas.microsoft.com/office/word/2010/wordprocessingCanvas" xmlns:cx="http://schemas.microsoft.com/office/drawing/2014/chartex" xmlns:cx1="http://schemas.microsoft.com/office/drawing/2015/9/8/chartex" xmlns:cx2="http://schemas.microsoft.com/office/drawing/2015/10/21/chartex" xmlns:cx3="http://schemas.microsoft.com/office/drawing/2016/5/9/chartex" xmlns:cx4="http://schemas.microsoft.com/office/drawing/2016/5/10/chartex" xmlns:cx5="http://schemas.microsoft.com/office/drawing/2016/5/11/chartex" xmlns:cx6="http://schemas.microsoft.com/office/drawing/2016/5/12/chartex" xmlns:cx7="http://schemas.microsoft.com/office/drawing/2016/5/13/chartex" xmlns:cx8="http://schemas.microsoft.com/office/drawing/2016/5/14/chartex" xmlns:mc="http://schemas.openxmlformats.org/markup-compatibility/2006" xmlns:aink="http://schemas.microsoft.com/office/drawing/2016/ink" xmlns:am3d="http://schemas.microsoft.com/office/drawing/2017/model3d" xmlns:o="urn:schemas-microsoft-com:office:office" xmlns:r="http://schemas.openxmlformats.org/officeDocument/2006/relationships" xmlns:m="http://schemas.openxmlformats.org/officeDocument/2006/math" xmlns:v="urn:schemas-microsoft-com:vml" xmlns:wp14="http://schemas.microsoft.com/office/word/2010/wordprocessingDrawing" xmlns:wp="http://schemas.openxmlformats.org/drawingml/2006/wordprocessingDrawing" xmlns:w10="urn:schemas-microsoft-com:office:word" xmlns:w="http://schemas.openxmlformats.org/wordprocessingml/2006/main" xmlns:w14="http://schemas.microsoft.com/office/word/2010/wordml" xmlns:w15="http://schemas.microsoft.com/office/word/2012/wordml" xmlns:w16cex="http://schemas.microsoft.com/office/word/2018/wordml/cex" xmlns:w16cid="http://schemas.microsoft.com/office/word/2016/wordml/cid" xmlns:w16="http://schemas.microsoft.com/office/word/2018/wordml" xmlns:w16sdtdh="http://schemas.microsoft.com/office/word/2020/wordml/sdtdatahash" xmlns:w16se="http://schemas.microsoft.com/office/word/2015/wordml/symex" xmlns:wpg="http://schemas.microsoft.com/office/word/2010/wordprocessingGroup" xmlns:wpi="http://schemas.microsoft.com/office/word/2010/wordprocessingInk" xmlns:wne="http://schemas.microsoft.com/office/word/2006/wordml" xmlns:wps="http://schemas.microsoft.com/office/word/2010/wordprocessingShape" mc:Ignorable="w14 w15 w16se w16cid w16 w16cex w16sdtdh wp14">
   <w:body>
     <w:p>
       <w:pPr>
@@ -213,7 +213,7 @@
       </w:tr>
       <w:tr>
         <w:trPr>
-          <w:trHeight w:hRule="exact" w:val="992"/>
+          <w:trHeight w:hRule="exact" w:val="1325"/>
         </w:trPr>
         <w:tc>
           <w:tcPr>
@@ -721,22 +721,31 @@
               <w:bottom w:val="single" w:sz="3" w:space="0" w:color="000000"/>
               <w:right w:val="single" w:sz="3" w:space="0" w:color="000000"/>
             </w:tcBorders>
+            <w:vAlign w:val="center"/>
           </w:tcPr>
           <w:p>
             <w:pPr>
               <w:snapToGrid w:val="0"/>
               <w:spacing w:after="0" w:line="240" w:lineRule="auto"/>
+              <w:jc w:val="both"/>
               <w:rPr>
                 <w:rFonts w:ascii="微軟正黑體" w:eastAsia="微軟正黑體" w:hAnsi="微軟正黑體" w:cs="Times New Roman"/>
                 <w14:ligatures w14:val="none"/>
               </w:rPr>
             </w:pPr>
+            <w:r>
+              <w:rPr>
+                <w:rFonts w:ascii="微軟正黑體" w:eastAsia="微軟正黑體" w:hAnsi="微軟正黑體" w:cs="Times New Roman" w:hint="eastAsia"/>
+                <w14:ligatures w14:val="none"/>
+              </w:rPr>
+              <w:t>SNAP TO LEARN</w:t>
+            </w:r>
           </w:p>
         </w:tc>
       </w:tr>
       <w:tr>
         <w:trPr>
-          <w:trHeight w:hRule="exact" w:val="1458"/>
+          <w:trHeight w:hRule="exact" w:val="2690"/>
         </w:trPr>
         <w:tc>
           <w:tcPr>
@@ -791,19 +800,15 @@
             <w:pPr>
               <w:snapToGrid w:val="0"/>
               <w:spacing w:after="0" w:line="240" w:lineRule="auto"/>
-              <w:ind w:leftChars="50" w:left="120" w:rightChars="50" w:right="120" w:firstLineChars="200" w:firstLine="320"/>
+              <w:ind w:leftChars="50" w:left="120" w:rightChars="50" w:right="120" w:firstLineChars="200" w:firstLine="480"/>
               <w:rPr>
                 <w:rFonts w:ascii="微軟正黑體" w:eastAsia="微軟正黑體" w:hAnsi="微軟正黑體" w:cs="Times New Roman"/>
-                <w:sz w:val="16"/>
-                <w:szCs w:val="16"/>
                 <w14:ligatures w14:val="none"/>
               </w:rPr>
             </w:pPr>
             <w:r>
               <w:rPr>
                 <w:rFonts w:ascii="微軟正黑體" w:eastAsia="微軟正黑體" w:hAnsi="微軟正黑體" w:cs="Times New Roman"/>
-                <w:sz w:val="16"/>
-                <w:szCs w:val="16"/>
                 <w14:ligatures w14:val="none"/>
               </w:rPr>
               <w:t>隨著日本文化熱潮，越來越多台灣人想學日文，但傳統死板的教材常脫離生活，讓人半途而廢。為突破困境，本系統結合 AI 與影像辨識技術，主打「拍照即學習」。使用者只需用手機拍下生活周遭事物，就能即時轉化為專屬的日文素材。我們融合拍照辨識、情境學習與社群互動，打破傳統框架，打造出一款能真實融入日常的學習 App，讓學日文不再枯燥，隨時隨地都能輕鬆學習！</w:t>
@@ -849,6 +854,7 @@
                 <w:spacing w:val="-4"/>
                 <w14:ligatures w14:val="none"/>
               </w:rPr>
+              <w:lastRenderedPageBreak/>
               <w:t>創新計劃書</w:t>
             </w:r>
           </w:p>
@@ -911,7 +917,7 @@
             <w:pPr>
               <w:numPr>
                 <w:ilvl w:val="0"/>
-                <w:numId w:val="13"/>
+                <w:numId w:val="4"/>
               </w:numPr>
               <w:adjustRightInd w:val="0"/>
               <w:snapToGrid w:val="0"/>
@@ -972,7 +978,7 @@
             <w:pPr>
               <w:numPr>
                 <w:ilvl w:val="0"/>
-                <w:numId w:val="13"/>
+                <w:numId w:val="4"/>
               </w:numPr>
               <w:adjustRightInd w:val="0"/>
               <w:snapToGrid w:val="0"/>
@@ -1017,7 +1023,7 @@
             <w:pPr>
               <w:numPr>
                 <w:ilvl w:val="0"/>
-                <w:numId w:val="13"/>
+                <w:numId w:val="4"/>
               </w:numPr>
               <w:adjustRightInd w:val="0"/>
               <w:snapToGrid w:val="0"/>
@@ -1062,7 +1068,7 @@
             <w:pPr>
               <w:numPr>
                 <w:ilvl w:val="0"/>
-                <w:numId w:val="13"/>
+                <w:numId w:val="4"/>
               </w:numPr>
               <w:adjustRightInd w:val="0"/>
               <w:snapToGrid w:val="0"/>
@@ -1107,7 +1113,7 @@
             <w:pPr>
               <w:numPr>
                 <w:ilvl w:val="0"/>
-                <w:numId w:val="13"/>
+                <w:numId w:val="4"/>
               </w:numPr>
               <w:adjustRightInd w:val="0"/>
               <w:snapToGrid w:val="0"/>
@@ -1152,7 +1158,7 @@
             <w:pPr>
               <w:numPr>
                 <w:ilvl w:val="0"/>
-                <w:numId w:val="13"/>
+                <w:numId w:val="4"/>
               </w:numPr>
               <w:adjustRightInd w:val="0"/>
               <w:snapToGrid w:val="0"/>
@@ -1176,7 +1182,7 @@
             <w:pPr>
               <w:numPr>
                 <w:ilvl w:val="0"/>
-                <w:numId w:val="13"/>
+                <w:numId w:val="4"/>
               </w:numPr>
               <w:adjustRightInd w:val="0"/>
               <w:snapToGrid w:val="0"/>
@@ -1275,6 +1281,22 @@
     </w:p>
     <w:p>
       <w:pPr>
+        <w:widowControl/>
+        <w:rPr>
+          <w:sz w:val="52"/>
+          <w:szCs w:val="52"/>
+        </w:rPr>
+      </w:pPr>
+      <w:r>
+        <w:rPr>
+          <w:sz w:val="52"/>
+          <w:szCs w:val="52"/>
+        </w:rPr>
+        <w:br w:type="page"/>
+      </w:r>
+    </w:p>
+    <w:p>
+      <w:pPr>
         <w:spacing w:line="240" w:lineRule="auto"/>
         <w:jc w:val="center"/>
         <w:rPr>
@@ -1337,7 +1359,15 @@
         <w:t>作品名稱：</w:t>
       </w:r>
       <w:r>
-        <w:t xml:space="preserve"> SnapJap：拍照即學的 AI 日語情境模擬器 </w:t>
+        <w:t xml:space="preserve"> </w:t>
+      </w:r>
+      <w:proofErr w:type="spellStart"/>
+      <w:r>
+        <w:t>SnapJap</w:t>
+      </w:r>
+      <w:proofErr w:type="spellEnd"/>
+      <w:r>
+        <w:t xml:space="preserve">：拍照即學的 AI 日語情境模擬器 </w:t>
       </w:r>
     </w:p>
     <w:p>
@@ -1393,7 +1423,7 @@
         <w:pStyle w:val="Web"/>
         <w:numPr>
           <w:ilvl w:val="0"/>
-          <w:numId w:val="33"/>
+          <w:numId w:val="5"/>
         </w:numPr>
       </w:pPr>
       <w:r>
@@ -1408,7 +1438,21 @@
         <w:rPr>
           <w:rStyle w:val="citation-170"/>
         </w:rPr>
-        <w:t xml:space="preserve"> 目前日語學習市場（如 Duolingo, Busuu）多偏重於單向的單字記憶與文法測驗，學習者（特別是 N5、N4 初學者）普遍面臨「看得懂但不敢說」的痛點 </w:t>
+        <w:t xml:space="preserve"> 目前日語學習市場（如 Duolingo, </w:t>
+      </w:r>
+      <w:proofErr w:type="spellStart"/>
+      <w:r>
+        <w:rPr>
+          <w:rStyle w:val="citation-170"/>
+        </w:rPr>
+        <w:t>Busuu</w:t>
+      </w:r>
+      <w:proofErr w:type="spellEnd"/>
+      <w:r>
+        <w:rPr>
+          <w:rStyle w:val="citation-170"/>
+        </w:rPr>
+        <w:t xml:space="preserve">）多偏重於單向的單字記憶與文法測驗，學習者（特別是 N5、N4 初學者）普遍面臨「看得懂但不敢說」的痛點 </w:t>
       </w:r>
       <w:r>
         <w:rPr>
@@ -1425,7 +1469,7 @@
         <w:pStyle w:val="Web"/>
         <w:numPr>
           <w:ilvl w:val="0"/>
-          <w:numId w:val="33"/>
+          <w:numId w:val="5"/>
         </w:numPr>
         <w:rPr>
           <w:rStyle w:val="citation-168"/>
@@ -1445,25 +1489,18 @@
         <w:pStyle w:val="Web"/>
         <w:numPr>
           <w:ilvl w:val="0"/>
-          <w:numId w:val="47"/>
+          <w:numId w:val="15"/>
         </w:numPr>
       </w:pPr>
       <w:r>
         <w:rPr>
-          <w:rStyle w:val="citation-168"/>
           <w:b/>
           <w:bCs/>
         </w:rPr>
-        <w:t>技術整合：</w:t>
-      </w:r>
-      <w:r>
-        <w:rPr>
-          <w:rStyle w:val="citation-168"/>
-        </w:rPr>
-        <w:t xml:space="preserve"> 透過 Python 後端介接 Gemini API，實現具備語境理解能力的生成式 AI 互動，優於傳統 App 的固定罐頭回覆 </w:t>
-      </w:r>
-      <w:r>
-        <w:t>。</w:t>
+        <w:t>技術整合</w:t>
+      </w:r>
+      <w:r>
+        <w:t>： 透過 Python 後端介接 Gemini API，實現具備語境理解能力的生成式 AI 互動，優於傳統 App 的固定罐頭回覆 。</w:t>
       </w:r>
     </w:p>
     <w:p>
@@ -1471,25 +1508,18 @@
         <w:pStyle w:val="Web"/>
         <w:numPr>
           <w:ilvl w:val="0"/>
-          <w:numId w:val="50"/>
+          <w:numId w:val="15"/>
         </w:numPr>
       </w:pPr>
       <w:r>
         <w:rPr>
-          <w:rStyle w:val="citation-167"/>
           <w:b/>
           <w:bCs/>
         </w:rPr>
-        <w:t>高自由度情境：</w:t>
-      </w:r>
-      <w:r>
-        <w:rPr>
-          <w:rStyle w:val="citation-167"/>
-        </w:rPr>
-        <w:t xml:space="preserve"> 使用者可自訂角色扮演（Roleplay）腳本，不再侷限於教科書對話 </w:t>
-      </w:r>
-      <w:r>
-        <w:t>。</w:t>
+        <w:t>高自由度情境</w:t>
+      </w:r>
+      <w:r>
+        <w:t>： 使用者可自訂角色扮演（Roleplay）腳本，不再侷限於教科書對話 。</w:t>
       </w:r>
     </w:p>
     <w:p>
@@ -1497,25 +1527,18 @@
         <w:pStyle w:val="Web"/>
         <w:numPr>
           <w:ilvl w:val="0"/>
-          <w:numId w:val="50"/>
+          <w:numId w:val="15"/>
         </w:numPr>
       </w:pPr>
       <w:r>
         <w:rPr>
-          <w:rStyle w:val="citation-166"/>
           <w:b/>
           <w:bCs/>
         </w:rPr>
-        <w:t>開發效率：</w:t>
-      </w:r>
-      <w:r>
-        <w:rPr>
-          <w:rStyle w:val="citation-166"/>
-        </w:rPr>
-        <w:t xml:space="preserve"> 使用 Flutter 框架實現一套程式碼、雙平台（iOS/Android）運行的優勢 </w:t>
-      </w:r>
-      <w:r>
-        <w:t>。</w:t>
+        <w:t>開發效率</w:t>
+      </w:r>
+      <w:r>
+        <w:t>： 使用 Flutter 框架實現一套程式碼、雙平台（iOS/Android）運行的優勢 。</w:t>
       </w:r>
     </w:p>
     <w:p>
@@ -1523,7 +1546,7 @@
         <w:pStyle w:val="Web"/>
         <w:numPr>
           <w:ilvl w:val="0"/>
-          <w:numId w:val="33"/>
+          <w:numId w:val="5"/>
         </w:numPr>
       </w:pPr>
       <w:r>
@@ -1549,7 +1572,7 @@
         <w:pStyle w:val="Web"/>
         <w:numPr>
           <w:ilvl w:val="0"/>
-          <w:numId w:val="33"/>
+          <w:numId w:val="5"/>
         </w:numPr>
       </w:pPr>
       <w:r>
@@ -1586,7 +1609,7 @@
         <w:pStyle w:val="Web"/>
         <w:numPr>
           <w:ilvl w:val="0"/>
-          <w:numId w:val="34"/>
+          <w:numId w:val="6"/>
         </w:numPr>
       </w:pPr>
       <w:r>
@@ -1605,7 +1628,7 @@
         <w:pStyle w:val="Web"/>
         <w:numPr>
           <w:ilvl w:val="0"/>
-          <w:numId w:val="49"/>
+          <w:numId w:val="15"/>
         </w:numPr>
       </w:pPr>
       <w:r>
@@ -1613,7 +1636,6 @@
           <w:b/>
           <w:bCs/>
         </w:rPr>
-        <w:lastRenderedPageBreak/>
         <w:t>超級新手：</w:t>
       </w:r>
       <w:r>
@@ -1625,7 +1647,7 @@
         <w:pStyle w:val="Web"/>
         <w:numPr>
           <w:ilvl w:val="0"/>
-          <w:numId w:val="49"/>
+          <w:numId w:val="15"/>
         </w:numPr>
       </w:pPr>
       <w:r>
@@ -1633,6 +1655,7 @@
           <w:b/>
           <w:bCs/>
         </w:rPr>
+        <w:lastRenderedPageBreak/>
         <w:t>N5-N4 基礎實戰：</w:t>
       </w:r>
       <w:r>
@@ -1644,7 +1667,7 @@
         <w:pStyle w:val="Web"/>
         <w:numPr>
           <w:ilvl w:val="0"/>
-          <w:numId w:val="49"/>
+          <w:numId w:val="15"/>
         </w:numPr>
         <w:rPr>
           <w:lang w:eastAsia="ja-JP"/>
@@ -1672,7 +1695,7 @@
         <w:pStyle w:val="Web"/>
         <w:numPr>
           <w:ilvl w:val="0"/>
-          <w:numId w:val="49"/>
+          <w:numId w:val="15"/>
         </w:numPr>
         <w:rPr>
           <w:lang w:eastAsia="ja-JP"/>
@@ -1698,7 +1721,7 @@
         <w:pStyle w:val="Web"/>
         <w:numPr>
           <w:ilvl w:val="0"/>
-          <w:numId w:val="34"/>
+          <w:numId w:val="6"/>
         </w:numPr>
         <w:rPr>
           <w:rStyle w:val="citation-162"/>
@@ -1745,7 +1768,7 @@
         <w:pStyle w:val="Web"/>
         <w:numPr>
           <w:ilvl w:val="0"/>
-          <w:numId w:val="34"/>
+          <w:numId w:val="6"/>
         </w:numPr>
         <w:rPr>
           <w:rStyle w:val="citation-160"/>
@@ -1771,52 +1794,41 @@
         <w:pStyle w:val="Web"/>
         <w:numPr>
           <w:ilvl w:val="0"/>
-          <w:numId w:val="48"/>
+          <w:numId w:val="15"/>
         </w:numPr>
-        <w:rPr>
-          <w:rStyle w:val="citation-160"/>
-        </w:rPr>
-      </w:pPr>
-      <w:r>
-        <w:rPr>
-          <w:rStyle w:val="citation-160"/>
-        </w:rPr>
+      </w:pPr>
+      <w:r>
         <w:t>提供多樣化的預設場景</w:t>
       </w:r>
       <w:r>
         <w:rPr>
-          <w:rStyle w:val="citation-160"/>
           <w:rFonts w:hint="eastAsia"/>
         </w:rPr>
         <w:t>。</w:t>
       </w:r>
-    </w:p>
-    <w:p>
-      <w:pPr>
-        <w:pStyle w:val="Web"/>
-        <w:ind w:left="1200"/>
-      </w:pPr>
-      <w:r>
-        <w:rPr>
-          <w:rStyle w:val="citation-160"/>
-        </w:rPr>
+      <w:r>
+        <w:rPr>
+          <w:rFonts w:hint="eastAsia"/>
+        </w:rPr>
+        <w:t>（</w:t>
+      </w:r>
+      <w:r>
         <w:t>e</w:t>
       </w:r>
       <w:r>
         <w:rPr>
-          <w:rStyle w:val="citation-160"/>
           <w:rFonts w:hint="eastAsia"/>
         </w:rPr>
         <w:t>x</w:t>
       </w:r>
       <w:r>
-        <w:rPr>
-          <w:rStyle w:val="citation-160"/>
-        </w:rPr>
-        <w:t xml:space="preserve">：關西機場換匯、神戶餐廳點餐、或《花牌情緣》等動漫場景的深度模擬 </w:t>
-      </w:r>
-      <w:r>
-        <w:t>。</w:t>
+        <w:t>：關西機場換匯、神戶餐廳點餐、或《花牌情緣》等動漫場景的深度模擬 。</w:t>
+      </w:r>
+      <w:r>
+        <w:rPr>
+          <w:rFonts w:hint="eastAsia"/>
+        </w:rPr>
+        <w:t>）</w:t>
       </w:r>
     </w:p>
     <w:p>
@@ -1824,7 +1836,7 @@
         <w:pStyle w:val="Web"/>
         <w:numPr>
           <w:ilvl w:val="0"/>
-          <w:numId w:val="48"/>
+          <w:numId w:val="15"/>
         </w:numPr>
       </w:pPr>
       <w:r>
@@ -1836,12 +1848,18 @@
         <w:pStyle w:val="Web"/>
         <w:numPr>
           <w:ilvl w:val="0"/>
-          <w:numId w:val="34"/>
+          <w:numId w:val="6"/>
         </w:numPr>
+        <w:rPr>
+          <w:b/>
+          <w:bCs/>
+        </w:rPr>
       </w:pPr>
       <w:r>
         <w:rPr>
           <w:rStyle w:val="citation-159"/>
+          <w:b/>
+          <w:bCs/>
         </w:rPr>
         <w:t xml:space="preserve">商業模式（Business Model）： </w:t>
       </w:r>
@@ -1851,22 +1869,38 @@
         <w:pStyle w:val="Web"/>
         <w:numPr>
           <w:ilvl w:val="0"/>
-          <w:numId w:val="48"/>
+          <w:numId w:val="15"/>
         </w:numPr>
       </w:pPr>
+      <w:r>
+        <w:rPr>
+          <w:b/>
+          <w:bCs/>
+        </w:rPr>
+        <w:t>Freemium</w:t>
+      </w:r>
       <w:r>
         <w:rPr>
           <w:rStyle w:val="citation-158"/>
           <w:b/>
           <w:bCs/>
         </w:rPr>
-        <w:t>Freemium（免費增值）：</w:t>
+        <w:t>（免費增值）：</w:t>
       </w:r>
       <w:r>
         <w:rPr>
           <w:rStyle w:val="citation-158"/>
         </w:rPr>
-        <w:t xml:space="preserve"> 基本對話功能免費，進階情境、進階文法分析報告則需訂閱或付費解鎖 </w:t>
+        <w:t xml:space="preserve"> 基本對話功能免費，進階情境、進階文法分析報告則需</w:t>
+      </w:r>
+      <w:r>
+        <w:t>訂閱</w:t>
+      </w:r>
+      <w:r>
+        <w:rPr>
+          <w:rStyle w:val="citation-158"/>
+        </w:rPr>
+        <w:t xml:space="preserve">或付費解鎖 </w:t>
       </w:r>
       <w:r>
         <w:t>。</w:t>
@@ -1877,16 +1911,38 @@
         <w:pStyle w:val="Web"/>
         <w:numPr>
           <w:ilvl w:val="0"/>
-          <w:numId w:val="48"/>
+          <w:numId w:val="15"/>
         </w:numPr>
       </w:pPr>
+      <w:r>
+        <w:rPr>
+          <w:b/>
+          <w:bCs/>
+        </w:rPr>
+        <w:t>B2B</w:t>
+      </w:r>
       <w:r>
         <w:rPr>
           <w:rStyle w:val="citation-157"/>
           <w:b/>
           <w:bCs/>
         </w:rPr>
-        <w:t>B2B 合作：</w:t>
+        <w:t xml:space="preserve"> </w:t>
+      </w:r>
+      <w:r>
+        <w:rPr>
+          <w:b/>
+          <w:bCs/>
+        </w:rPr>
+        <w:t>合作</w:t>
+      </w:r>
+      <w:r>
+        <w:rPr>
+          <w:rStyle w:val="citation-157"/>
+          <w:b/>
+          <w:bCs/>
+        </w:rPr>
+        <w:t>：</w:t>
       </w:r>
       <w:r>
         <w:rPr>
@@ -1917,7 +1973,7 @@
         <w:pStyle w:val="Web"/>
         <w:numPr>
           <w:ilvl w:val="0"/>
-          <w:numId w:val="35"/>
+          <w:numId w:val="7"/>
         </w:numPr>
       </w:pPr>
       <w:r>
@@ -1939,26 +1995,131 @@
       <w:pPr>
         <w:pStyle w:val="Web"/>
         <w:numPr>
-          <w:ilvl w:val="1"/>
-          <w:numId w:val="45"/>
+          <w:ilvl w:val="0"/>
+          <w:numId w:val="15"/>
         </w:numPr>
       </w:pPr>
+      <w:r>
+        <w:rPr>
+          <w:b/>
+          <w:bCs/>
+        </w:rPr>
+        <w:t>體驗</w:t>
+      </w:r>
       <w:r>
         <w:rPr>
           <w:rStyle w:val="citation-150"/>
           <w:b/>
           <w:bCs/>
         </w:rPr>
-        <w:t>體驗式行銷：</w:t>
+        <w:t>式行銷</w:t>
       </w:r>
       <w:r>
         <w:rPr>
           <w:rStyle w:val="citation-150"/>
+          <w:b/>
+          <w:bCs/>
+        </w:rPr>
+        <w:t>：</w:t>
+      </w:r>
+      <w:r>
+        <w:rPr>
+          <w:rStyle w:val="citation-150"/>
         </w:rPr>
         <w:t xml:space="preserve"> 在社群媒體（Threads、Reels）發布實際對話截圖與有趣的 AI 互動影片 </w:t>
       </w:r>
       <w:r>
         <w:t>。</w:t>
+      </w:r>
+    </w:p>
+    <w:p>
+      <w:pPr>
+        <w:pStyle w:val="Web"/>
+        <w:numPr>
+          <w:ilvl w:val="0"/>
+          <w:numId w:val="15"/>
+        </w:numPr>
+      </w:pPr>
+      <w:r>
+        <w:rPr>
+          <w:rStyle w:val="citation-149"/>
+          <w:b/>
+          <w:bCs/>
+        </w:rPr>
+        <w:t>社群合作：</w:t>
+      </w:r>
+      <w:r>
+        <w:rPr>
+          <w:rStyle w:val="citation-149"/>
+        </w:rPr>
+        <w:t xml:space="preserve"> 與校內日文系或日文社團合作進行 Beta 測試 </w:t>
+      </w:r>
+      <w:r>
+        <w:t>。</w:t>
+      </w:r>
+    </w:p>
+    <w:p>
+      <w:pPr>
+        <w:pStyle w:val="Web"/>
+        <w:numPr>
+          <w:ilvl w:val="0"/>
+          <w:numId w:val="15"/>
+        </w:numPr>
+      </w:pPr>
+      <w:r>
+        <w:rPr>
+          <w:b/>
+          <w:bCs/>
+        </w:rPr>
+        <w:t>SEO</w:t>
+      </w:r>
+      <w:r>
+        <w:rPr>
+          <w:rStyle w:val="citation-148"/>
+          <w:b/>
+          <w:bCs/>
+        </w:rPr>
+        <w:t xml:space="preserve"> 與內容行銷</w:t>
+      </w:r>
+      <w:r>
+        <w:rPr>
+          <w:rStyle w:val="citation-148"/>
+          <w:b/>
+          <w:bCs/>
+        </w:rPr>
+        <w:t>：</w:t>
+      </w:r>
+      <w:r>
+        <w:rPr>
+          <w:rStyle w:val="citation-148"/>
+        </w:rPr>
+        <w:t xml:space="preserve"> 撰寫關於「如何克服日語口說恐懼」的教學文章，引導下載 App </w:t>
+      </w:r>
+      <w:r>
+        <w:t>。</w:t>
+      </w:r>
+    </w:p>
+    <w:p>
+      <w:pPr>
+        <w:pStyle w:val="Web"/>
+        <w:numPr>
+          <w:ilvl w:val="0"/>
+          <w:numId w:val="7"/>
+        </w:numPr>
+      </w:pPr>
+      <w:r>
+        <w:rPr>
+          <w:rStyle w:val="citation-155"/>
+          <w:b/>
+          <w:bCs/>
+        </w:rPr>
+        <w:t>目標消費族群（TA）：</w:t>
+      </w:r>
+      <w:r>
+        <w:rPr>
+          <w:rStyle w:val="citation-155"/>
+        </w:rPr>
+        <w:t xml:space="preserve"> </w:t>
       </w:r>
     </w:p>
     <w:p>
@@ -1966,22 +2127,22 @@
         <w:pStyle w:val="Web"/>
         <w:numPr>
           <w:ilvl w:val="1"/>
-          <w:numId w:val="45"/>
+          <w:numId w:val="14"/>
         </w:numPr>
       </w:pPr>
       <w:r>
         <w:rPr>
-          <w:rStyle w:val="citation-149"/>
+          <w:rStyle w:val="citation-154"/>
           <w:b/>
           <w:bCs/>
         </w:rPr>
-        <w:t>社群合作：</w:t>
-      </w:r>
-      <w:r>
-        <w:rPr>
-          <w:rStyle w:val="citation-149"/>
-        </w:rPr>
-        <w:t xml:space="preserve"> 與校內日文系或日文社團合作進行 Beta 測試 </w:t>
+        <w:t>對日本文化有興趣的人：</w:t>
+      </w:r>
+      <w:r>
+        <w:rPr>
+          <w:rStyle w:val="citation-154"/>
+        </w:rPr>
+        <w:t xml:space="preserve"> 正在準備 N4 或 N3 檢定，需要口說環境的學生 </w:t>
       </w:r>
       <w:r>
         <w:t>。</w:t>
@@ -1992,25 +2153,69 @@
         <w:pStyle w:val="Web"/>
         <w:numPr>
           <w:ilvl w:val="1"/>
-          <w:numId w:val="45"/>
+          <w:numId w:val="14"/>
         </w:numPr>
       </w:pPr>
       <w:r>
         <w:rPr>
-          <w:rStyle w:val="citation-148"/>
+          <w:rStyle w:val="citation-153"/>
           <w:b/>
           <w:bCs/>
         </w:rPr>
-        <w:t>SEO 與內容行銷：</w:t>
-      </w:r>
-      <w:r>
-        <w:rPr>
-          <w:rStyle w:val="citation-148"/>
-        </w:rPr>
-        <w:t xml:space="preserve"> 撰寫關於「如何克服日語口說恐懼」的教學文章，引導下載 App </w:t>
+        <w:lastRenderedPageBreak/>
+        <w:t>日本旅遊愛好者：</w:t>
+      </w:r>
+      <w:r>
+        <w:rPr>
+          <w:rStyle w:val="citation-153"/>
+        </w:rPr>
+        <w:t xml:space="preserve"> 計劃前往京阪神等地旅遊，希望學習實用生活對話的自由行旅客 </w:t>
       </w:r>
       <w:r>
         <w:t>。</w:t>
+      </w:r>
+    </w:p>
+    <w:p>
+      <w:pPr>
+        <w:pStyle w:val="Web"/>
+        <w:numPr>
+          <w:ilvl w:val="1"/>
+          <w:numId w:val="14"/>
+        </w:numPr>
+      </w:pPr>
+      <w:r>
+        <w:rPr>
+          <w:rStyle w:val="citation-152"/>
+          <w:b/>
+        </w:rPr>
+        <w:t>ACG 動漫社群</w:t>
+      </w:r>
+      <w:r>
+        <w:rPr>
+          <w:rStyle w:val="citation-152"/>
+          <w:bCs/>
+        </w:rPr>
+        <w:t>：</w:t>
+      </w:r>
+      <w:r>
+        <w:rPr>
+          <w:rStyle w:val="citation-152"/>
+        </w:rPr>
+        <w:t xml:space="preserve"> 希望能聽懂或與 AI 模擬動漫情境的深度愛好者 </w:t>
+      </w:r>
+      <w:r>
+        <w:t>。</w:t>
+      </w:r>
+    </w:p>
+    <w:p>
+      <w:pPr>
+        <w:pStyle w:val="Web"/>
+      </w:pPr>
+      <w:r>
+        <w:rPr>
+          <w:rStyle w:val="citation-147"/>
+        </w:rPr>
+        <w:t xml:space="preserve">四、 財務規劃 </w:t>
       </w:r>
     </w:p>
     <w:p>
@@ -2018,23 +2223,18 @@
         <w:pStyle w:val="Web"/>
         <w:numPr>
           <w:ilvl w:val="0"/>
-          <w:numId w:val="35"/>
+          <w:numId w:val="8"/>
         </w:numPr>
-      </w:pPr>
-      <w:r>
-        <w:rPr>
-          <w:rStyle w:val="citation-155"/>
+        <w:rPr>
           <w:b/>
-          <w:bCs/>
-        </w:rPr>
-        <w:lastRenderedPageBreak/>
-        <w:t>目標消費族群（TA）：</w:t>
-      </w:r>
-      <w:r>
-        <w:rPr>
-          <w:rStyle w:val="citation-155"/>
-        </w:rPr>
-        <w:t xml:space="preserve"> </w:t>
+        </w:rPr>
+      </w:pPr>
+      <w:r>
+        <w:rPr>
+          <w:rStyle w:val="citation-146"/>
+          <w:b/>
+        </w:rPr>
+        <w:t xml:space="preserve">預估損益表： </w:t>
       </w:r>
     </w:p>
     <w:p>
@@ -2042,22 +2242,22 @@
         <w:pStyle w:val="Web"/>
         <w:numPr>
           <w:ilvl w:val="1"/>
-          <w:numId w:val="45"/>
+          <w:numId w:val="13"/>
         </w:numPr>
       </w:pPr>
       <w:r>
         <w:rPr>
-          <w:rStyle w:val="citation-154"/>
+          <w:rStyle w:val="citation-145"/>
           <w:b/>
           <w:bCs/>
         </w:rPr>
-        <w:t>對日本文化有興趣的人：</w:t>
-      </w:r>
-      <w:r>
-        <w:rPr>
-          <w:rStyle w:val="citation-154"/>
-        </w:rPr>
-        <w:t xml:space="preserve"> 正在準備 N4 或 N3 檢定，需要口說環境的學生 </w:t>
+        <w:t>支出：</w:t>
+      </w:r>
+      <w:r>
+        <w:rPr>
+          <w:rStyle w:val="citation-145"/>
+        </w:rPr>
+        <w:t xml:space="preserve"> API 使用費（Gemini Tokens）、伺服器託管（如 Firebase 或 AWS）、開發者帳號維護費 </w:t>
       </w:r>
       <w:r>
         <w:t>。</w:t>
@@ -2068,25 +2268,85 @@
         <w:pStyle w:val="Web"/>
         <w:numPr>
           <w:ilvl w:val="1"/>
-          <w:numId w:val="45"/>
+          <w:numId w:val="13"/>
         </w:numPr>
       </w:pPr>
       <w:r>
         <w:rPr>
-          <w:rStyle w:val="citation-153"/>
+          <w:rStyle w:val="citation-144"/>
           <w:b/>
           <w:bCs/>
         </w:rPr>
-        <w:t>日本旅遊愛好者：</w:t>
-      </w:r>
-      <w:r>
-        <w:rPr>
-          <w:rStyle w:val="citation-153"/>
-        </w:rPr>
-        <w:t xml:space="preserve"> 計劃前往京阪神等地旅遊，希望學習實用生活對話的自由行旅客 </w:t>
+        <w:t>收入</w:t>
+      </w:r>
+      <w:r>
+        <w:rPr>
+          <w:rStyle w:val="citation-144"/>
+        </w:rPr>
+        <w:t xml:space="preserve">： 訂閱制月費、廣告收入（免費版）、特定主題包一次性購買 </w:t>
       </w:r>
       <w:r>
         <w:t>。</w:t>
+      </w:r>
+    </w:p>
+    <w:p>
+      <w:pPr>
+        <w:pStyle w:val="Web"/>
+        <w:numPr>
+          <w:ilvl w:val="0"/>
+          <w:numId w:val="8"/>
+        </w:numPr>
+      </w:pPr>
+      <w:r>
+        <w:rPr>
+          <w:rStyle w:val="citation-143"/>
+          <w:b/>
+          <w:bCs/>
+        </w:rPr>
+        <w:t>預估資產負債表：</w:t>
+      </w:r>
+      <w:r>
+        <w:rPr>
+          <w:rStyle w:val="citation-143"/>
+        </w:rPr>
+        <w:t xml:space="preserve"> 列出開發用的硬體設備、軟體著作權（App 源碼）做為無形資產 </w:t>
+      </w:r>
+      <w:r>
+        <w:t>。</w:t>
+      </w:r>
+    </w:p>
+    <w:p>
+      <w:pPr>
+        <w:pStyle w:val="Web"/>
+      </w:pPr>
+      <w:r>
+        <w:rPr>
+          <w:rStyle w:val="citation-142"/>
+        </w:rPr>
+        <w:t>五、 預期效益與結論</w:t>
+      </w:r>
+    </w:p>
+    <w:p>
+      <w:pPr>
+        <w:pStyle w:val="Web"/>
+        <w:numPr>
+          <w:ilvl w:val="0"/>
+          <w:numId w:val="9"/>
+        </w:numPr>
+      </w:pPr>
+      <w:r>
+        <w:rPr>
+          <w:rStyle w:val="citation-141"/>
+          <w:b/>
+          <w:bCs/>
+        </w:rPr>
+        <w:t>效益說明：</w:t>
+      </w:r>
+      <w:r>
+        <w:rPr>
+          <w:rStyle w:val="citation-141"/>
+        </w:rPr>
+        <w:t xml:space="preserve"> </w:t>
       </w:r>
     </w:p>
     <w:p>
@@ -2094,21 +2354,22 @@
         <w:pStyle w:val="Web"/>
         <w:numPr>
           <w:ilvl w:val="1"/>
-          <w:numId w:val="45"/>
+          <w:numId w:val="11"/>
         </w:numPr>
       </w:pPr>
       <w:r>
         <w:rPr>
-          <w:rStyle w:val="citation-152"/>
+          <w:rStyle w:val="citation-140"/>
+          <w:b/>
           <w:bCs/>
         </w:rPr>
-        <w:t>ACG 動漫社群：</w:t>
-      </w:r>
-      <w:r>
-        <w:rPr>
-          <w:rStyle w:val="citation-152"/>
-        </w:rPr>
-        <w:t xml:space="preserve"> 希望能聽懂或與 AI 模擬動漫情境的深度愛好者 </w:t>
+        <w:t>量化：</w:t>
+      </w:r>
+      <w:r>
+        <w:rPr>
+          <w:rStyle w:val="citation-140"/>
+        </w:rPr>
+        <w:t xml:space="preserve"> 目標第一年達成 5,000 次下載，使用者平均每日留存時間 15 分鐘 </w:t>
       </w:r>
       <w:r>
         <w:t>。</w:t>
@@ -2117,12 +2378,27 @@
     <w:p>
       <w:pPr>
         <w:pStyle w:val="Web"/>
-      </w:pPr>
-      <w:r>
-        <w:rPr>
-          <w:rStyle w:val="citation-147"/>
-        </w:rPr>
-        <w:t xml:space="preserve">四、 財務規劃 </w:t>
+        <w:numPr>
+          <w:ilvl w:val="1"/>
+          <w:numId w:val="11"/>
+        </w:numPr>
+      </w:pPr>
+      <w:r>
+        <w:rPr>
+          <w:rStyle w:val="citation-139"/>
+          <w:b/>
+          <w:bCs/>
+        </w:rPr>
+        <w:t>質化：</w:t>
+      </w:r>
+      <w:r>
+        <w:rPr>
+          <w:rStyle w:val="citation-139"/>
+        </w:rPr>
+        <w:t xml:space="preserve"> 解決學習者開口難的問題，打造數位時代的虛擬語言交換環境 </w:t>
+      </w:r>
+      <w:r>
+        <w:t>。</w:t>
       </w:r>
     </w:p>
     <w:p>
@@ -2130,19 +2406,20 @@
         <w:pStyle w:val="Web"/>
         <w:numPr>
           <w:ilvl w:val="0"/>
-          <w:numId w:val="36"/>
+          <w:numId w:val="9"/>
         </w:numPr>
       </w:pPr>
       <w:r>
         <w:rPr>
-          <w:rStyle w:val="citation-146"/>
+          <w:rStyle w:val="citation-138"/>
+          <w:b/>
           <w:bCs/>
         </w:rPr>
-        <w:t>預估損益表：</w:t>
-      </w:r>
-      <w:r>
-        <w:rPr>
-          <w:rStyle w:val="citation-146"/>
+        <w:t>潛在風險：</w:t>
+      </w:r>
+      <w:r>
+        <w:rPr>
+          <w:rStyle w:val="citation-138"/>
         </w:rPr>
         <w:t xml:space="preserve"> </w:t>
       </w:r>
@@ -2152,22 +2429,28 @@
         <w:pStyle w:val="Web"/>
         <w:numPr>
           <w:ilvl w:val="1"/>
-          <w:numId w:val="43"/>
+          <w:numId w:val="12"/>
         </w:numPr>
       </w:pPr>
       <w:r>
         <w:rPr>
-          <w:rStyle w:val="citation-145"/>
+          <w:rStyle w:val="citation-137"/>
           <w:b/>
+        </w:rPr>
+        <w:t>技術風險</w:t>
+      </w:r>
+      <w:r>
+        <w:rPr>
+          <w:rStyle w:val="citation-137"/>
           <w:bCs/>
         </w:rPr>
-        <w:t>支出：</w:t>
-      </w:r>
-      <w:r>
-        <w:rPr>
-          <w:rStyle w:val="citation-145"/>
-        </w:rPr>
-        <w:t xml:space="preserve"> API 使用費（Gemini Tokens）、伺服器託管（如 Firebase 或 AWS）、開發者帳號維護費 </w:t>
+        <w:t>：</w:t>
+      </w:r>
+      <w:r>
+        <w:rPr>
+          <w:rStyle w:val="citation-137"/>
+        </w:rPr>
+        <w:t xml:space="preserve"> AI 生成內容可能出現幻覺（Hallucination）或語法錯誤（需建立驗證層） </w:t>
       </w:r>
       <w:r>
         <w:t>。</w:t>
@@ -2178,14 +2461,22 @@
         <w:pStyle w:val="Web"/>
         <w:numPr>
           <w:ilvl w:val="1"/>
-          <w:numId w:val="43"/>
+          <w:numId w:val="12"/>
         </w:numPr>
       </w:pPr>
       <w:r>
         <w:rPr>
-          <w:rStyle w:val="citation-144"/>
-        </w:rPr>
-        <w:t xml:space="preserve">收入： 訂閱制月費、廣告收入（免費版）、特定主題包一次性購買 </w:t>
+          <w:rStyle w:val="citation-136"/>
+          <w:b/>
+          <w:bCs/>
+        </w:rPr>
+        <w:t>營運風險：</w:t>
+      </w:r>
+      <w:r>
+        <w:rPr>
+          <w:rStyle w:val="citation-136"/>
+        </w:rPr>
+        <w:t xml:space="preserve"> API 成本隨使用者增加而大幅上升（需優化 Prompt 長度） </w:t>
       </w:r>
       <w:r>
         <w:t>。</w:t>
@@ -2196,196 +2487,7 @@
         <w:pStyle w:val="Web"/>
         <w:numPr>
           <w:ilvl w:val="0"/>
-          <w:numId w:val="36"/>
-        </w:numPr>
-      </w:pPr>
-      <w:r>
-        <w:rPr>
-          <w:rStyle w:val="citation-143"/>
-          <w:b/>
-          <w:bCs/>
-        </w:rPr>
-        <w:t>預估資產負債表：</w:t>
-      </w:r>
-      <w:r>
-        <w:rPr>
-          <w:rStyle w:val="citation-143"/>
-        </w:rPr>
-        <w:t xml:space="preserve"> 列出開發用的硬體設備、軟體著作權（App 源碼）做為無形資產 </w:t>
-      </w:r>
-      <w:r>
-        <w:t>。</w:t>
-      </w:r>
-    </w:p>
-    <w:p>
-      <w:pPr>
-        <w:pStyle w:val="Web"/>
-        <w:rPr>
-          <w:rFonts w:hint="eastAsia"/>
-        </w:rPr>
-      </w:pPr>
-      <w:r>
-        <w:rPr>
-          <w:rStyle w:val="citation-142"/>
-        </w:rPr>
-        <w:t>五、 預期效益與結論</w:t>
-      </w:r>
-    </w:p>
-    <w:p>
-      <w:pPr>
-        <w:pStyle w:val="Web"/>
-        <w:numPr>
-          <w:ilvl w:val="0"/>
-          <w:numId w:val="37"/>
-        </w:numPr>
-      </w:pPr>
-      <w:r>
-        <w:rPr>
-          <w:rStyle w:val="citation-141"/>
-          <w:b/>
-          <w:bCs/>
-        </w:rPr>
-        <w:t>效益說明：</w:t>
-      </w:r>
-      <w:r>
-        <w:rPr>
-          <w:rStyle w:val="citation-141"/>
-        </w:rPr>
-        <w:t xml:space="preserve"> </w:t>
-      </w:r>
-    </w:p>
-    <w:p>
-      <w:pPr>
-        <w:pStyle w:val="Web"/>
-        <w:numPr>
-          <w:ilvl w:val="1"/>
-          <w:numId w:val="41"/>
-        </w:numPr>
-      </w:pPr>
-      <w:r>
-        <w:rPr>
-          <w:rStyle w:val="citation-140"/>
-          <w:b/>
-          <w:bCs/>
-        </w:rPr>
-        <w:t>量化：</w:t>
-      </w:r>
-      <w:r>
-        <w:rPr>
-          <w:rStyle w:val="citation-140"/>
-        </w:rPr>
-        <w:t xml:space="preserve"> 目標第一年達成 5,000 次下載，使用者平均每日留存時間 15 分鐘 </w:t>
-      </w:r>
-      <w:r>
-        <w:t>。</w:t>
-      </w:r>
-    </w:p>
-    <w:p>
-      <w:pPr>
-        <w:pStyle w:val="Web"/>
-        <w:numPr>
-          <w:ilvl w:val="1"/>
-          <w:numId w:val="41"/>
-        </w:numPr>
-      </w:pPr>
-      <w:r>
-        <w:rPr>
-          <w:rStyle w:val="citation-139"/>
-          <w:b/>
-          <w:bCs/>
-        </w:rPr>
-        <w:t>質化：</w:t>
-      </w:r>
-      <w:r>
-        <w:rPr>
-          <w:rStyle w:val="citation-139"/>
-        </w:rPr>
-        <w:t xml:space="preserve"> 解決學習者開口難的問題，打造數位時代的虛擬語言交換環境 </w:t>
-      </w:r>
-      <w:r>
-        <w:t>。</w:t>
-      </w:r>
-    </w:p>
-    <w:p>
-      <w:pPr>
-        <w:pStyle w:val="Web"/>
-        <w:numPr>
-          <w:ilvl w:val="0"/>
-          <w:numId w:val="37"/>
-        </w:numPr>
-      </w:pPr>
-      <w:r>
-        <w:rPr>
-          <w:rStyle w:val="citation-138"/>
-          <w:b/>
-          <w:bCs/>
-        </w:rPr>
-        <w:t>潛在風險：</w:t>
-      </w:r>
-      <w:r>
-        <w:rPr>
-          <w:rStyle w:val="citation-138"/>
-        </w:rPr>
-        <w:t xml:space="preserve"> </w:t>
-      </w:r>
-    </w:p>
-    <w:p>
-      <w:pPr>
-        <w:pStyle w:val="Web"/>
-        <w:numPr>
-          <w:ilvl w:val="1"/>
-          <w:numId w:val="42"/>
-        </w:numPr>
-      </w:pPr>
-      <w:r>
-        <w:rPr>
-          <w:rStyle w:val="citation-137"/>
-          <w:bCs/>
-        </w:rPr>
-        <w:t>技術風險：</w:t>
-      </w:r>
-      <w:r>
-        <w:rPr>
-          <w:rStyle w:val="citation-137"/>
-        </w:rPr>
-        <w:t xml:space="preserve"> AI 生成內容可能出現幻覺（Hallucination）或語法錯誤（需建立驗證層） </w:t>
-      </w:r>
-      <w:r>
-        <w:t>。</w:t>
-      </w:r>
-    </w:p>
-    <w:p>
-      <w:pPr>
-        <w:pStyle w:val="Web"/>
-        <w:numPr>
-          <w:ilvl w:val="1"/>
-          <w:numId w:val="42"/>
-        </w:numPr>
-      </w:pPr>
-      <w:r>
-        <w:rPr>
-          <w:rStyle w:val="citation-136"/>
-          <w:b/>
-          <w:bCs/>
-        </w:rPr>
-        <w:t>營運風險：</w:t>
-      </w:r>
-      <w:r>
-        <w:rPr>
-          <w:rStyle w:val="citation-136"/>
-        </w:rPr>
-        <w:t xml:space="preserve"> API 成本隨使用者增加而大幅上升（需優化 Prompt 長度） </w:t>
-      </w:r>
-      <w:r>
-        <w:t>。</w:t>
-      </w:r>
-    </w:p>
-    <w:p>
-      <w:pPr>
-        <w:pStyle w:val="Web"/>
-        <w:numPr>
-          <w:ilvl w:val="0"/>
-          <w:numId w:val="37"/>
+          <w:numId w:val="9"/>
         </w:numPr>
       </w:pPr>
       <w:r>
@@ -2425,7 +2527,7 @@
         <w:widowControl/>
         <w:numPr>
           <w:ilvl w:val="0"/>
-          <w:numId w:val="38"/>
+          <w:numId w:val="10"/>
         </w:numPr>
         <w:spacing w:before="100" w:beforeAutospacing="1" w:after="100" w:afterAutospacing="1" w:line="240" w:lineRule="auto"/>
         <w:rPr>
@@ -2489,7 +2591,7 @@
         <w:widowControl/>
         <w:numPr>
           <w:ilvl w:val="0"/>
-          <w:numId w:val="38"/>
+          <w:numId w:val="10"/>
         </w:numPr>
         <w:spacing w:before="100" w:beforeAutospacing="1" w:after="100" w:afterAutospacing="1" w:line="240" w:lineRule="auto"/>
         <w:rPr>
@@ -2504,8 +2606,16 @@
           <w:kern w:val="0"/>
           <w14:ligatures w14:val="none"/>
         </w:rPr>
+        <w:t>語料生成模組說明：本系統之日語單字釋義及多級別例句（初階、中階、進階）等動態文本，係透過 Google Gemini 大型語言模型（Large Language Model, LLM）API 進行即時自然語言生成，並以提示詞工程（Prompt Engineering）確保輸出符合 JLPT N5–N1 各級學習情境。AI 生成內容旨在提供即時且生活化之語言學習輔助，惟內容僅供</w:t>
+      </w:r>
+      <w:r>
+        <w:rPr>
+          <w:rFonts w:ascii="新細明體" w:eastAsia="新細明體" w:hAnsi="新細明體" w:cs="新細明體"/>
+          <w:kern w:val="0"/>
+          <w14:ligatures w14:val="none"/>
+        </w:rPr>
         <w:lastRenderedPageBreak/>
-        <w:t>語料生成模組說明：本系統之日語單字釋義及多級別例句（初階、中階、進階）等動態文本，係透過 Google Gemini 大型語言模型（Large Language Model, LLM）API 進行即時自然語言生成，並以提示詞工程（Prompt Engineering）確保輸出符合 JLPT N5–N1 各級學習情境。AI 生成內容旨在提供即時且生活化之語言學習輔助，惟內容僅供參考，如需進行嚴謹之學術研究或專業翻譯，建議另行參照傳統實體或線上權威辭典。</w:t>
+        <w:t>參考，如需進行嚴謹之學術研究或專業翻譯，建議另行參照傳統實體或線上權威辭典。</w:t>
       </w:r>
     </w:p>
     <w:p>
@@ -2513,7 +2623,7 @@
         <w:widowControl/>
         <w:numPr>
           <w:ilvl w:val="0"/>
-          <w:numId w:val="38"/>
+          <w:numId w:val="10"/>
         </w:numPr>
         <w:spacing w:before="100" w:beforeAutospacing="1" w:after="100" w:afterAutospacing="1" w:line="240" w:lineRule="auto"/>
         <w:rPr>
@@ -2537,7 +2647,7 @@
         <w:widowControl/>
         <w:numPr>
           <w:ilvl w:val="0"/>
-          <w:numId w:val="51"/>
+          <w:numId w:val="16"/>
         </w:numPr>
         <w:spacing w:before="100" w:beforeAutospacing="1" w:after="100" w:afterAutospacing="1" w:line="240" w:lineRule="auto"/>
         <w:rPr>
@@ -2571,7 +2681,7 @@
         <w:widowControl/>
         <w:numPr>
           <w:ilvl w:val="0"/>
-          <w:numId w:val="51"/>
+          <w:numId w:val="16"/>
         </w:numPr>
         <w:spacing w:before="100" w:beforeAutospacing="1" w:after="100" w:afterAutospacing="1" w:line="240" w:lineRule="auto"/>
         <w:rPr>
@@ -2605,12 +2715,13 @@
         <w:widowControl/>
         <w:numPr>
           <w:ilvl w:val="0"/>
-          <w:numId w:val="51"/>
+          <w:numId w:val="16"/>
         </w:numPr>
         <w:spacing w:before="100" w:beforeAutospacing="1" w:after="100" w:afterAutospacing="1" w:line="240" w:lineRule="auto"/>
         <w:rPr>
           <w:rFonts w:ascii="新細明體" w:eastAsia="新細明體" w:hAnsi="新細明體" w:cs="新細明體"/>
           <w:kern w:val="0"/>
+          <w:lang w:eastAsia="ja-JP"/>
           <w14:ligatures w14:val="none"/>
         </w:rPr>
       </w:pPr>
@@ -2620,6 +2731,7 @@
           <w:b/>
           <w:bCs/>
           <w:kern w:val="0"/>
+          <w:lang w:eastAsia="ja-JP"/>
           <w14:ligatures w14:val="none"/>
         </w:rPr>
         <w:t>N3</w:t>
@@ -2628,6 +2740,7 @@
         <w:rPr>
           <w:rFonts w:ascii="新細明體" w:eastAsia="新細明體" w:hAnsi="新細明體" w:cs="新細明體"/>
           <w:kern w:val="0"/>
+          <w:lang w:eastAsia="ja-JP"/>
           <w14:ligatures w14:val="none"/>
         </w:rPr>
         <w:t>：以日常抽象概念詞彙為核心，著重收錄與台灣學習者生活經驗高度相關之詞彙，如「蒸し暑い」（悶熱）、「滯在」（逗留）等。</w:t>
@@ -2639,12 +2752,13 @@
         <w:widowControl/>
         <w:numPr>
           <w:ilvl w:val="0"/>
-          <w:numId w:val="51"/>
+          <w:numId w:val="16"/>
         </w:numPr>
         <w:spacing w:before="100" w:beforeAutospacing="1" w:after="100" w:afterAutospacing="1" w:line="240" w:lineRule="auto"/>
         <w:rPr>
-          <w:rFonts w:ascii="新細明體" w:eastAsia="新細明體" w:hAnsi="新細明體" w:cs="新細明體" w:hint="eastAsia"/>
+          <w:rFonts w:ascii="新細明體" w:eastAsia="新細明體" w:hAnsi="新細明體" w:cs="新細明體"/>
           <w:kern w:val="0"/>
+          <w:lang w:eastAsia="ja-JP"/>
           <w14:ligatures w14:val="none"/>
         </w:rPr>
       </w:pPr>
@@ -2654,6 +2768,7 @@
           <w:b/>
           <w:bCs/>
           <w:kern w:val="0"/>
+          <w:lang w:eastAsia="ja-JP"/>
           <w14:ligatures w14:val="none"/>
         </w:rPr>
         <w:t>N2–N1</w:t>
@@ -2662,6 +2777,7 @@
         <w:rPr>
           <w:rFonts w:ascii="新細明體" w:eastAsia="新細明體" w:hAnsi="新細明體" w:cs="新細明體"/>
           <w:kern w:val="0"/>
+          <w:lang w:eastAsia="ja-JP"/>
           <w14:ligatures w14:val="none"/>
         </w:rPr>
         <w:t>：參照官方公佈之高級語彙辨析資料，涵蓋書面語、慣用語及擬聲擬態詞（如「おおらかな」、「ざっと」等）。</w:t>
@@ -2680,7 +2796,7 @@
 </file>
 
 <file path=word/endnotes.xml><?xml version="1.0" encoding="utf-8"?>
-<w:endnotes xmlns:wpc="http://schemas.microsoft.com/office/word/2010/wordprocessingCanvas" xmlns:cx="http://schemas.microsoft.com/office/drawing/2014/chartex" xmlns:cx1="http://schemas.microsoft.com/office/drawing/2015/9/8/chartex" xmlns:cx2="http://schemas.microsoft.com/office/drawing/2015/10/21/chartex" xmlns:cx3="http://schemas.microsoft.com/office/drawing/2016/5/9/chartex" xmlns:cx4="http://schemas.microsoft.com/office/drawing/2016/5/10/chartex" xmlns:cx5="http://schemas.microsoft.com/office/drawing/2016/5/11/chartex" xmlns:cx6="http://schemas.microsoft.com/office/drawing/2016/5/12/chartex" xmlns:cx7="http://schemas.microsoft.com/office/drawing/2016/5/13/chartex" xmlns:cx8="http://schemas.microsoft.com/office/drawing/2016/5/14/chartex" xmlns:mc="http://schemas.openxmlformats.org/markup-compatibility/2006" xmlns:aink="http://schemas.microsoft.com/office/drawing/2016/ink" xmlns:am3d="http://schemas.microsoft.com/office/drawing/2017/model3d" xmlns:o="urn:schemas-microsoft-com:office:office" xmlns:oel="http://schemas.microsoft.com/office/2019/extlst" xmlns:r="http://schemas.openxmlformats.org/officeDocument/2006/relationships" xmlns:m="http://schemas.openxmlformats.org/officeDocument/2006/math" xmlns:v="urn:schemas-microsoft-com:vml" xmlns:wp14="http://schemas.microsoft.com/office/word/2010/wordprocessingDrawing" xmlns:wp="http://schemas.openxmlformats.org/drawingml/2006/wordprocessingDrawing" xmlns:w10="urn:schemas-microsoft-com:office:word" xmlns:w="http://schemas.openxmlformats.org/wordprocessingml/2006/main" xmlns:w14="http://schemas.microsoft.com/office/word/2010/wordml" xmlns:w15="http://schemas.microsoft.com/office/word/2012/wordml" xmlns:w16cex="http://schemas.microsoft.com/office/word/2018/wordml/cex" xmlns:w16cid="http://schemas.microsoft.com/office/word/2016/wordml/cid" xmlns:w16="http://schemas.microsoft.com/office/word/2018/wordml" xmlns:w16sdtdh="http://schemas.microsoft.com/office/word/2020/wordml/sdtdatahash" xmlns:w16se="http://schemas.microsoft.com/office/word/2015/wordml/symex" xmlns:wpg="http://schemas.microsoft.com/office/word/2010/wordprocessingGroup" xmlns:wpi="http://schemas.microsoft.com/office/word/2010/wordprocessingInk" xmlns:wne="http://schemas.microsoft.com/office/word/2006/wordml" xmlns:wps="http://schemas.microsoft.com/office/word/2010/wordprocessingShape" mc:Ignorable="w14 w15 w16se w16cid w16 w16cex w16sdtdh wp14">
+<w:endnotes xmlns:wpc="http://schemas.microsoft.com/office/word/2010/wordprocessingCanvas" xmlns:cx="http://schemas.microsoft.com/office/drawing/2014/chartex" xmlns:cx1="http://schemas.microsoft.com/office/drawing/2015/9/8/chartex" xmlns:cx2="http://schemas.microsoft.com/office/drawing/2015/10/21/chartex" xmlns:cx3="http://schemas.microsoft.com/office/drawing/2016/5/9/chartex" xmlns:cx4="http://schemas.microsoft.com/office/drawing/2016/5/10/chartex" xmlns:cx5="http://schemas.microsoft.com/office/drawing/2016/5/11/chartex" xmlns:cx6="http://schemas.microsoft.com/office/drawing/2016/5/12/chartex" xmlns:cx7="http://schemas.microsoft.com/office/drawing/2016/5/13/chartex" xmlns:cx8="http://schemas.microsoft.com/office/drawing/2016/5/14/chartex" xmlns:mc="http://schemas.openxmlformats.org/markup-compatibility/2006" xmlns:aink="http://schemas.microsoft.com/office/drawing/2016/ink" xmlns:am3d="http://schemas.microsoft.com/office/drawing/2017/model3d" xmlns:o="urn:schemas-microsoft-com:office:office" xmlns:r="http://schemas.openxmlformats.org/officeDocument/2006/relationships" xmlns:m="http://schemas.openxmlformats.org/officeDocument/2006/math" xmlns:v="urn:schemas-microsoft-com:vml" xmlns:wp14="http://schemas.microsoft.com/office/word/2010/wordprocessingDrawing" xmlns:wp="http://schemas.openxmlformats.org/drawingml/2006/wordprocessingDrawing" xmlns:w10="urn:schemas-microsoft-com:office:word" xmlns:w="http://schemas.openxmlformats.org/wordprocessingml/2006/main" xmlns:w14="http://schemas.microsoft.com/office/word/2010/wordml" xmlns:w15="http://schemas.microsoft.com/office/word/2012/wordml" xmlns:w16cex="http://schemas.microsoft.com/office/word/2018/wordml/cex" xmlns:w16cid="http://schemas.microsoft.com/office/word/2016/wordml/cid" xmlns:w16="http://schemas.microsoft.com/office/word/2018/wordml" xmlns:w16sdtdh="http://schemas.microsoft.com/office/word/2020/wordml/sdtdatahash" xmlns:w16se="http://schemas.microsoft.com/office/word/2015/wordml/symex" xmlns:wpg="http://schemas.microsoft.com/office/word/2010/wordprocessingGroup" xmlns:wpi="http://schemas.microsoft.com/office/word/2010/wordprocessingInk" xmlns:wne="http://schemas.microsoft.com/office/word/2006/wordml" xmlns:wps="http://schemas.microsoft.com/office/word/2010/wordprocessingShape" mc:Ignorable="w14 w15 w16se w16cid w16 w16cex w16sdtdh wp14">
   <w:endnote w:type="separator" w:id="-1">
     <w:p>
       <w:pPr>
@@ -2705,7 +2821,7 @@
 </file>
 
 <file path=word/footnotes.xml><?xml version="1.0" encoding="utf-8"?>
-<w:footnotes xmlns:wpc="http://schemas.microsoft.com/office/word/2010/wordprocessingCanvas" xmlns:cx="http://schemas.microsoft.com/office/drawing/2014/chartex" xmlns:cx1="http://schemas.microsoft.com/office/drawing/2015/9/8/chartex" xmlns:cx2="http://schemas.microsoft.com/office/drawing/2015/10/21/chartex" xmlns:cx3="http://schemas.microsoft.com/office/drawing/2016/5/9/chartex" xmlns:cx4="http://schemas.microsoft.com/office/drawing/2016/5/10/chartex" xmlns:cx5="http://schemas.microsoft.com/office/drawing/2016/5/11/chartex" xmlns:cx6="http://schemas.microsoft.com/office/drawing/2016/5/12/chartex" xmlns:cx7="http://schemas.microsoft.com/office/drawing/2016/5/13/chartex" xmlns:cx8="http://schemas.microsoft.com/office/drawing/2016/5/14/chartex" xmlns:mc="http://schemas.openxmlformats.org/markup-compatibility/2006" xmlns:aink="http://schemas.microsoft.com/office/drawing/2016/ink" xmlns:am3d="http://schemas.microsoft.com/office/drawing/2017/model3d" xmlns:o="urn:schemas-microsoft-com:office:office" xmlns:oel="http://schemas.microsoft.com/office/2019/extlst" xmlns:r="http://schemas.openxmlformats.org/officeDocument/2006/relationships" xmlns:m="http://schemas.openxmlformats.org/officeDocument/2006/math" xmlns:v="urn:schemas-microsoft-com:vml" xmlns:wp14="http://schemas.microsoft.com/office/word/2010/wordprocessingDrawing" xmlns:wp="http://schemas.openxmlformats.org/drawingml/2006/wordprocessingDrawing" xmlns:w10="urn:schemas-microsoft-com:office:word" xmlns:w="http://schemas.openxmlformats.org/wordprocessingml/2006/main" xmlns:w14="http://schemas.microsoft.com/office/word/2010/wordml" xmlns:w15="http://schemas.microsoft.com/office/word/2012/wordml" xmlns:w16cex="http://schemas.microsoft.com/office/word/2018/wordml/cex" xmlns:w16cid="http://schemas.microsoft.com/office/word/2016/wordml/cid" xmlns:w16="http://schemas.microsoft.com/office/word/2018/wordml" xmlns:w16sdtdh="http://schemas.microsoft.com/office/word/2020/wordml/sdtdatahash" xmlns:w16se="http://schemas.microsoft.com/office/word/2015/wordml/symex" xmlns:wpg="http://schemas.microsoft.com/office/word/2010/wordprocessingGroup" xmlns:wpi="http://schemas.microsoft.com/office/word/2010/wordprocessingInk" xmlns:wne="http://schemas.microsoft.com/office/word/2006/wordml" xmlns:wps="http://schemas.microsoft.com/office/word/2010/wordprocessingShape" mc:Ignorable="w14 w15 w16se w16cid w16 w16cex w16sdtdh wp14">
+<w:footnotes xmlns:wpc="http://schemas.microsoft.com/office/word/2010/wordprocessingCanvas" xmlns:cx="http://schemas.microsoft.com/office/drawing/2014/chartex" xmlns:cx1="http://schemas.microsoft.com/office/drawing/2015/9/8/chartex" xmlns:cx2="http://schemas.microsoft.com/office/drawing/2015/10/21/chartex" xmlns:cx3="http://schemas.microsoft.com/office/drawing/2016/5/9/chartex" xmlns:cx4="http://schemas.microsoft.com/office/drawing/2016/5/10/chartex" xmlns:cx5="http://schemas.microsoft.com/office/drawing/2016/5/11/chartex" xmlns:cx6="http://schemas.microsoft.com/office/drawing/2016/5/12/chartex" xmlns:cx7="http://schemas.microsoft.com/office/drawing/2016/5/13/chartex" xmlns:cx8="http://schemas.microsoft.com/office/drawing/2016/5/14/chartex" xmlns:mc="http://schemas.openxmlformats.org/markup-compatibility/2006" xmlns:aink="http://schemas.microsoft.com/office/drawing/2016/ink" xmlns:am3d="http://schemas.microsoft.com/office/drawing/2017/model3d" xmlns:o="urn:schemas-microsoft-com:office:office" xmlns:r="http://schemas.openxmlformats.org/officeDocument/2006/relationships" xmlns:m="http://schemas.openxmlformats.org/officeDocument/2006/math" xmlns:v="urn:schemas-microsoft-com:vml" xmlns:wp14="http://schemas.microsoft.com/office/word/2010/wordprocessingDrawing" xmlns:wp="http://schemas.openxmlformats.org/drawingml/2006/wordprocessingDrawing" xmlns:w10="urn:schemas-microsoft-com:office:word" xmlns:w="http://schemas.openxmlformats.org/wordprocessingml/2006/main" xmlns:w14="http://schemas.microsoft.com/office/word/2010/wordml" xmlns:w15="http://schemas.microsoft.com/office/word/2012/wordml" xmlns:w16cex="http://schemas.microsoft.com/office/word/2018/wordml/cex" xmlns:w16cid="http://schemas.microsoft.com/office/word/2016/wordml/cid" xmlns:w16="http://schemas.microsoft.com/office/word/2018/wordml" xmlns:w16sdtdh="http://schemas.microsoft.com/office/word/2020/wordml/sdtdatahash" xmlns:w16se="http://schemas.microsoft.com/office/word/2015/wordml/symex" xmlns:wpg="http://schemas.microsoft.com/office/word/2010/wordprocessingGroup" xmlns:wpi="http://schemas.microsoft.com/office/word/2010/wordprocessingInk" xmlns:wne="http://schemas.microsoft.com/office/word/2006/wordml" xmlns:wps="http://schemas.microsoft.com/office/word/2010/wordprocessingShape" mc:Ignorable="w14 w15 w16se w16cid w16 w16cex w16sdtdh wp14">
   <w:footnote w:type="separator" w:id="-1">
     <w:p>
       <w:pPr>
@@ -2730,7 +2846,7 @@
 </file>
 
 <file path=word/header1.xml><?xml version="1.0" encoding="utf-8"?>
-<w:hdr xmlns:wpc="http://schemas.microsoft.com/office/word/2010/wordprocessingCanvas" xmlns:cx="http://schemas.microsoft.com/office/drawing/2014/chartex" xmlns:cx1="http://schemas.microsoft.com/office/drawing/2015/9/8/chartex" xmlns:cx2="http://schemas.microsoft.com/office/drawing/2015/10/21/chartex" xmlns:cx3="http://schemas.microsoft.com/office/drawing/2016/5/9/chartex" xmlns:cx4="http://schemas.microsoft.com/office/drawing/2016/5/10/chartex" xmlns:cx5="http://schemas.microsoft.com/office/drawing/2016/5/11/chartex" xmlns:cx6="http://schemas.microsoft.com/office/drawing/2016/5/12/chartex" xmlns:cx7="http://schemas.microsoft.com/office/drawing/2016/5/13/chartex" xmlns:cx8="http://schemas.microsoft.com/office/drawing/2016/5/14/chartex" xmlns:mc="http://schemas.openxmlformats.org/markup-compatibility/2006" xmlns:aink="http://schemas.microsoft.com/office/drawing/2016/ink" xmlns:am3d="http://schemas.microsoft.com/office/drawing/2017/model3d" xmlns:o="urn:schemas-microsoft-com:office:office" xmlns:oel="http://schemas.microsoft.com/office/2019/extlst" xmlns:r="http://schemas.openxmlformats.org/officeDocument/2006/relationships" xmlns:m="http://schemas.openxmlformats.org/officeDocument/2006/math" xmlns:v="urn:schemas-microsoft-com:vml" xmlns:wp14="http://schemas.microsoft.com/office/word/2010/wordprocessingDrawing" xmlns:wp="http://schemas.openxmlformats.org/drawingml/2006/wordprocessingDrawing" xmlns:w10="urn:schemas-microsoft-com:office:word" xmlns:w="http://schemas.openxmlformats.org/wordprocessingml/2006/main" xmlns:w14="http://schemas.microsoft.com/office/word/2010/wordml" xmlns:w15="http://schemas.microsoft.com/office/word/2012/wordml" xmlns:w16cex="http://schemas.microsoft.com/office/word/2018/wordml/cex" xmlns:w16cid="http://schemas.microsoft.com/office/word/2016/wordml/cid" xmlns:w16="http://schemas.microsoft.com/office/word/2018/wordml" xmlns:w16sdtdh="http://schemas.microsoft.com/office/word/2020/wordml/sdtdatahash" xmlns:w16se="http://schemas.microsoft.com/office/word/2015/wordml/symex" xmlns:wpg="http://schemas.microsoft.com/office/word/2010/wordprocessingGroup" xmlns:wpi="http://schemas.microsoft.com/office/word/2010/wordprocessingInk" xmlns:wne="http://schemas.microsoft.com/office/word/2006/wordml" xmlns:wps="http://schemas.microsoft.com/office/word/2010/wordprocessingShape" mc:Ignorable="w14 w15 w16se w16cid w16 w16cex w16sdtdh wp14">
+<w:hdr xmlns:wpc="http://schemas.microsoft.com/office/word/2010/wordprocessingCanvas" xmlns:cx="http://schemas.microsoft.com/office/drawing/2014/chartex" xmlns:cx1="http://schemas.microsoft.com/office/drawing/2015/9/8/chartex" xmlns:cx2="http://schemas.microsoft.com/office/drawing/2015/10/21/chartex" xmlns:cx3="http://schemas.microsoft.com/office/drawing/2016/5/9/chartex" xmlns:cx4="http://schemas.microsoft.com/office/drawing/2016/5/10/chartex" xmlns:cx5="http://schemas.microsoft.com/office/drawing/2016/5/11/chartex" xmlns:cx6="http://schemas.microsoft.com/office/drawing/2016/5/12/chartex" xmlns:cx7="http://schemas.microsoft.com/office/drawing/2016/5/13/chartex" xmlns:cx8="http://schemas.microsoft.com/office/drawing/2016/5/14/chartex" xmlns:mc="http://schemas.openxmlformats.org/markup-compatibility/2006" xmlns:aink="http://schemas.microsoft.com/office/drawing/2016/ink" xmlns:am3d="http://schemas.microsoft.com/office/drawing/2017/model3d" xmlns:o="urn:schemas-microsoft-com:office:office" xmlns:r="http://schemas.openxmlformats.org/officeDocument/2006/relationships" xmlns:m="http://schemas.openxmlformats.org/officeDocument/2006/math" xmlns:v="urn:schemas-microsoft-com:vml" xmlns:wp14="http://schemas.microsoft.com/office/word/2010/wordprocessingDrawing" xmlns:wp="http://schemas.openxmlformats.org/drawingml/2006/wordprocessingDrawing" xmlns:w10="urn:schemas-microsoft-com:office:word" xmlns:w="http://schemas.openxmlformats.org/wordprocessingml/2006/main" xmlns:w14="http://schemas.microsoft.com/office/word/2010/wordml" xmlns:w15="http://schemas.microsoft.com/office/word/2012/wordml" xmlns:w16cex="http://schemas.microsoft.com/office/word/2018/wordml/cex" xmlns:w16cid="http://schemas.microsoft.com/office/word/2016/wordml/cid" xmlns:w16="http://schemas.microsoft.com/office/word/2018/wordml" xmlns:w16sdtdh="http://schemas.microsoft.com/office/word/2020/wordml/sdtdatahash" xmlns:w16se="http://schemas.microsoft.com/office/word/2015/wordml/symex" xmlns:wpg="http://schemas.microsoft.com/office/word/2010/wordprocessingGroup" xmlns:wpi="http://schemas.microsoft.com/office/word/2010/wordprocessingInk" xmlns:wne="http://schemas.microsoft.com/office/word/2006/wordml" xmlns:wps="http://schemas.microsoft.com/office/word/2010/wordprocessingShape" mc:Ignorable="w14 w15 w16se w16cid w16 w16cex w16sdtdh wp14">
   <w:p>
     <w:pPr>
       <w:pStyle w:val="af2"/>
@@ -2758,213 +2874,8 @@
 </file>
 
 <file path=word/numbering.xml><?xml version="1.0" encoding="utf-8"?>
-<w:numbering xmlns:wpc="http://schemas.microsoft.com/office/word/2010/wordprocessingCanvas" xmlns:cx="http://schemas.microsoft.com/office/drawing/2014/chartex" xmlns:cx1="http://schemas.microsoft.com/office/drawing/2015/9/8/chartex" xmlns:cx2="http://schemas.microsoft.com/office/drawing/2015/10/21/chartex" xmlns:cx3="http://schemas.microsoft.com/office/drawing/2016/5/9/chartex" xmlns:cx4="http://schemas.microsoft.com/office/drawing/2016/5/10/chartex" xmlns:cx5="http://schemas.microsoft.com/office/drawing/2016/5/11/chartex" xmlns:cx6="http://schemas.microsoft.com/office/drawing/2016/5/12/chartex" xmlns:cx7="http://schemas.microsoft.com/office/drawing/2016/5/13/chartex" xmlns:cx8="http://schemas.microsoft.com/office/drawing/2016/5/14/chartex" xmlns:mc="http://schemas.openxmlformats.org/markup-compatibility/2006" xmlns:aink="http://schemas.microsoft.com/office/drawing/2016/ink" xmlns:am3d="http://schemas.microsoft.com/office/drawing/2017/model3d" xmlns:o="urn:schemas-microsoft-com:office:office" xmlns:oel="http://schemas.microsoft.com/office/2019/extlst" xmlns:r="http://schemas.openxmlformats.org/officeDocument/2006/relationships" xmlns:m="http://schemas.openxmlformats.org/officeDocument/2006/math" xmlns:v="urn:schemas-microsoft-com:vml" xmlns:wp14="http://schemas.microsoft.com/office/word/2010/wordprocessingDrawing" xmlns:wp="http://schemas.openxmlformats.org/drawingml/2006/wordprocessingDrawing" xmlns:w10="urn:schemas-microsoft-com:office:word" xmlns:w="http://schemas.openxmlformats.org/wordprocessingml/2006/main" xmlns:w14="http://schemas.microsoft.com/office/word/2010/wordml" xmlns:w15="http://schemas.microsoft.com/office/word/2012/wordml" xmlns:w16cex="http://schemas.microsoft.com/office/word/2018/wordml/cex" xmlns:w16cid="http://schemas.microsoft.com/office/word/2016/wordml/cid" xmlns:w16="http://schemas.microsoft.com/office/word/2018/wordml" xmlns:w16sdtdh="http://schemas.microsoft.com/office/word/2020/wordml/sdtdatahash" xmlns:w16se="http://schemas.microsoft.com/office/word/2015/wordml/symex" xmlns:wpg="http://schemas.microsoft.com/office/word/2010/wordprocessingGroup" xmlns:wpi="http://schemas.microsoft.com/office/word/2010/wordprocessingInk" xmlns:wne="http://schemas.microsoft.com/office/word/2006/wordml" xmlns:wps="http://schemas.microsoft.com/office/word/2010/wordprocessingShape" mc:Ignorable="w14 w15 w16se w16cid w16 w16cex w16sdtdh wp14">
+<w:numbering xmlns:wpc="http://schemas.microsoft.com/office/word/2010/wordprocessingCanvas" xmlns:cx="http://schemas.microsoft.com/office/drawing/2014/chartex" xmlns:cx1="http://schemas.microsoft.com/office/drawing/2015/9/8/chartex" xmlns:cx2="http://schemas.microsoft.com/office/drawing/2015/10/21/chartex" xmlns:cx3="http://schemas.microsoft.com/office/drawing/2016/5/9/chartex" xmlns:cx4="http://schemas.microsoft.com/office/drawing/2016/5/10/chartex" xmlns:cx5="http://schemas.microsoft.com/office/drawing/2016/5/11/chartex" xmlns:cx6="http://schemas.microsoft.com/office/drawing/2016/5/12/chartex" xmlns:cx7="http://schemas.microsoft.com/office/drawing/2016/5/13/chartex" xmlns:cx8="http://schemas.microsoft.com/office/drawing/2016/5/14/chartex" xmlns:mc="http://schemas.openxmlformats.org/markup-compatibility/2006" xmlns:aink="http://schemas.microsoft.com/office/drawing/2016/ink" xmlns:am3d="http://schemas.microsoft.com/office/drawing/2017/model3d" xmlns:o="urn:schemas-microsoft-com:office:office" xmlns:r="http://schemas.openxmlformats.org/officeDocument/2006/relationships" xmlns:m="http://schemas.openxmlformats.org/officeDocument/2006/math" xmlns:v="urn:schemas-microsoft-com:vml" xmlns:wp14="http://schemas.microsoft.com/office/word/2010/wordprocessingDrawing" xmlns:wp="http://schemas.openxmlformats.org/drawingml/2006/wordprocessingDrawing" xmlns:w10="urn:schemas-microsoft-com:office:word" xmlns:w="http://schemas.openxmlformats.org/wordprocessingml/2006/main" xmlns:w14="http://schemas.microsoft.com/office/word/2010/wordml" xmlns:w15="http://schemas.microsoft.com/office/word/2012/wordml" xmlns:w16cex="http://schemas.microsoft.com/office/word/2018/wordml/cex" xmlns:w16cid="http://schemas.microsoft.com/office/word/2016/wordml/cid" xmlns:w16="http://schemas.microsoft.com/office/word/2018/wordml" xmlns:w16sdtdh="http://schemas.microsoft.com/office/word/2020/wordml/sdtdatahash" xmlns:w16se="http://schemas.microsoft.com/office/word/2015/wordml/symex" xmlns:wpg="http://schemas.microsoft.com/office/word/2010/wordprocessingGroup" xmlns:wpi="http://schemas.microsoft.com/office/word/2010/wordprocessingInk" xmlns:wne="http://schemas.microsoft.com/office/word/2006/wordml" xmlns:wps="http://schemas.microsoft.com/office/word/2010/wordprocessingShape" mc:Ignorable="w14 w15 w16se w16cid w16 w16cex w16sdtdh wp14">
   <w:abstractNum w:abstractNumId="0" w15:restartNumberingAfterBreak="0">
-    <w:nsid w:val="00CD5F8F"/>
-    <w:multiLevelType w:val="hybridMultilevel"/>
-    <w:tmpl w:val="6A0A7B42"/>
-    <w:lvl w:ilvl="0" w:tplc="3FA63D66">
-      <w:start w:val="1"/>
-      <w:numFmt w:val="taiwaneseCountingThousand"/>
-      <w:lvlText w:val="%1、"/>
-      <w:lvlJc w:val="left"/>
-      <w:pPr>
-        <w:ind w:left="965" w:hanging="480"/>
-      </w:pPr>
-      <w:rPr>
-        <w:b w:val="0"/>
-        <w:bCs/>
-        <w:sz w:val="24"/>
-        <w:szCs w:val="24"/>
-      </w:rPr>
-    </w:lvl>
-    <w:lvl w:ilvl="1" w:tplc="F5BAA8DA" w:tentative="1">
-      <w:start w:val="1"/>
-      <w:numFmt w:val="ideographTraditional"/>
-      <w:lvlText w:val="%2、"/>
-      <w:lvlJc w:val="left"/>
-      <w:pPr>
-        <w:ind w:left="1445" w:hanging="480"/>
-      </w:pPr>
-    </w:lvl>
-    <w:lvl w:ilvl="2" w:tplc="55FE830A" w:tentative="1">
-      <w:start w:val="1"/>
-      <w:numFmt w:val="lowerRoman"/>
-      <w:lvlText w:val="%3."/>
-      <w:lvlJc w:val="right"/>
-      <w:pPr>
-        <w:ind w:left="1925" w:hanging="480"/>
-      </w:pPr>
-    </w:lvl>
-    <w:lvl w:ilvl="3" w:tplc="886ABD62" w:tentative="1">
-      <w:start w:val="1"/>
-      <w:numFmt w:val="decimal"/>
-      <w:lvlText w:val="%4."/>
-      <w:lvlJc w:val="left"/>
-      <w:pPr>
-        <w:ind w:left="2405" w:hanging="480"/>
-      </w:pPr>
-    </w:lvl>
-    <w:lvl w:ilvl="4" w:tplc="E46CAFA0" w:tentative="1">
-      <w:start w:val="1"/>
-      <w:numFmt w:val="ideographTraditional"/>
-      <w:lvlText w:val="%5、"/>
-      <w:lvlJc w:val="left"/>
-      <w:pPr>
-        <w:ind w:left="2885" w:hanging="480"/>
-      </w:pPr>
-    </w:lvl>
-    <w:lvl w:ilvl="5" w:tplc="02FE4DC4" w:tentative="1">
-      <w:start w:val="1"/>
-      <w:numFmt w:val="lowerRoman"/>
-      <w:lvlText w:val="%6."/>
-      <w:lvlJc w:val="right"/>
-      <w:pPr>
-        <w:ind w:left="3365" w:hanging="480"/>
-      </w:pPr>
-    </w:lvl>
-    <w:lvl w:ilvl="6" w:tplc="F1E20406" w:tentative="1">
-      <w:start w:val="1"/>
-      <w:numFmt w:val="decimal"/>
-      <w:lvlText w:val="%7."/>
-      <w:lvlJc w:val="left"/>
-      <w:pPr>
-        <w:ind w:left="3845" w:hanging="480"/>
-      </w:pPr>
-    </w:lvl>
-    <w:lvl w:ilvl="7" w:tplc="C206E81C" w:tentative="1">
-      <w:start w:val="1"/>
-      <w:numFmt w:val="ideographTraditional"/>
-      <w:lvlText w:val="%8、"/>
-      <w:lvlJc w:val="left"/>
-      <w:pPr>
-        <w:ind w:left="4325" w:hanging="480"/>
-      </w:pPr>
-    </w:lvl>
-    <w:lvl w:ilvl="8" w:tplc="1898FAD2" w:tentative="1">
-      <w:start w:val="1"/>
-      <w:numFmt w:val="lowerRoman"/>
-      <w:lvlText w:val="%9."/>
-      <w:lvlJc w:val="right"/>
-      <w:pPr>
-        <w:ind w:left="4805" w:hanging="480"/>
-      </w:pPr>
-    </w:lvl>
-  </w:abstractNum>
-  <w:abstractNum w:abstractNumId="1" w15:restartNumberingAfterBreak="0">
-    <w:nsid w:val="04281143"/>
-    <w:multiLevelType w:val="hybridMultilevel"/>
-    <w:tmpl w:val="25105B66"/>
-    <w:lvl w:ilvl="0" w:tplc="AD1EFD4C">
-      <w:start w:val="1"/>
-      <w:numFmt w:val="decimal"/>
-      <w:lvlText w:val="%1."/>
-      <w:lvlJc w:val="left"/>
-      <w:pPr>
-        <w:tabs>
-          <w:tab w:val="num" w:pos="720"/>
-        </w:tabs>
-        <w:ind w:left="720" w:hanging="360"/>
-      </w:pPr>
-    </w:lvl>
-    <w:lvl w:ilvl="1" w:tplc="ECE6F542" w:tentative="1">
-      <w:start w:val="1"/>
-      <w:numFmt w:val="decimal"/>
-      <w:lvlText w:val="%2."/>
-      <w:lvlJc w:val="left"/>
-      <w:pPr>
-        <w:tabs>
-          <w:tab w:val="num" w:pos="1440"/>
-        </w:tabs>
-        <w:ind w:left="1440" w:hanging="360"/>
-      </w:pPr>
-    </w:lvl>
-    <w:lvl w:ilvl="2" w:tplc="675CAAB8" w:tentative="1">
-      <w:start w:val="1"/>
-      <w:numFmt w:val="decimal"/>
-      <w:lvlText w:val="%3."/>
-      <w:lvlJc w:val="left"/>
-      <w:pPr>
-        <w:tabs>
-          <w:tab w:val="num" w:pos="2160"/>
-        </w:tabs>
-        <w:ind w:left="2160" w:hanging="360"/>
-      </w:pPr>
-    </w:lvl>
-    <w:lvl w:ilvl="3" w:tplc="C85E659A" w:tentative="1">
-      <w:start w:val="1"/>
-      <w:numFmt w:val="decimal"/>
-      <w:lvlText w:val="%4."/>
-      <w:lvlJc w:val="left"/>
-      <w:pPr>
-        <w:tabs>
-          <w:tab w:val="num" w:pos="2880"/>
-        </w:tabs>
-        <w:ind w:left="2880" w:hanging="360"/>
-      </w:pPr>
-    </w:lvl>
-    <w:lvl w:ilvl="4" w:tplc="2DE4E084" w:tentative="1">
-      <w:start w:val="1"/>
-      <w:numFmt w:val="decimal"/>
-      <w:lvlText w:val="%5."/>
-      <w:lvlJc w:val="left"/>
-      <w:pPr>
-        <w:tabs>
-          <w:tab w:val="num" w:pos="3600"/>
-        </w:tabs>
-        <w:ind w:left="3600" w:hanging="360"/>
-      </w:pPr>
-    </w:lvl>
-    <w:lvl w:ilvl="5" w:tplc="B1D8444E" w:tentative="1">
-      <w:start w:val="1"/>
-      <w:numFmt w:val="decimal"/>
-      <w:lvlText w:val="%6."/>
-      <w:lvlJc w:val="left"/>
-      <w:pPr>
-        <w:tabs>
-          <w:tab w:val="num" w:pos="4320"/>
-        </w:tabs>
-        <w:ind w:left="4320" w:hanging="360"/>
-      </w:pPr>
-    </w:lvl>
-    <w:lvl w:ilvl="6" w:tplc="E49CF60A" w:tentative="1">
-      <w:start w:val="1"/>
-      <w:numFmt w:val="decimal"/>
-      <w:lvlText w:val="%7."/>
-      <w:lvlJc w:val="left"/>
-      <w:pPr>
-        <w:tabs>
-          <w:tab w:val="num" w:pos="5040"/>
-        </w:tabs>
-        <w:ind w:left="5040" w:hanging="360"/>
-      </w:pPr>
-    </w:lvl>
-    <w:lvl w:ilvl="7" w:tplc="8738FF68" w:tentative="1">
-      <w:start w:val="1"/>
-      <w:numFmt w:val="decimal"/>
-      <w:lvlText w:val="%8."/>
-      <w:lvlJc w:val="left"/>
-      <w:pPr>
-        <w:tabs>
-          <w:tab w:val="num" w:pos="5760"/>
-        </w:tabs>
-        <w:ind w:left="5760" w:hanging="360"/>
-      </w:pPr>
-    </w:lvl>
-    <w:lvl w:ilvl="8" w:tplc="C92412F8" w:tentative="1">
-      <w:start w:val="1"/>
-      <w:numFmt w:val="decimal"/>
-      <w:lvlText w:val="%9."/>
-      <w:lvlJc w:val="left"/>
-      <w:pPr>
-        <w:tabs>
-          <w:tab w:val="num" w:pos="6480"/>
-        </w:tabs>
-        <w:ind w:left="6480" w:hanging="360"/>
-      </w:pPr>
-    </w:lvl>
-  </w:abstractNum>
-  <w:abstractNum w:abstractNumId="2" w15:restartNumberingAfterBreak="0">
     <w:nsid w:val="04E2145D"/>
     <w:multiLevelType w:val="multilevel"/>
     <w:tmpl w:val="25E8A17E"/>
@@ -3113,188 +3024,7 @@
       </w:rPr>
     </w:lvl>
   </w:abstractNum>
-  <w:abstractNum w:abstractNumId="3" w15:restartNumberingAfterBreak="0">
-    <w:nsid w:val="055E0BB8"/>
-    <w:multiLevelType w:val="hybridMultilevel"/>
-    <w:tmpl w:val="8D1031A6"/>
-    <w:lvl w:ilvl="0" w:tplc="395ABAA0">
-      <w:start w:val="1"/>
-      <w:numFmt w:val="decimal"/>
-      <w:lvlText w:val="%1."/>
-      <w:lvlJc w:val="left"/>
-      <w:pPr>
-        <w:ind w:left="480" w:hanging="480"/>
-      </w:pPr>
-      <w:rPr>
-        <w:rFonts w:hint="eastAsia"/>
-      </w:rPr>
-    </w:lvl>
-    <w:lvl w:ilvl="1" w:tplc="21088AA8" w:tentative="1">
-      <w:start w:val="1"/>
-      <w:numFmt w:val="ideographTraditional"/>
-      <w:lvlText w:val="%2、"/>
-      <w:lvlJc w:val="left"/>
-      <w:pPr>
-        <w:ind w:left="960" w:hanging="480"/>
-      </w:pPr>
-    </w:lvl>
-    <w:lvl w:ilvl="2" w:tplc="F52644E2" w:tentative="1">
-      <w:start w:val="1"/>
-      <w:numFmt w:val="lowerRoman"/>
-      <w:lvlText w:val="%3."/>
-      <w:lvlJc w:val="right"/>
-      <w:pPr>
-        <w:ind w:left="1440" w:hanging="480"/>
-      </w:pPr>
-    </w:lvl>
-    <w:lvl w:ilvl="3" w:tplc="F6108EA2" w:tentative="1">
-      <w:start w:val="1"/>
-      <w:numFmt w:val="decimal"/>
-      <w:lvlText w:val="%4."/>
-      <w:lvlJc w:val="left"/>
-      <w:pPr>
-        <w:ind w:left="1920" w:hanging="480"/>
-      </w:pPr>
-    </w:lvl>
-    <w:lvl w:ilvl="4" w:tplc="46B885BC" w:tentative="1">
-      <w:start w:val="1"/>
-      <w:numFmt w:val="ideographTraditional"/>
-      <w:lvlText w:val="%5、"/>
-      <w:lvlJc w:val="left"/>
-      <w:pPr>
-        <w:ind w:left="2400" w:hanging="480"/>
-      </w:pPr>
-    </w:lvl>
-    <w:lvl w:ilvl="5" w:tplc="F8160F76" w:tentative="1">
-      <w:start w:val="1"/>
-      <w:numFmt w:val="lowerRoman"/>
-      <w:lvlText w:val="%6."/>
-      <w:lvlJc w:val="right"/>
-      <w:pPr>
-        <w:ind w:left="2880" w:hanging="480"/>
-      </w:pPr>
-    </w:lvl>
-    <w:lvl w:ilvl="6" w:tplc="6CD00866" w:tentative="1">
-      <w:start w:val="1"/>
-      <w:numFmt w:val="decimal"/>
-      <w:lvlText w:val="%7."/>
-      <w:lvlJc w:val="left"/>
-      <w:pPr>
-        <w:ind w:left="3360" w:hanging="480"/>
-      </w:pPr>
-    </w:lvl>
-    <w:lvl w:ilvl="7" w:tplc="7AD01360" w:tentative="1">
-      <w:start w:val="1"/>
-      <w:numFmt w:val="ideographTraditional"/>
-      <w:lvlText w:val="%8、"/>
-      <w:lvlJc w:val="left"/>
-      <w:pPr>
-        <w:ind w:left="3840" w:hanging="480"/>
-      </w:pPr>
-    </w:lvl>
-    <w:lvl w:ilvl="8" w:tplc="AE6E2374" w:tentative="1">
-      <w:start w:val="1"/>
-      <w:numFmt w:val="lowerRoman"/>
-      <w:lvlText w:val="%9."/>
-      <w:lvlJc w:val="right"/>
-      <w:pPr>
-        <w:ind w:left="4320" w:hanging="480"/>
-      </w:pPr>
-    </w:lvl>
-  </w:abstractNum>
-  <w:abstractNum w:abstractNumId="4" w15:restartNumberingAfterBreak="0">
-    <w:nsid w:val="08753463"/>
-    <w:multiLevelType w:val="hybridMultilevel"/>
-    <w:tmpl w:val="46301FB6"/>
-    <w:lvl w:ilvl="0" w:tplc="2722BAD0">
-      <w:start w:val="1"/>
-      <w:numFmt w:val="taiwaneseCountingThousand"/>
-      <w:lvlText w:val="%1、"/>
-      <w:lvlJc w:val="left"/>
-      <w:pPr>
-        <w:ind w:left="965" w:hanging="480"/>
-      </w:pPr>
-      <w:rPr>
-        <w:b w:val="0"/>
-        <w:bCs/>
-        <w:sz w:val="24"/>
-        <w:szCs w:val="24"/>
-      </w:rPr>
-    </w:lvl>
-    <w:lvl w:ilvl="1" w:tplc="66A418DA" w:tentative="1">
-      <w:start w:val="1"/>
-      <w:numFmt w:val="ideographTraditional"/>
-      <w:lvlText w:val="%2、"/>
-      <w:lvlJc w:val="left"/>
-      <w:pPr>
-        <w:ind w:left="1445" w:hanging="480"/>
-      </w:pPr>
-    </w:lvl>
-    <w:lvl w:ilvl="2" w:tplc="D690E6E6" w:tentative="1">
-      <w:start w:val="1"/>
-      <w:numFmt w:val="lowerRoman"/>
-      <w:lvlText w:val="%3."/>
-      <w:lvlJc w:val="right"/>
-      <w:pPr>
-        <w:ind w:left="1925" w:hanging="480"/>
-      </w:pPr>
-    </w:lvl>
-    <w:lvl w:ilvl="3" w:tplc="9094281E" w:tentative="1">
-      <w:start w:val="1"/>
-      <w:numFmt w:val="decimal"/>
-      <w:lvlText w:val="%4."/>
-      <w:lvlJc w:val="left"/>
-      <w:pPr>
-        <w:ind w:left="2405" w:hanging="480"/>
-      </w:pPr>
-    </w:lvl>
-    <w:lvl w:ilvl="4" w:tplc="84426A18" w:tentative="1">
-      <w:start w:val="1"/>
-      <w:numFmt w:val="ideographTraditional"/>
-      <w:lvlText w:val="%5、"/>
-      <w:lvlJc w:val="left"/>
-      <w:pPr>
-        <w:ind w:left="2885" w:hanging="480"/>
-      </w:pPr>
-    </w:lvl>
-    <w:lvl w:ilvl="5" w:tplc="B980F85A" w:tentative="1">
-      <w:start w:val="1"/>
-      <w:numFmt w:val="lowerRoman"/>
-      <w:lvlText w:val="%6."/>
-      <w:lvlJc w:val="right"/>
-      <w:pPr>
-        <w:ind w:left="3365" w:hanging="480"/>
-      </w:pPr>
-    </w:lvl>
-    <w:lvl w:ilvl="6" w:tplc="2A50C902" w:tentative="1">
-      <w:start w:val="1"/>
-      <w:numFmt w:val="decimal"/>
-      <w:lvlText w:val="%7."/>
-      <w:lvlJc w:val="left"/>
-      <w:pPr>
-        <w:ind w:left="3845" w:hanging="480"/>
-      </w:pPr>
-    </w:lvl>
-    <w:lvl w:ilvl="7" w:tplc="C7C669D6" w:tentative="1">
-      <w:start w:val="1"/>
-      <w:numFmt w:val="ideographTraditional"/>
-      <w:lvlText w:val="%8、"/>
-      <w:lvlJc w:val="left"/>
-      <w:pPr>
-        <w:ind w:left="4325" w:hanging="480"/>
-      </w:pPr>
-    </w:lvl>
-    <w:lvl w:ilvl="8" w:tplc="9ABEE6D6" w:tentative="1">
-      <w:start w:val="1"/>
-      <w:numFmt w:val="lowerRoman"/>
-      <w:lvlText w:val="%9."/>
-      <w:lvlJc w:val="right"/>
-      <w:pPr>
-        <w:ind w:left="4805" w:hanging="480"/>
-      </w:pPr>
-    </w:lvl>
-  </w:abstractNum>
-  <w:abstractNum w:abstractNumId="5" w15:restartNumberingAfterBreak="0">
+  <w:abstractNum w:abstractNumId="1" w15:restartNumberingAfterBreak="0">
     <w:nsid w:val="08B3733A"/>
     <w:multiLevelType w:val="multilevel"/>
     <w:tmpl w:val="91CCA5CC"/>
@@ -3426,355 +3156,7 @@
       </w:rPr>
     </w:lvl>
   </w:abstractNum>
-  <w:abstractNum w:abstractNumId="6" w15:restartNumberingAfterBreak="0">
-    <w:nsid w:val="0A5D3126"/>
-    <w:multiLevelType w:val="multilevel"/>
-    <w:tmpl w:val="52B2CCC0"/>
-    <w:lvl w:ilvl="0">
-      <w:start w:val="1"/>
-      <w:numFmt w:val="bullet"/>
-      <w:lvlText w:val=""/>
-      <w:lvlJc w:val="left"/>
-      <w:pPr>
-        <w:tabs>
-          <w:tab w:val="num" w:pos="720"/>
-        </w:tabs>
-        <w:ind w:left="720" w:hanging="360"/>
-      </w:pPr>
-      <w:rPr>
-        <w:rFonts w:ascii="Symbol" w:hAnsi="Symbol" w:hint="default"/>
-        <w:sz w:val="20"/>
-      </w:rPr>
-    </w:lvl>
-    <w:lvl w:ilvl="1">
-      <w:start w:val="1"/>
-      <w:numFmt w:val="bullet"/>
-      <w:lvlText w:val="o"/>
-      <w:lvlJc w:val="left"/>
-      <w:pPr>
-        <w:tabs>
-          <w:tab w:val="num" w:pos="1440"/>
-        </w:tabs>
-        <w:ind w:left="1440" w:hanging="360"/>
-      </w:pPr>
-      <w:rPr>
-        <w:rFonts w:ascii="Courier New" w:hAnsi="Courier New" w:hint="default"/>
-        <w:sz w:val="20"/>
-      </w:rPr>
-    </w:lvl>
-    <w:lvl w:ilvl="2" w:tentative="1">
-      <w:start w:val="1"/>
-      <w:numFmt w:val="bullet"/>
-      <w:lvlText w:val=""/>
-      <w:lvlJc w:val="left"/>
-      <w:pPr>
-        <w:tabs>
-          <w:tab w:val="num" w:pos="2160"/>
-        </w:tabs>
-        <w:ind w:left="2160" w:hanging="360"/>
-      </w:pPr>
-      <w:rPr>
-        <w:rFonts w:ascii="Wingdings" w:hAnsi="Wingdings" w:hint="default"/>
-        <w:sz w:val="20"/>
-      </w:rPr>
-    </w:lvl>
-    <w:lvl w:ilvl="3" w:tentative="1">
-      <w:start w:val="1"/>
-      <w:numFmt w:val="bullet"/>
-      <w:lvlText w:val=""/>
-      <w:lvlJc w:val="left"/>
-      <w:pPr>
-        <w:tabs>
-          <w:tab w:val="num" w:pos="2880"/>
-        </w:tabs>
-        <w:ind w:left="2880" w:hanging="360"/>
-      </w:pPr>
-      <w:rPr>
-        <w:rFonts w:ascii="Wingdings" w:hAnsi="Wingdings" w:hint="default"/>
-        <w:sz w:val="20"/>
-      </w:rPr>
-    </w:lvl>
-    <w:lvl w:ilvl="4" w:tentative="1">
-      <w:start w:val="1"/>
-      <w:numFmt w:val="bullet"/>
-      <w:lvlText w:val=""/>
-      <w:lvlJc w:val="left"/>
-      <w:pPr>
-        <w:tabs>
-          <w:tab w:val="num" w:pos="3600"/>
-        </w:tabs>
-        <w:ind w:left="3600" w:hanging="360"/>
-      </w:pPr>
-      <w:rPr>
-        <w:rFonts w:ascii="Wingdings" w:hAnsi="Wingdings" w:hint="default"/>
-        <w:sz w:val="20"/>
-      </w:rPr>
-    </w:lvl>
-    <w:lvl w:ilvl="5" w:tentative="1">
-      <w:start w:val="1"/>
-      <w:numFmt w:val="bullet"/>
-      <w:lvlText w:val=""/>
-      <w:lvlJc w:val="left"/>
-      <w:pPr>
-        <w:tabs>
-          <w:tab w:val="num" w:pos="4320"/>
-        </w:tabs>
-        <w:ind w:left="4320" w:hanging="360"/>
-      </w:pPr>
-      <w:rPr>
-        <w:rFonts w:ascii="Wingdings" w:hAnsi="Wingdings" w:hint="default"/>
-        <w:sz w:val="20"/>
-      </w:rPr>
-    </w:lvl>
-    <w:lvl w:ilvl="6" w:tentative="1">
-      <w:start w:val="1"/>
-      <w:numFmt w:val="bullet"/>
-      <w:lvlText w:val=""/>
-      <w:lvlJc w:val="left"/>
-      <w:pPr>
-        <w:tabs>
-          <w:tab w:val="num" w:pos="5040"/>
-        </w:tabs>
-        <w:ind w:left="5040" w:hanging="360"/>
-      </w:pPr>
-      <w:rPr>
-        <w:rFonts w:ascii="Wingdings" w:hAnsi="Wingdings" w:hint="default"/>
-        <w:sz w:val="20"/>
-      </w:rPr>
-    </w:lvl>
-    <w:lvl w:ilvl="7" w:tentative="1">
-      <w:start w:val="1"/>
-      <w:numFmt w:val="bullet"/>
-      <w:lvlText w:val=""/>
-      <w:lvlJc w:val="left"/>
-      <w:pPr>
-        <w:tabs>
-          <w:tab w:val="num" w:pos="5760"/>
-        </w:tabs>
-        <w:ind w:left="5760" w:hanging="360"/>
-      </w:pPr>
-      <w:rPr>
-        <w:rFonts w:ascii="Wingdings" w:hAnsi="Wingdings" w:hint="default"/>
-        <w:sz w:val="20"/>
-      </w:rPr>
-    </w:lvl>
-    <w:lvl w:ilvl="8" w:tentative="1">
-      <w:start w:val="1"/>
-      <w:numFmt w:val="bullet"/>
-      <w:lvlText w:val=""/>
-      <w:lvlJc w:val="left"/>
-      <w:pPr>
-        <w:tabs>
-          <w:tab w:val="num" w:pos="6480"/>
-        </w:tabs>
-        <w:ind w:left="6480" w:hanging="360"/>
-      </w:pPr>
-      <w:rPr>
-        <w:rFonts w:ascii="Wingdings" w:hAnsi="Wingdings" w:hint="default"/>
-        <w:sz w:val="20"/>
-      </w:rPr>
-    </w:lvl>
-  </w:abstractNum>
-  <w:abstractNum w:abstractNumId="7" w15:restartNumberingAfterBreak="0">
-    <w:nsid w:val="0DE07EA9"/>
-    <w:multiLevelType w:val="hybridMultilevel"/>
-    <w:tmpl w:val="ABB4A978"/>
-    <w:lvl w:ilvl="0" w:tplc="04090001">
-      <w:start w:val="1"/>
-      <w:numFmt w:val="bullet"/>
-      <w:lvlText w:val=""/>
-      <w:lvlJc w:val="left"/>
-      <w:pPr>
-        <w:ind w:left="1560" w:hanging="480"/>
-      </w:pPr>
-      <w:rPr>
-        <w:rFonts w:ascii="Wingdings" w:hAnsi="Wingdings" w:hint="default"/>
-      </w:rPr>
-    </w:lvl>
-    <w:lvl w:ilvl="1" w:tplc="FFFFFFFF" w:tentative="1">
-      <w:start w:val="1"/>
-      <w:numFmt w:val="bullet"/>
-      <w:lvlText w:val=""/>
-      <w:lvlJc w:val="left"/>
-      <w:pPr>
-        <w:ind w:left="2040" w:hanging="480"/>
-      </w:pPr>
-      <w:rPr>
-        <w:rFonts w:ascii="Wingdings" w:hAnsi="Wingdings" w:hint="default"/>
-      </w:rPr>
-    </w:lvl>
-    <w:lvl w:ilvl="2" w:tplc="FFFFFFFF" w:tentative="1">
-      <w:start w:val="1"/>
-      <w:numFmt w:val="bullet"/>
-      <w:lvlText w:val=""/>
-      <w:lvlJc w:val="left"/>
-      <w:pPr>
-        <w:ind w:left="2520" w:hanging="480"/>
-      </w:pPr>
-      <w:rPr>
-        <w:rFonts w:ascii="Wingdings" w:hAnsi="Wingdings" w:hint="default"/>
-      </w:rPr>
-    </w:lvl>
-    <w:lvl w:ilvl="3" w:tplc="FFFFFFFF" w:tentative="1">
-      <w:start w:val="1"/>
-      <w:numFmt w:val="bullet"/>
-      <w:lvlText w:val=""/>
-      <w:lvlJc w:val="left"/>
-      <w:pPr>
-        <w:ind w:left="3000" w:hanging="480"/>
-      </w:pPr>
-      <w:rPr>
-        <w:rFonts w:ascii="Wingdings" w:hAnsi="Wingdings" w:hint="default"/>
-      </w:rPr>
-    </w:lvl>
-    <w:lvl w:ilvl="4" w:tplc="FFFFFFFF" w:tentative="1">
-      <w:start w:val="1"/>
-      <w:numFmt w:val="bullet"/>
-      <w:lvlText w:val=""/>
-      <w:lvlJc w:val="left"/>
-      <w:pPr>
-        <w:ind w:left="3480" w:hanging="480"/>
-      </w:pPr>
-      <w:rPr>
-        <w:rFonts w:ascii="Wingdings" w:hAnsi="Wingdings" w:hint="default"/>
-      </w:rPr>
-    </w:lvl>
-    <w:lvl w:ilvl="5" w:tplc="FFFFFFFF" w:tentative="1">
-      <w:start w:val="1"/>
-      <w:numFmt w:val="bullet"/>
-      <w:lvlText w:val=""/>
-      <w:lvlJc w:val="left"/>
-      <w:pPr>
-        <w:ind w:left="3960" w:hanging="480"/>
-      </w:pPr>
-      <w:rPr>
-        <w:rFonts w:ascii="Wingdings" w:hAnsi="Wingdings" w:hint="default"/>
-      </w:rPr>
-    </w:lvl>
-    <w:lvl w:ilvl="6" w:tplc="FFFFFFFF" w:tentative="1">
-      <w:start w:val="1"/>
-      <w:numFmt w:val="bullet"/>
-      <w:lvlText w:val=""/>
-      <w:lvlJc w:val="left"/>
-      <w:pPr>
-        <w:ind w:left="4440" w:hanging="480"/>
-      </w:pPr>
-      <w:rPr>
-        <w:rFonts w:ascii="Wingdings" w:hAnsi="Wingdings" w:hint="default"/>
-      </w:rPr>
-    </w:lvl>
-    <w:lvl w:ilvl="7" w:tplc="FFFFFFFF" w:tentative="1">
-      <w:start w:val="1"/>
-      <w:numFmt w:val="bullet"/>
-      <w:lvlText w:val=""/>
-      <w:lvlJc w:val="left"/>
-      <w:pPr>
-        <w:ind w:left="4920" w:hanging="480"/>
-      </w:pPr>
-      <w:rPr>
-        <w:rFonts w:ascii="Wingdings" w:hAnsi="Wingdings" w:hint="default"/>
-      </w:rPr>
-    </w:lvl>
-    <w:lvl w:ilvl="8" w:tplc="FFFFFFFF" w:tentative="1">
-      <w:start w:val="1"/>
-      <w:numFmt w:val="bullet"/>
-      <w:lvlText w:val=""/>
-      <w:lvlJc w:val="left"/>
-      <w:pPr>
-        <w:ind w:left="5400" w:hanging="480"/>
-      </w:pPr>
-      <w:rPr>
-        <w:rFonts w:ascii="Wingdings" w:hAnsi="Wingdings" w:hint="default"/>
-      </w:rPr>
-    </w:lvl>
-  </w:abstractNum>
-  <w:abstractNum w:abstractNumId="8" w15:restartNumberingAfterBreak="0">
-    <w:nsid w:val="0E6F6BF2"/>
-    <w:multiLevelType w:val="hybridMultilevel"/>
-    <w:tmpl w:val="0338BBE8"/>
-    <w:lvl w:ilvl="0" w:tplc="6896D9FE">
-      <w:start w:val="1"/>
-      <w:numFmt w:val="decimal"/>
-      <w:lvlText w:val="%1."/>
-      <w:lvlJc w:val="left"/>
-      <w:pPr>
-        <w:ind w:left="480" w:hanging="480"/>
-      </w:pPr>
-    </w:lvl>
-    <w:lvl w:ilvl="1" w:tplc="8034C30A" w:tentative="1">
-      <w:start w:val="1"/>
-      <w:numFmt w:val="ideographTraditional"/>
-      <w:lvlText w:val="%2、"/>
-      <w:lvlJc w:val="left"/>
-      <w:pPr>
-        <w:ind w:left="960" w:hanging="480"/>
-      </w:pPr>
-    </w:lvl>
-    <w:lvl w:ilvl="2" w:tplc="0430F740" w:tentative="1">
-      <w:start w:val="1"/>
-      <w:numFmt w:val="lowerRoman"/>
-      <w:lvlText w:val="%3."/>
-      <w:lvlJc w:val="right"/>
-      <w:pPr>
-        <w:ind w:left="1440" w:hanging="480"/>
-      </w:pPr>
-    </w:lvl>
-    <w:lvl w:ilvl="3" w:tplc="E04428FC" w:tentative="1">
-      <w:start w:val="1"/>
-      <w:numFmt w:val="decimal"/>
-      <w:lvlText w:val="%4."/>
-      <w:lvlJc w:val="left"/>
-      <w:pPr>
-        <w:ind w:left="1920" w:hanging="480"/>
-      </w:pPr>
-    </w:lvl>
-    <w:lvl w:ilvl="4" w:tplc="94608BAC" w:tentative="1">
-      <w:start w:val="1"/>
-      <w:numFmt w:val="ideographTraditional"/>
-      <w:lvlText w:val="%5、"/>
-      <w:lvlJc w:val="left"/>
-      <w:pPr>
-        <w:ind w:left="2400" w:hanging="480"/>
-      </w:pPr>
-    </w:lvl>
-    <w:lvl w:ilvl="5" w:tplc="BCEADF60" w:tentative="1">
-      <w:start w:val="1"/>
-      <w:numFmt w:val="lowerRoman"/>
-      <w:lvlText w:val="%6."/>
-      <w:lvlJc w:val="right"/>
-      <w:pPr>
-        <w:ind w:left="2880" w:hanging="480"/>
-      </w:pPr>
-    </w:lvl>
-    <w:lvl w:ilvl="6" w:tplc="0568E5BE" w:tentative="1">
-      <w:start w:val="1"/>
-      <w:numFmt w:val="decimal"/>
-      <w:lvlText w:val="%7."/>
-      <w:lvlJc w:val="left"/>
-      <w:pPr>
-        <w:ind w:left="3360" w:hanging="480"/>
-      </w:pPr>
-    </w:lvl>
-    <w:lvl w:ilvl="7" w:tplc="60087748" w:tentative="1">
-      <w:start w:val="1"/>
-      <w:numFmt w:val="ideographTraditional"/>
-      <w:lvlText w:val="%8、"/>
-      <w:lvlJc w:val="left"/>
-      <w:pPr>
-        <w:ind w:left="3840" w:hanging="480"/>
-      </w:pPr>
-    </w:lvl>
-    <w:lvl w:ilvl="8" w:tplc="77FEC86E" w:tentative="1">
-      <w:start w:val="1"/>
-      <w:numFmt w:val="lowerRoman"/>
-      <w:lvlText w:val="%9."/>
-      <w:lvlJc w:val="right"/>
-      <w:pPr>
-        <w:ind w:left="4320" w:hanging="480"/>
-      </w:pPr>
-    </w:lvl>
-  </w:abstractNum>
-  <w:abstractNum w:abstractNumId="9" w15:restartNumberingAfterBreak="0">
+  <w:abstractNum w:abstractNumId="2" w15:restartNumberingAfterBreak="0">
     <w:nsid w:val="137948E8"/>
     <w:multiLevelType w:val="multilevel"/>
     <w:tmpl w:val="68C85D84"/>
@@ -3919,185 +3301,7 @@
       </w:rPr>
     </w:lvl>
   </w:abstractNum>
-  <w:abstractNum w:abstractNumId="10" w15:restartNumberingAfterBreak="0">
-    <w:nsid w:val="15934AD0"/>
-    <w:multiLevelType w:val="hybridMultilevel"/>
-    <w:tmpl w:val="839460E4"/>
-    <w:lvl w:ilvl="0" w:tplc="0AAE12E2">
-      <w:start w:val="1"/>
-      <w:numFmt w:val="taiwaneseCountingThousand"/>
-      <w:lvlText w:val="(%1)"/>
-      <w:lvlJc w:val="left"/>
-      <w:pPr>
-        <w:ind w:left="1047" w:hanging="480"/>
-      </w:pPr>
-      <w:rPr>
-        <w:rFonts w:hint="eastAsia"/>
-      </w:rPr>
-    </w:lvl>
-    <w:lvl w:ilvl="1" w:tplc="A5C881A6" w:tentative="1">
-      <w:start w:val="1"/>
-      <w:numFmt w:val="ideographTraditional"/>
-      <w:lvlText w:val="%2、"/>
-      <w:lvlJc w:val="left"/>
-      <w:pPr>
-        <w:ind w:left="1527" w:hanging="480"/>
-      </w:pPr>
-    </w:lvl>
-    <w:lvl w:ilvl="2" w:tplc="325654AC" w:tentative="1">
-      <w:start w:val="1"/>
-      <w:numFmt w:val="lowerRoman"/>
-      <w:lvlText w:val="%3."/>
-      <w:lvlJc w:val="right"/>
-      <w:pPr>
-        <w:ind w:left="2007" w:hanging="480"/>
-      </w:pPr>
-    </w:lvl>
-    <w:lvl w:ilvl="3" w:tplc="B6B86490" w:tentative="1">
-      <w:start w:val="1"/>
-      <w:numFmt w:val="decimal"/>
-      <w:lvlText w:val="%4."/>
-      <w:lvlJc w:val="left"/>
-      <w:pPr>
-        <w:ind w:left="2487" w:hanging="480"/>
-      </w:pPr>
-    </w:lvl>
-    <w:lvl w:ilvl="4" w:tplc="440AA254" w:tentative="1">
-      <w:start w:val="1"/>
-      <w:numFmt w:val="ideographTraditional"/>
-      <w:lvlText w:val="%5、"/>
-      <w:lvlJc w:val="left"/>
-      <w:pPr>
-        <w:ind w:left="2967" w:hanging="480"/>
-      </w:pPr>
-    </w:lvl>
-    <w:lvl w:ilvl="5" w:tplc="E59E67C6" w:tentative="1">
-      <w:start w:val="1"/>
-      <w:numFmt w:val="lowerRoman"/>
-      <w:lvlText w:val="%6."/>
-      <w:lvlJc w:val="right"/>
-      <w:pPr>
-        <w:ind w:left="3447" w:hanging="480"/>
-      </w:pPr>
-    </w:lvl>
-    <w:lvl w:ilvl="6" w:tplc="95020C26" w:tentative="1">
-      <w:start w:val="1"/>
-      <w:numFmt w:val="decimal"/>
-      <w:lvlText w:val="%7."/>
-      <w:lvlJc w:val="left"/>
-      <w:pPr>
-        <w:ind w:left="3927" w:hanging="480"/>
-      </w:pPr>
-    </w:lvl>
-    <w:lvl w:ilvl="7" w:tplc="8A94BA3A" w:tentative="1">
-      <w:start w:val="1"/>
-      <w:numFmt w:val="ideographTraditional"/>
-      <w:lvlText w:val="%8、"/>
-      <w:lvlJc w:val="left"/>
-      <w:pPr>
-        <w:ind w:left="4407" w:hanging="480"/>
-      </w:pPr>
-    </w:lvl>
-    <w:lvl w:ilvl="8" w:tplc="CC1E575A" w:tentative="1">
-      <w:start w:val="1"/>
-      <w:numFmt w:val="lowerRoman"/>
-      <w:lvlText w:val="%9."/>
-      <w:lvlJc w:val="right"/>
-      <w:pPr>
-        <w:ind w:left="4887" w:hanging="480"/>
-      </w:pPr>
-    </w:lvl>
-  </w:abstractNum>
-  <w:abstractNum w:abstractNumId="11" w15:restartNumberingAfterBreak="0">
-    <w:nsid w:val="19F46BDF"/>
-    <w:multiLevelType w:val="hybridMultilevel"/>
-    <w:tmpl w:val="5A42EAE6"/>
-    <w:lvl w:ilvl="0" w:tplc="1F2C1A88">
-      <w:start w:val="1"/>
-      <w:numFmt w:val="decimal"/>
-      <w:lvlText w:val="%1."/>
-      <w:lvlJc w:val="left"/>
-      <w:pPr>
-        <w:ind w:left="480" w:hanging="480"/>
-      </w:pPr>
-      <w:rPr>
-        <w:rFonts w:hint="eastAsia"/>
-      </w:rPr>
-    </w:lvl>
-    <w:lvl w:ilvl="1" w:tplc="1EA85EE6" w:tentative="1">
-      <w:start w:val="1"/>
-      <w:numFmt w:val="ideographTraditional"/>
-      <w:lvlText w:val="%2、"/>
-      <w:lvlJc w:val="left"/>
-      <w:pPr>
-        <w:ind w:left="960" w:hanging="480"/>
-      </w:pPr>
-    </w:lvl>
-    <w:lvl w:ilvl="2" w:tplc="152A2D32" w:tentative="1">
-      <w:start w:val="1"/>
-      <w:numFmt w:val="lowerRoman"/>
-      <w:lvlText w:val="%3."/>
-      <w:lvlJc w:val="right"/>
-      <w:pPr>
-        <w:ind w:left="1440" w:hanging="480"/>
-      </w:pPr>
-    </w:lvl>
-    <w:lvl w:ilvl="3" w:tplc="3F005F2E" w:tentative="1">
-      <w:start w:val="1"/>
-      <w:numFmt w:val="decimal"/>
-      <w:lvlText w:val="%4."/>
-      <w:lvlJc w:val="left"/>
-      <w:pPr>
-        <w:ind w:left="1920" w:hanging="480"/>
-      </w:pPr>
-    </w:lvl>
-    <w:lvl w:ilvl="4" w:tplc="DF08BFD4" w:tentative="1">
-      <w:start w:val="1"/>
-      <w:numFmt w:val="ideographTraditional"/>
-      <w:lvlText w:val="%5、"/>
-      <w:lvlJc w:val="left"/>
-      <w:pPr>
-        <w:ind w:left="2400" w:hanging="480"/>
-      </w:pPr>
-    </w:lvl>
-    <w:lvl w:ilvl="5" w:tplc="C71613E2" w:tentative="1">
-      <w:start w:val="1"/>
-      <w:numFmt w:val="lowerRoman"/>
-      <w:lvlText w:val="%6."/>
-      <w:lvlJc w:val="right"/>
-      <w:pPr>
-        <w:ind w:left="2880" w:hanging="480"/>
-      </w:pPr>
-    </w:lvl>
-    <w:lvl w:ilvl="6" w:tplc="25302912" w:tentative="1">
-      <w:start w:val="1"/>
-      <w:numFmt w:val="decimal"/>
-      <w:lvlText w:val="%7."/>
-      <w:lvlJc w:val="left"/>
-      <w:pPr>
-        <w:ind w:left="3360" w:hanging="480"/>
-      </w:pPr>
-    </w:lvl>
-    <w:lvl w:ilvl="7" w:tplc="1E60ADEA" w:tentative="1">
-      <w:start w:val="1"/>
-      <w:numFmt w:val="ideographTraditional"/>
-      <w:lvlText w:val="%8、"/>
-      <w:lvlJc w:val="left"/>
-      <w:pPr>
-        <w:ind w:left="3840" w:hanging="480"/>
-      </w:pPr>
-    </w:lvl>
-    <w:lvl w:ilvl="8" w:tplc="9C7CD024" w:tentative="1">
-      <w:start w:val="1"/>
-      <w:numFmt w:val="lowerRoman"/>
-      <w:lvlText w:val="%9."/>
-      <w:lvlJc w:val="right"/>
-      <w:pPr>
-        <w:ind w:left="4320" w:hanging="480"/>
-      </w:pPr>
-    </w:lvl>
-  </w:abstractNum>
-  <w:abstractNum w:abstractNumId="12" w15:restartNumberingAfterBreak="0">
+  <w:abstractNum w:abstractNumId="3" w15:restartNumberingAfterBreak="0">
     <w:nsid w:val="1BE25C56"/>
     <w:multiLevelType w:val="multilevel"/>
     <w:tmpl w:val="DCB474B2"/>
@@ -4215,246 +3419,7 @@
       </w:rPr>
     </w:lvl>
   </w:abstractNum>
-  <w:abstractNum w:abstractNumId="13" w15:restartNumberingAfterBreak="0">
-    <w:nsid w:val="1C157B15"/>
-    <w:multiLevelType w:val="hybridMultilevel"/>
-    <w:tmpl w:val="79008046"/>
-    <w:lvl w:ilvl="0" w:tplc="214A7CF4">
-      <w:start w:val="1"/>
-      <w:numFmt w:val="taiwaneseCountingThousand"/>
-      <w:lvlText w:val="%1、"/>
-      <w:lvlJc w:val="left"/>
-      <w:pPr>
-        <w:ind w:left="1558" w:hanging="480"/>
-      </w:pPr>
-      <w:rPr>
-        <w:rFonts w:hint="eastAsia"/>
-        <w:lang w:val="en-US"/>
-      </w:rPr>
-    </w:lvl>
-    <w:lvl w:ilvl="1" w:tplc="FC2A79B8" w:tentative="1">
-      <w:start w:val="1"/>
-      <w:numFmt w:val="ideographTraditional"/>
-      <w:lvlText w:val="%2、"/>
-      <w:lvlJc w:val="left"/>
-      <w:pPr>
-        <w:ind w:left="2038" w:hanging="480"/>
-      </w:pPr>
-    </w:lvl>
-    <w:lvl w:ilvl="2" w:tplc="19DA38AE" w:tentative="1">
-      <w:start w:val="1"/>
-      <w:numFmt w:val="lowerRoman"/>
-      <w:lvlText w:val="%3."/>
-      <w:lvlJc w:val="right"/>
-      <w:pPr>
-        <w:ind w:left="2518" w:hanging="480"/>
-      </w:pPr>
-    </w:lvl>
-    <w:lvl w:ilvl="3" w:tplc="C87A9F36" w:tentative="1">
-      <w:start w:val="1"/>
-      <w:numFmt w:val="decimal"/>
-      <w:lvlText w:val="%4."/>
-      <w:lvlJc w:val="left"/>
-      <w:pPr>
-        <w:ind w:left="2998" w:hanging="480"/>
-      </w:pPr>
-    </w:lvl>
-    <w:lvl w:ilvl="4" w:tplc="6F28E782" w:tentative="1">
-      <w:start w:val="1"/>
-      <w:numFmt w:val="ideographTraditional"/>
-      <w:lvlText w:val="%5、"/>
-      <w:lvlJc w:val="left"/>
-      <w:pPr>
-        <w:ind w:left="3478" w:hanging="480"/>
-      </w:pPr>
-    </w:lvl>
-    <w:lvl w:ilvl="5" w:tplc="F29A9E1A" w:tentative="1">
-      <w:start w:val="1"/>
-      <w:numFmt w:val="lowerRoman"/>
-      <w:lvlText w:val="%6."/>
-      <w:lvlJc w:val="right"/>
-      <w:pPr>
-        <w:ind w:left="3958" w:hanging="480"/>
-      </w:pPr>
-    </w:lvl>
-    <w:lvl w:ilvl="6" w:tplc="E61EC682" w:tentative="1">
-      <w:start w:val="1"/>
-      <w:numFmt w:val="decimal"/>
-      <w:lvlText w:val="%7."/>
-      <w:lvlJc w:val="left"/>
-      <w:pPr>
-        <w:ind w:left="4438" w:hanging="480"/>
-      </w:pPr>
-    </w:lvl>
-    <w:lvl w:ilvl="7" w:tplc="F8D49CD6" w:tentative="1">
-      <w:start w:val="1"/>
-      <w:numFmt w:val="ideographTraditional"/>
-      <w:lvlText w:val="%8、"/>
-      <w:lvlJc w:val="left"/>
-      <w:pPr>
-        <w:ind w:left="4918" w:hanging="480"/>
-      </w:pPr>
-    </w:lvl>
-    <w:lvl w:ilvl="8" w:tplc="67DE21D0" w:tentative="1">
-      <w:start w:val="1"/>
-      <w:numFmt w:val="lowerRoman"/>
-      <w:lvlText w:val="%9."/>
-      <w:lvlJc w:val="right"/>
-      <w:pPr>
-        <w:ind w:left="5398" w:hanging="480"/>
-      </w:pPr>
-    </w:lvl>
-  </w:abstractNum>
-  <w:abstractNum w:abstractNumId="14" w15:restartNumberingAfterBreak="0">
-    <w:nsid w:val="21305C10"/>
-    <w:multiLevelType w:val="multilevel"/>
-    <w:tmpl w:val="26CCAB06"/>
-    <w:lvl w:ilvl="0">
-      <w:start w:val="1"/>
-      <w:numFmt w:val="bullet"/>
-      <w:lvlText w:val=""/>
-      <w:lvlJc w:val="left"/>
-      <w:pPr>
-        <w:tabs>
-          <w:tab w:val="num" w:pos="720"/>
-        </w:tabs>
-        <w:ind w:left="720" w:hanging="360"/>
-      </w:pPr>
-      <w:rPr>
-        <w:rFonts w:ascii="Symbol" w:hAnsi="Symbol" w:hint="default"/>
-        <w:sz w:val="20"/>
-      </w:rPr>
-    </w:lvl>
-    <w:lvl w:ilvl="1">
-      <w:start w:val="1"/>
-      <w:numFmt w:val="bullet"/>
-      <w:lvlText w:val="o"/>
-      <w:lvlJc w:val="left"/>
-      <w:pPr>
-        <w:tabs>
-          <w:tab w:val="num" w:pos="1440"/>
-        </w:tabs>
-        <w:ind w:left="1440" w:hanging="360"/>
-      </w:pPr>
-      <w:rPr>
-        <w:rFonts w:ascii="Courier New" w:hAnsi="Courier New" w:hint="default"/>
-        <w:sz w:val="20"/>
-      </w:rPr>
-    </w:lvl>
-    <w:lvl w:ilvl="2" w:tentative="1">
-      <w:start w:val="1"/>
-      <w:numFmt w:val="bullet"/>
-      <w:lvlText w:val=""/>
-      <w:lvlJc w:val="left"/>
-      <w:pPr>
-        <w:tabs>
-          <w:tab w:val="num" w:pos="2160"/>
-        </w:tabs>
-        <w:ind w:left="2160" w:hanging="360"/>
-      </w:pPr>
-      <w:rPr>
-        <w:rFonts w:ascii="Wingdings" w:hAnsi="Wingdings" w:hint="default"/>
-        <w:sz w:val="20"/>
-      </w:rPr>
-    </w:lvl>
-    <w:lvl w:ilvl="3" w:tentative="1">
-      <w:start w:val="1"/>
-      <w:numFmt w:val="bullet"/>
-      <w:lvlText w:val=""/>
-      <w:lvlJc w:val="left"/>
-      <w:pPr>
-        <w:tabs>
-          <w:tab w:val="num" w:pos="2880"/>
-        </w:tabs>
-        <w:ind w:left="2880" w:hanging="360"/>
-      </w:pPr>
-      <w:rPr>
-        <w:rFonts w:ascii="Wingdings" w:hAnsi="Wingdings" w:hint="default"/>
-        <w:sz w:val="20"/>
-      </w:rPr>
-    </w:lvl>
-    <w:lvl w:ilvl="4" w:tentative="1">
-      <w:start w:val="1"/>
-      <w:numFmt w:val="bullet"/>
-      <w:lvlText w:val=""/>
-      <w:lvlJc w:val="left"/>
-      <w:pPr>
-        <w:tabs>
-          <w:tab w:val="num" w:pos="3600"/>
-        </w:tabs>
-        <w:ind w:left="3600" w:hanging="360"/>
-      </w:pPr>
-      <w:rPr>
-        <w:rFonts w:ascii="Wingdings" w:hAnsi="Wingdings" w:hint="default"/>
-        <w:sz w:val="20"/>
-      </w:rPr>
-    </w:lvl>
-    <w:lvl w:ilvl="5" w:tentative="1">
-      <w:start w:val="1"/>
-      <w:numFmt w:val="bullet"/>
-      <w:lvlText w:val=""/>
-      <w:lvlJc w:val="left"/>
-      <w:pPr>
-        <w:tabs>
-          <w:tab w:val="num" w:pos="4320"/>
-        </w:tabs>
-        <w:ind w:left="4320" w:hanging="360"/>
-      </w:pPr>
-      <w:rPr>
-        <w:rFonts w:ascii="Wingdings" w:hAnsi="Wingdings" w:hint="default"/>
-        <w:sz w:val="20"/>
-      </w:rPr>
-    </w:lvl>
-    <w:lvl w:ilvl="6" w:tentative="1">
-      <w:start w:val="1"/>
-      <w:numFmt w:val="bullet"/>
-      <w:lvlText w:val=""/>
-      <w:lvlJc w:val="left"/>
-      <w:pPr>
-        <w:tabs>
-          <w:tab w:val="num" w:pos="5040"/>
-        </w:tabs>
-        <w:ind w:left="5040" w:hanging="360"/>
-      </w:pPr>
-      <w:rPr>
-        <w:rFonts w:ascii="Wingdings" w:hAnsi="Wingdings" w:hint="default"/>
-        <w:sz w:val="20"/>
-      </w:rPr>
-    </w:lvl>
-    <w:lvl w:ilvl="7" w:tentative="1">
-      <w:start w:val="1"/>
-      <w:numFmt w:val="bullet"/>
-      <w:lvlText w:val=""/>
-      <w:lvlJc w:val="left"/>
-      <w:pPr>
-        <w:tabs>
-          <w:tab w:val="num" w:pos="5760"/>
-        </w:tabs>
-        <w:ind w:left="5760" w:hanging="360"/>
-      </w:pPr>
-      <w:rPr>
-        <w:rFonts w:ascii="Wingdings" w:hAnsi="Wingdings" w:hint="default"/>
-        <w:sz w:val="20"/>
-      </w:rPr>
-    </w:lvl>
-    <w:lvl w:ilvl="8" w:tentative="1">
-      <w:start w:val="1"/>
-      <w:numFmt w:val="bullet"/>
-      <w:lvlText w:val=""/>
-      <w:lvlJc w:val="left"/>
-      <w:pPr>
-        <w:tabs>
-          <w:tab w:val="num" w:pos="6480"/>
-        </w:tabs>
-        <w:ind w:left="6480" w:hanging="360"/>
-      </w:pPr>
-      <w:rPr>
-        <w:rFonts w:ascii="Wingdings" w:hAnsi="Wingdings" w:hint="default"/>
-        <w:sz w:val="20"/>
-      </w:rPr>
-    </w:lvl>
-  </w:abstractNum>
-  <w:abstractNum w:abstractNumId="15" w15:restartNumberingAfterBreak="0">
+  <w:abstractNum w:abstractNumId="4" w15:restartNumberingAfterBreak="0">
     <w:nsid w:val="22195305"/>
     <w:multiLevelType w:val="multilevel"/>
     <w:tmpl w:val="25E8A17E"/>
@@ -4603,120 +3568,7 @@
       </w:rPr>
     </w:lvl>
   </w:abstractNum>
-  <w:abstractNum w:abstractNumId="16" w15:restartNumberingAfterBreak="0">
-    <w:nsid w:val="25DC1FBE"/>
-    <w:multiLevelType w:val="hybridMultilevel"/>
-    <w:tmpl w:val="25105B66"/>
-    <w:lvl w:ilvl="0" w:tplc="2FF678A0">
-      <w:start w:val="1"/>
-      <w:numFmt w:val="decimal"/>
-      <w:lvlText w:val="%1."/>
-      <w:lvlJc w:val="left"/>
-      <w:pPr>
-        <w:tabs>
-          <w:tab w:val="num" w:pos="720"/>
-        </w:tabs>
-        <w:ind w:left="720" w:hanging="360"/>
-      </w:pPr>
-    </w:lvl>
-    <w:lvl w:ilvl="1" w:tplc="F118E232" w:tentative="1">
-      <w:start w:val="1"/>
-      <w:numFmt w:val="decimal"/>
-      <w:lvlText w:val="%2."/>
-      <w:lvlJc w:val="left"/>
-      <w:pPr>
-        <w:tabs>
-          <w:tab w:val="num" w:pos="1440"/>
-        </w:tabs>
-        <w:ind w:left="1440" w:hanging="360"/>
-      </w:pPr>
-    </w:lvl>
-    <w:lvl w:ilvl="2" w:tplc="4D7E5E14" w:tentative="1">
-      <w:start w:val="1"/>
-      <w:numFmt w:val="decimal"/>
-      <w:lvlText w:val="%3."/>
-      <w:lvlJc w:val="left"/>
-      <w:pPr>
-        <w:tabs>
-          <w:tab w:val="num" w:pos="2160"/>
-        </w:tabs>
-        <w:ind w:left="2160" w:hanging="360"/>
-      </w:pPr>
-    </w:lvl>
-    <w:lvl w:ilvl="3" w:tplc="84FEA510" w:tentative="1">
-      <w:start w:val="1"/>
-      <w:numFmt w:val="decimal"/>
-      <w:lvlText w:val="%4."/>
-      <w:lvlJc w:val="left"/>
-      <w:pPr>
-        <w:tabs>
-          <w:tab w:val="num" w:pos="2880"/>
-        </w:tabs>
-        <w:ind w:left="2880" w:hanging="360"/>
-      </w:pPr>
-    </w:lvl>
-    <w:lvl w:ilvl="4" w:tplc="C548D682" w:tentative="1">
-      <w:start w:val="1"/>
-      <w:numFmt w:val="decimal"/>
-      <w:lvlText w:val="%5."/>
-      <w:lvlJc w:val="left"/>
-      <w:pPr>
-        <w:tabs>
-          <w:tab w:val="num" w:pos="3600"/>
-        </w:tabs>
-        <w:ind w:left="3600" w:hanging="360"/>
-      </w:pPr>
-    </w:lvl>
-    <w:lvl w:ilvl="5" w:tplc="D8B668CC" w:tentative="1">
-      <w:start w:val="1"/>
-      <w:numFmt w:val="decimal"/>
-      <w:lvlText w:val="%6."/>
-      <w:lvlJc w:val="left"/>
-      <w:pPr>
-        <w:tabs>
-          <w:tab w:val="num" w:pos="4320"/>
-        </w:tabs>
-        <w:ind w:left="4320" w:hanging="360"/>
-      </w:pPr>
-    </w:lvl>
-    <w:lvl w:ilvl="6" w:tplc="E996B95A" w:tentative="1">
-      <w:start w:val="1"/>
-      <w:numFmt w:val="decimal"/>
-      <w:lvlText w:val="%7."/>
-      <w:lvlJc w:val="left"/>
-      <w:pPr>
-        <w:tabs>
-          <w:tab w:val="num" w:pos="5040"/>
-        </w:tabs>
-        <w:ind w:left="5040" w:hanging="360"/>
-      </w:pPr>
-    </w:lvl>
-    <w:lvl w:ilvl="7" w:tplc="59824EEA" w:tentative="1">
-      <w:start w:val="1"/>
-      <w:numFmt w:val="decimal"/>
-      <w:lvlText w:val="%8."/>
-      <w:lvlJc w:val="left"/>
-      <w:pPr>
-        <w:tabs>
-          <w:tab w:val="num" w:pos="5760"/>
-        </w:tabs>
-        <w:ind w:left="5760" w:hanging="360"/>
-      </w:pPr>
-    </w:lvl>
-    <w:lvl w:ilvl="8" w:tplc="F2E25180" w:tentative="1">
-      <w:start w:val="1"/>
-      <w:numFmt w:val="decimal"/>
-      <w:lvlText w:val="%9."/>
-      <w:lvlJc w:val="left"/>
-      <w:pPr>
-        <w:tabs>
-          <w:tab w:val="num" w:pos="6480"/>
-        </w:tabs>
-        <w:ind w:left="6480" w:hanging="360"/>
-      </w:pPr>
-    </w:lvl>
-  </w:abstractNum>
-  <w:abstractNum w:abstractNumId="17" w15:restartNumberingAfterBreak="0">
+  <w:abstractNum w:abstractNumId="5" w15:restartNumberingAfterBreak="0">
     <w:nsid w:val="269C6FBD"/>
     <w:multiLevelType w:val="multilevel"/>
     <w:tmpl w:val="25E8A17E"/>
@@ -4865,138 +3717,7 @@
       </w:rPr>
     </w:lvl>
   </w:abstractNum>
-  <w:abstractNum w:abstractNumId="18" w15:restartNumberingAfterBreak="0">
-    <w:nsid w:val="2EA40367"/>
-    <w:multiLevelType w:val="multilevel"/>
-    <w:tmpl w:val="115425A6"/>
-    <w:lvl w:ilvl="0">
-      <w:start w:val="1"/>
-      <w:numFmt w:val="ideographLegalTraditional"/>
-      <w:suff w:val="nothing"/>
-      <w:lvlText w:val="%1、"/>
-      <w:lvlJc w:val="left"/>
-      <w:pPr>
-        <w:ind w:left="510" w:hanging="226"/>
-      </w:pPr>
-      <w:rPr>
-        <w:rFonts w:eastAsia="微軟正黑體" w:hint="eastAsia"/>
-        <w:b/>
-        <w:i w:val="0"/>
-        <w:sz w:val="28"/>
-      </w:rPr>
-    </w:lvl>
-    <w:lvl w:ilvl="1">
-      <w:start w:val="1"/>
-      <w:numFmt w:val="taiwaneseCountingThousand"/>
-      <w:suff w:val="nothing"/>
-      <w:lvlText w:val="%2、"/>
-      <w:lvlJc w:val="left"/>
-      <w:pPr>
-        <w:ind w:left="652" w:hanging="226"/>
-      </w:pPr>
-      <w:rPr>
-        <w:rFonts w:hint="eastAsia"/>
-      </w:rPr>
-    </w:lvl>
-    <w:lvl w:ilvl="2">
-      <w:start w:val="1"/>
-      <w:numFmt w:val="taiwaneseCountingThousand"/>
-      <w:suff w:val="nothing"/>
-      <w:lvlText w:val="(%3)"/>
-      <w:lvlJc w:val="left"/>
-      <w:pPr>
-        <w:ind w:left="794" w:hanging="226"/>
-      </w:pPr>
-      <w:rPr>
-        <w:rFonts w:hint="eastAsia"/>
-        <w:b/>
-        <w:i w:val="0"/>
-        <w:color w:val="0000FF"/>
-        <w:sz w:val="24"/>
-      </w:rPr>
-    </w:lvl>
-    <w:lvl w:ilvl="3">
-      <w:start w:val="1"/>
-      <w:numFmt w:val="decimal"/>
-      <w:suff w:val="nothing"/>
-      <w:lvlText w:val="%4."/>
-      <w:lvlJc w:val="left"/>
-      <w:pPr>
-        <w:ind w:left="936" w:hanging="226"/>
-      </w:pPr>
-      <w:rPr>
-        <w:rFonts w:hint="eastAsia"/>
-        <w:b w:val="0"/>
-        <w:sz w:val="24"/>
-        <w:szCs w:val="24"/>
-      </w:rPr>
-    </w:lvl>
-    <w:lvl w:ilvl="4">
-      <w:start w:val="1"/>
-      <w:numFmt w:val="decimal"/>
-      <w:suff w:val="nothing"/>
-      <w:lvlText w:val="(%5)"/>
-      <w:lvlJc w:val="left"/>
-      <w:pPr>
-        <w:ind w:left="1078" w:hanging="226"/>
-      </w:pPr>
-      <w:rPr>
-        <w:rFonts w:hint="eastAsia"/>
-      </w:rPr>
-    </w:lvl>
-    <w:lvl w:ilvl="5">
-      <w:start w:val="1"/>
-      <w:numFmt w:val="upperLetter"/>
-      <w:suff w:val="nothing"/>
-      <w:lvlText w:val="%6."/>
-      <w:lvlJc w:val="left"/>
-      <w:pPr>
-        <w:ind w:left="1220" w:hanging="226"/>
-      </w:pPr>
-      <w:rPr>
-        <w:rFonts w:hint="eastAsia"/>
-      </w:rPr>
-    </w:lvl>
-    <w:lvl w:ilvl="6">
-      <w:start w:val="1"/>
-      <w:numFmt w:val="lowerLetter"/>
-      <w:suff w:val="nothing"/>
-      <w:lvlText w:val="(%7)"/>
-      <w:lvlJc w:val="left"/>
-      <w:pPr>
-        <w:ind w:left="1362" w:hanging="226"/>
-      </w:pPr>
-      <w:rPr>
-        <w:rFonts w:hint="eastAsia"/>
-      </w:rPr>
-    </w:lvl>
-    <w:lvl w:ilvl="7">
-      <w:start w:val="1"/>
-      <w:numFmt w:val="upperRoman"/>
-      <w:suff w:val="nothing"/>
-      <w:lvlText w:val="%8."/>
-      <w:lvlJc w:val="left"/>
-      <w:pPr>
-        <w:ind w:left="6322" w:hanging="226"/>
-      </w:pPr>
-      <w:rPr>
-        <w:rFonts w:hint="eastAsia"/>
-      </w:rPr>
-    </w:lvl>
-    <w:lvl w:ilvl="8">
-      <w:start w:val="1"/>
-      <w:numFmt w:val="none"/>
-      <w:lvlText w:val=""/>
-      <w:lvlJc w:val="left"/>
-      <w:pPr>
-        <w:ind w:left="1646" w:hanging="226"/>
-      </w:pPr>
-      <w:rPr>
-        <w:rFonts w:hint="eastAsia"/>
-      </w:rPr>
-    </w:lvl>
-  </w:abstractNum>
-  <w:abstractNum w:abstractNumId="19" w15:restartNumberingAfterBreak="0">
+  <w:abstractNum w:abstractNumId="6" w15:restartNumberingAfterBreak="0">
     <w:nsid w:val="358B5843"/>
     <w:multiLevelType w:val="multilevel"/>
     <w:tmpl w:val="9DF68ABA"/>
@@ -5113,7 +3834,7 @@
       </w:pPr>
     </w:lvl>
   </w:abstractNum>
-  <w:abstractNum w:abstractNumId="20" w15:restartNumberingAfterBreak="0">
+  <w:abstractNum w:abstractNumId="7" w15:restartNumberingAfterBreak="0">
     <w:nsid w:val="37CC5E34"/>
     <w:multiLevelType w:val="hybridMultilevel"/>
     <w:tmpl w:val="B9DE1F70"/>
@@ -5239,147 +3960,7 @@
       </w:rPr>
     </w:lvl>
   </w:abstractNum>
-  <w:abstractNum w:abstractNumId="21" w15:restartNumberingAfterBreak="0">
-    <w:nsid w:val="3AE76657"/>
-    <w:multiLevelType w:val="hybridMultilevel"/>
-    <w:tmpl w:val="C7FA7236"/>
-    <w:lvl w:ilvl="0" w:tplc="ACD03908">
-      <w:start w:val="1"/>
-      <w:numFmt w:val="bullet"/>
-      <w:lvlText w:val="•"/>
-      <w:lvlJc w:val="left"/>
-      <w:pPr>
-        <w:tabs>
-          <w:tab w:val="num" w:pos="720"/>
-        </w:tabs>
-        <w:ind w:left="720" w:hanging="360"/>
-      </w:pPr>
-      <w:rPr>
-        <w:rFonts w:ascii="Arial" w:hAnsi="Arial" w:hint="default"/>
-      </w:rPr>
-    </w:lvl>
-    <w:lvl w:ilvl="1" w:tplc="3B92B0EA" w:tentative="1">
-      <w:start w:val="1"/>
-      <w:numFmt w:val="bullet"/>
-      <w:lvlText w:val="•"/>
-      <w:lvlJc w:val="left"/>
-      <w:pPr>
-        <w:tabs>
-          <w:tab w:val="num" w:pos="1440"/>
-        </w:tabs>
-        <w:ind w:left="1440" w:hanging="360"/>
-      </w:pPr>
-      <w:rPr>
-        <w:rFonts w:ascii="Arial" w:hAnsi="Arial" w:hint="default"/>
-      </w:rPr>
-    </w:lvl>
-    <w:lvl w:ilvl="2" w:tplc="6F70BCE8" w:tentative="1">
-      <w:start w:val="1"/>
-      <w:numFmt w:val="bullet"/>
-      <w:lvlText w:val="•"/>
-      <w:lvlJc w:val="left"/>
-      <w:pPr>
-        <w:tabs>
-          <w:tab w:val="num" w:pos="2160"/>
-        </w:tabs>
-        <w:ind w:left="2160" w:hanging="360"/>
-      </w:pPr>
-      <w:rPr>
-        <w:rFonts w:ascii="Arial" w:hAnsi="Arial" w:hint="default"/>
-      </w:rPr>
-    </w:lvl>
-    <w:lvl w:ilvl="3" w:tplc="81FC1220" w:tentative="1">
-      <w:start w:val="1"/>
-      <w:numFmt w:val="bullet"/>
-      <w:lvlText w:val="•"/>
-      <w:lvlJc w:val="left"/>
-      <w:pPr>
-        <w:tabs>
-          <w:tab w:val="num" w:pos="2880"/>
-        </w:tabs>
-        <w:ind w:left="2880" w:hanging="360"/>
-      </w:pPr>
-      <w:rPr>
-        <w:rFonts w:ascii="Arial" w:hAnsi="Arial" w:hint="default"/>
-      </w:rPr>
-    </w:lvl>
-    <w:lvl w:ilvl="4" w:tplc="AAEA6B9A" w:tentative="1">
-      <w:start w:val="1"/>
-      <w:numFmt w:val="bullet"/>
-      <w:lvlText w:val="•"/>
-      <w:lvlJc w:val="left"/>
-      <w:pPr>
-        <w:tabs>
-          <w:tab w:val="num" w:pos="3600"/>
-        </w:tabs>
-        <w:ind w:left="3600" w:hanging="360"/>
-      </w:pPr>
-      <w:rPr>
-        <w:rFonts w:ascii="Arial" w:hAnsi="Arial" w:hint="default"/>
-      </w:rPr>
-    </w:lvl>
-    <w:lvl w:ilvl="5" w:tplc="60948646" w:tentative="1">
-      <w:start w:val="1"/>
-      <w:numFmt w:val="bullet"/>
-      <w:lvlText w:val="•"/>
-      <w:lvlJc w:val="left"/>
-      <w:pPr>
-        <w:tabs>
-          <w:tab w:val="num" w:pos="4320"/>
-        </w:tabs>
-        <w:ind w:left="4320" w:hanging="360"/>
-      </w:pPr>
-      <w:rPr>
-        <w:rFonts w:ascii="Arial" w:hAnsi="Arial" w:hint="default"/>
-      </w:rPr>
-    </w:lvl>
-    <w:lvl w:ilvl="6" w:tplc="ADCE2C38" w:tentative="1">
-      <w:start w:val="1"/>
-      <w:numFmt w:val="bullet"/>
-      <w:lvlText w:val="•"/>
-      <w:lvlJc w:val="left"/>
-      <w:pPr>
-        <w:tabs>
-          <w:tab w:val="num" w:pos="5040"/>
-        </w:tabs>
-        <w:ind w:left="5040" w:hanging="360"/>
-      </w:pPr>
-      <w:rPr>
-        <w:rFonts w:ascii="Arial" w:hAnsi="Arial" w:hint="default"/>
-      </w:rPr>
-    </w:lvl>
-    <w:lvl w:ilvl="7" w:tplc="AEF44D6E" w:tentative="1">
-      <w:start w:val="1"/>
-      <w:numFmt w:val="bullet"/>
-      <w:lvlText w:val="•"/>
-      <w:lvlJc w:val="left"/>
-      <w:pPr>
-        <w:tabs>
-          <w:tab w:val="num" w:pos="5760"/>
-        </w:tabs>
-        <w:ind w:left="5760" w:hanging="360"/>
-      </w:pPr>
-      <w:rPr>
-        <w:rFonts w:ascii="Arial" w:hAnsi="Arial" w:hint="default"/>
-      </w:rPr>
-    </w:lvl>
-    <w:lvl w:ilvl="8" w:tplc="FF7A6ED8" w:tentative="1">
-      <w:start w:val="1"/>
-      <w:numFmt w:val="bullet"/>
-      <w:lvlText w:val="•"/>
-      <w:lvlJc w:val="left"/>
-      <w:pPr>
-        <w:tabs>
-          <w:tab w:val="num" w:pos="6480"/>
-        </w:tabs>
-        <w:ind w:left="6480" w:hanging="360"/>
-      </w:pPr>
-      <w:rPr>
-        <w:rFonts w:ascii="Arial" w:hAnsi="Arial" w:hint="default"/>
-      </w:rPr>
-    </w:lvl>
-  </w:abstractNum>
-  <w:abstractNum w:abstractNumId="22" w15:restartNumberingAfterBreak="0">
+  <w:abstractNum w:abstractNumId="8" w15:restartNumberingAfterBreak="0">
     <w:nsid w:val="3CAA7DCC"/>
     <w:multiLevelType w:val="hybridMultilevel"/>
     <w:tmpl w:val="A37447CE"/>
@@ -5492,306 +4073,7 @@
       </w:rPr>
     </w:lvl>
   </w:abstractNum>
-  <w:abstractNum w:abstractNumId="23" w15:restartNumberingAfterBreak="0">
-    <w:nsid w:val="3CE442D4"/>
-    <w:multiLevelType w:val="hybridMultilevel"/>
-    <w:tmpl w:val="0338BBE8"/>
-    <w:lvl w:ilvl="0" w:tplc="A8EC07A4">
-      <w:start w:val="1"/>
-      <w:numFmt w:val="decimal"/>
-      <w:lvlText w:val="%1."/>
-      <w:lvlJc w:val="left"/>
-      <w:pPr>
-        <w:ind w:left="480" w:hanging="480"/>
-      </w:pPr>
-    </w:lvl>
-    <w:lvl w:ilvl="1" w:tplc="93DAAC96" w:tentative="1">
-      <w:start w:val="1"/>
-      <w:numFmt w:val="ideographTraditional"/>
-      <w:lvlText w:val="%2、"/>
-      <w:lvlJc w:val="left"/>
-      <w:pPr>
-        <w:ind w:left="960" w:hanging="480"/>
-      </w:pPr>
-    </w:lvl>
-    <w:lvl w:ilvl="2" w:tplc="8950358C" w:tentative="1">
-      <w:start w:val="1"/>
-      <w:numFmt w:val="lowerRoman"/>
-      <w:lvlText w:val="%3."/>
-      <w:lvlJc w:val="right"/>
-      <w:pPr>
-        <w:ind w:left="1440" w:hanging="480"/>
-      </w:pPr>
-    </w:lvl>
-    <w:lvl w:ilvl="3" w:tplc="C7D8389C" w:tentative="1">
-      <w:start w:val="1"/>
-      <w:numFmt w:val="decimal"/>
-      <w:lvlText w:val="%4."/>
-      <w:lvlJc w:val="left"/>
-      <w:pPr>
-        <w:ind w:left="1920" w:hanging="480"/>
-      </w:pPr>
-    </w:lvl>
-    <w:lvl w:ilvl="4" w:tplc="149E71C0" w:tentative="1">
-      <w:start w:val="1"/>
-      <w:numFmt w:val="ideographTraditional"/>
-      <w:lvlText w:val="%5、"/>
-      <w:lvlJc w:val="left"/>
-      <w:pPr>
-        <w:ind w:left="2400" w:hanging="480"/>
-      </w:pPr>
-    </w:lvl>
-    <w:lvl w:ilvl="5" w:tplc="402E8B6C" w:tentative="1">
-      <w:start w:val="1"/>
-      <w:numFmt w:val="lowerRoman"/>
-      <w:lvlText w:val="%6."/>
-      <w:lvlJc w:val="right"/>
-      <w:pPr>
-        <w:ind w:left="2880" w:hanging="480"/>
-      </w:pPr>
-    </w:lvl>
-    <w:lvl w:ilvl="6" w:tplc="45CC31A0" w:tentative="1">
-      <w:start w:val="1"/>
-      <w:numFmt w:val="decimal"/>
-      <w:lvlText w:val="%7."/>
-      <w:lvlJc w:val="left"/>
-      <w:pPr>
-        <w:ind w:left="3360" w:hanging="480"/>
-      </w:pPr>
-    </w:lvl>
-    <w:lvl w:ilvl="7" w:tplc="3D149504" w:tentative="1">
-      <w:start w:val="1"/>
-      <w:numFmt w:val="ideographTraditional"/>
-      <w:lvlText w:val="%8、"/>
-      <w:lvlJc w:val="left"/>
-      <w:pPr>
-        <w:ind w:left="3840" w:hanging="480"/>
-      </w:pPr>
-    </w:lvl>
-    <w:lvl w:ilvl="8" w:tplc="69486CF8" w:tentative="1">
-      <w:start w:val="1"/>
-      <w:numFmt w:val="lowerRoman"/>
-      <w:lvlText w:val="%9."/>
-      <w:lvlJc w:val="right"/>
-      <w:pPr>
-        <w:ind w:left="4320" w:hanging="480"/>
-      </w:pPr>
-    </w:lvl>
-  </w:abstractNum>
-  <w:abstractNum w:abstractNumId="24" w15:restartNumberingAfterBreak="0">
-    <w:nsid w:val="41150724"/>
-    <w:multiLevelType w:val="hybridMultilevel"/>
-    <w:tmpl w:val="3932A46C"/>
-    <w:lvl w:ilvl="0" w:tplc="84507A48">
-      <w:start w:val="1"/>
-      <w:numFmt w:val="taiwaneseCountingThousand"/>
-      <w:lvlText w:val="(%1)、"/>
-      <w:lvlJc w:val="left"/>
-      <w:pPr>
-        <w:ind w:left="1386" w:hanging="480"/>
-      </w:pPr>
-      <w:rPr>
-        <w:rFonts w:hint="eastAsia"/>
-        <w:color w:val="auto"/>
-      </w:rPr>
-    </w:lvl>
-    <w:lvl w:ilvl="1" w:tplc="8E223338" w:tentative="1">
-      <w:start w:val="1"/>
-      <w:numFmt w:val="ideographTraditional"/>
-      <w:lvlText w:val="%2、"/>
-      <w:lvlJc w:val="left"/>
-      <w:pPr>
-        <w:ind w:left="1866" w:hanging="480"/>
-      </w:pPr>
-    </w:lvl>
-    <w:lvl w:ilvl="2" w:tplc="4CA0F502" w:tentative="1">
-      <w:start w:val="1"/>
-      <w:numFmt w:val="lowerRoman"/>
-      <w:lvlText w:val="%3."/>
-      <w:lvlJc w:val="right"/>
-      <w:pPr>
-        <w:ind w:left="2346" w:hanging="480"/>
-      </w:pPr>
-    </w:lvl>
-    <w:lvl w:ilvl="3" w:tplc="000E6232" w:tentative="1">
-      <w:start w:val="1"/>
-      <w:numFmt w:val="decimal"/>
-      <w:lvlText w:val="%4."/>
-      <w:lvlJc w:val="left"/>
-      <w:pPr>
-        <w:ind w:left="2826" w:hanging="480"/>
-      </w:pPr>
-    </w:lvl>
-    <w:lvl w:ilvl="4" w:tplc="6BB80FCA" w:tentative="1">
-      <w:start w:val="1"/>
-      <w:numFmt w:val="ideographTraditional"/>
-      <w:lvlText w:val="%5、"/>
-      <w:lvlJc w:val="left"/>
-      <w:pPr>
-        <w:ind w:left="3306" w:hanging="480"/>
-      </w:pPr>
-    </w:lvl>
-    <w:lvl w:ilvl="5" w:tplc="2466A40C" w:tentative="1">
-      <w:start w:val="1"/>
-      <w:numFmt w:val="lowerRoman"/>
-      <w:lvlText w:val="%6."/>
-      <w:lvlJc w:val="right"/>
-      <w:pPr>
-        <w:ind w:left="3786" w:hanging="480"/>
-      </w:pPr>
-    </w:lvl>
-    <w:lvl w:ilvl="6" w:tplc="0A9ECA62" w:tentative="1">
-      <w:start w:val="1"/>
-      <w:numFmt w:val="decimal"/>
-      <w:lvlText w:val="%7."/>
-      <w:lvlJc w:val="left"/>
-      <w:pPr>
-        <w:ind w:left="4266" w:hanging="480"/>
-      </w:pPr>
-    </w:lvl>
-    <w:lvl w:ilvl="7" w:tplc="9B50C5C4" w:tentative="1">
-      <w:start w:val="1"/>
-      <w:numFmt w:val="ideographTraditional"/>
-      <w:lvlText w:val="%8、"/>
-      <w:lvlJc w:val="left"/>
-      <w:pPr>
-        <w:ind w:left="4746" w:hanging="480"/>
-      </w:pPr>
-    </w:lvl>
-    <w:lvl w:ilvl="8" w:tplc="8F08B98E" w:tentative="1">
-      <w:start w:val="1"/>
-      <w:numFmt w:val="lowerRoman"/>
-      <w:lvlText w:val="%9."/>
-      <w:lvlJc w:val="right"/>
-      <w:pPr>
-        <w:ind w:left="5226" w:hanging="480"/>
-      </w:pPr>
-    </w:lvl>
-  </w:abstractNum>
-  <w:abstractNum w:abstractNumId="25" w15:restartNumberingAfterBreak="0">
-    <w:nsid w:val="41F91C7D"/>
-    <w:multiLevelType w:val="hybridMultilevel"/>
-    <w:tmpl w:val="409C1DE0"/>
-    <w:lvl w:ilvl="0" w:tplc="B9D81330">
-      <w:start w:val="1"/>
-      <w:numFmt w:val="taiwaneseCountingThousand"/>
-      <w:lvlText w:val="(%1)"/>
-      <w:lvlJc w:val="left"/>
-      <w:pPr>
-        <w:tabs>
-          <w:tab w:val="num" w:pos="1095"/>
-        </w:tabs>
-        <w:ind w:left="1095" w:hanging="555"/>
-      </w:pPr>
-      <w:rPr>
-        <w:rFonts w:hint="eastAsia"/>
-      </w:rPr>
-    </w:lvl>
-    <w:lvl w:ilvl="1" w:tplc="6D3E6F68">
-      <w:start w:val="1"/>
-      <w:numFmt w:val="taiwaneseCountingThousand"/>
-      <w:lvlText w:val="%2、"/>
-      <w:lvlJc w:val="left"/>
-      <w:pPr>
-        <w:tabs>
-          <w:tab w:val="num" w:pos="960"/>
-        </w:tabs>
-        <w:ind w:left="960" w:hanging="480"/>
-      </w:pPr>
-      <w:rPr>
-        <w:rFonts w:hint="eastAsia"/>
-        <w:lang w:val="en-US"/>
-      </w:rPr>
-    </w:lvl>
-    <w:lvl w:ilvl="2" w:tplc="8A042CF4">
-      <w:start w:val="1"/>
-      <w:numFmt w:val="taiwaneseCountingThousand"/>
-      <w:lvlText w:val="(%3)"/>
-      <w:lvlJc w:val="left"/>
-      <w:pPr>
-        <w:tabs>
-          <w:tab w:val="num" w:pos="2070"/>
-        </w:tabs>
-        <w:ind w:left="2070" w:hanging="1110"/>
-      </w:pPr>
-      <w:rPr>
-        <w:rFonts w:hint="eastAsia"/>
-      </w:rPr>
-    </w:lvl>
-    <w:lvl w:ilvl="3" w:tplc="DBE440D6" w:tentative="1">
-      <w:start w:val="1"/>
-      <w:numFmt w:val="decimal"/>
-      <w:lvlText w:val="%4."/>
-      <w:lvlJc w:val="left"/>
-      <w:pPr>
-        <w:tabs>
-          <w:tab w:val="num" w:pos="1920"/>
-        </w:tabs>
-        <w:ind w:left="1920" w:hanging="480"/>
-      </w:pPr>
-    </w:lvl>
-    <w:lvl w:ilvl="4" w:tplc="E30AABA0" w:tentative="1">
-      <w:start w:val="1"/>
-      <w:numFmt w:val="ideographTraditional"/>
-      <w:lvlText w:val="%5、"/>
-      <w:lvlJc w:val="left"/>
-      <w:pPr>
-        <w:tabs>
-          <w:tab w:val="num" w:pos="2400"/>
-        </w:tabs>
-        <w:ind w:left="2400" w:hanging="480"/>
-      </w:pPr>
-    </w:lvl>
-    <w:lvl w:ilvl="5" w:tplc="AC6EA31C" w:tentative="1">
-      <w:start w:val="1"/>
-      <w:numFmt w:val="lowerRoman"/>
-      <w:lvlText w:val="%6."/>
-      <w:lvlJc w:val="right"/>
-      <w:pPr>
-        <w:tabs>
-          <w:tab w:val="num" w:pos="2880"/>
-        </w:tabs>
-        <w:ind w:left="2880" w:hanging="480"/>
-      </w:pPr>
-    </w:lvl>
-    <w:lvl w:ilvl="6" w:tplc="074667B0" w:tentative="1">
-      <w:start w:val="1"/>
-      <w:numFmt w:val="decimal"/>
-      <w:lvlText w:val="%7."/>
-      <w:lvlJc w:val="left"/>
-      <w:pPr>
-        <w:tabs>
-          <w:tab w:val="num" w:pos="3360"/>
-        </w:tabs>
-        <w:ind w:left="3360" w:hanging="480"/>
-      </w:pPr>
-    </w:lvl>
-    <w:lvl w:ilvl="7" w:tplc="266C87FE" w:tentative="1">
-      <w:start w:val="1"/>
-      <w:numFmt w:val="ideographTraditional"/>
-      <w:lvlText w:val="%8、"/>
-      <w:lvlJc w:val="left"/>
-      <w:pPr>
-        <w:tabs>
-          <w:tab w:val="num" w:pos="3840"/>
-        </w:tabs>
-        <w:ind w:left="3840" w:hanging="480"/>
-      </w:pPr>
-    </w:lvl>
-    <w:lvl w:ilvl="8" w:tplc="9058FDE0" w:tentative="1">
-      <w:start w:val="1"/>
-      <w:numFmt w:val="lowerRoman"/>
-      <w:lvlText w:val="%9."/>
-      <w:lvlJc w:val="right"/>
-      <w:pPr>
-        <w:tabs>
-          <w:tab w:val="num" w:pos="4320"/>
-        </w:tabs>
-        <w:ind w:left="4320" w:hanging="480"/>
-      </w:pPr>
-    </w:lvl>
-  </w:abstractNum>
-  <w:abstractNum w:abstractNumId="26" w15:restartNumberingAfterBreak="0">
+  <w:abstractNum w:abstractNumId="9" w15:restartNumberingAfterBreak="0">
     <w:nsid w:val="432A5FC0"/>
     <w:multiLevelType w:val="multilevel"/>
     <w:tmpl w:val="DFEE3892"/>
@@ -5937,7 +4219,7 @@
       </w:rPr>
     </w:lvl>
   </w:abstractNum>
-  <w:abstractNum w:abstractNumId="27" w15:restartNumberingAfterBreak="0">
+  <w:abstractNum w:abstractNumId="10" w15:restartNumberingAfterBreak="0">
     <w:nsid w:val="454E716B"/>
     <w:multiLevelType w:val="multilevel"/>
     <w:tmpl w:val="F8E4F3AA"/>
@@ -6082,621 +4364,7 @@
       </w:rPr>
     </w:lvl>
   </w:abstractNum>
-  <w:abstractNum w:abstractNumId="28" w15:restartNumberingAfterBreak="0">
-    <w:nsid w:val="46C246B8"/>
-    <w:multiLevelType w:val="hybridMultilevel"/>
-    <w:tmpl w:val="66DECB0E"/>
-    <w:lvl w:ilvl="0" w:tplc="02024F8A">
-      <w:start w:val="1"/>
-      <w:numFmt w:val="taiwaneseCountingThousand"/>
-      <w:lvlText w:val="%1、"/>
-      <w:lvlJc w:val="left"/>
-      <w:pPr>
-        <w:ind w:left="906" w:hanging="480"/>
-      </w:pPr>
-      <w:rPr>
-        <w:rFonts w:hint="eastAsia"/>
-        <w:color w:val="auto"/>
-        <w:lang w:val="en-US"/>
-      </w:rPr>
-    </w:lvl>
-    <w:lvl w:ilvl="1" w:tplc="E21E158A">
-      <w:start w:val="1"/>
-      <w:numFmt w:val="decimal"/>
-      <w:lvlText w:val="(%2)"/>
-      <w:lvlJc w:val="left"/>
-      <w:pPr>
-        <w:ind w:left="1316" w:hanging="410"/>
-      </w:pPr>
-      <w:rPr>
-        <w:rFonts w:hint="default"/>
-      </w:rPr>
-    </w:lvl>
-    <w:lvl w:ilvl="2" w:tplc="C122BD46" w:tentative="1">
-      <w:start w:val="1"/>
-      <w:numFmt w:val="lowerRoman"/>
-      <w:lvlText w:val="%3."/>
-      <w:lvlJc w:val="right"/>
-      <w:pPr>
-        <w:ind w:left="1866" w:hanging="480"/>
-      </w:pPr>
-    </w:lvl>
-    <w:lvl w:ilvl="3" w:tplc="AE50E000" w:tentative="1">
-      <w:start w:val="1"/>
-      <w:numFmt w:val="decimal"/>
-      <w:lvlText w:val="%4."/>
-      <w:lvlJc w:val="left"/>
-      <w:pPr>
-        <w:ind w:left="2346" w:hanging="480"/>
-      </w:pPr>
-    </w:lvl>
-    <w:lvl w:ilvl="4" w:tplc="06EAB530" w:tentative="1">
-      <w:start w:val="1"/>
-      <w:numFmt w:val="ideographTraditional"/>
-      <w:lvlText w:val="%5、"/>
-      <w:lvlJc w:val="left"/>
-      <w:pPr>
-        <w:ind w:left="2826" w:hanging="480"/>
-      </w:pPr>
-    </w:lvl>
-    <w:lvl w:ilvl="5" w:tplc="65DAE836" w:tentative="1">
-      <w:start w:val="1"/>
-      <w:numFmt w:val="lowerRoman"/>
-      <w:lvlText w:val="%6."/>
-      <w:lvlJc w:val="right"/>
-      <w:pPr>
-        <w:ind w:left="3306" w:hanging="480"/>
-      </w:pPr>
-    </w:lvl>
-    <w:lvl w:ilvl="6" w:tplc="F14EC29C" w:tentative="1">
-      <w:start w:val="1"/>
-      <w:numFmt w:val="decimal"/>
-      <w:lvlText w:val="%7."/>
-      <w:lvlJc w:val="left"/>
-      <w:pPr>
-        <w:ind w:left="3786" w:hanging="480"/>
-      </w:pPr>
-    </w:lvl>
-    <w:lvl w:ilvl="7" w:tplc="5308D3FA" w:tentative="1">
-      <w:start w:val="1"/>
-      <w:numFmt w:val="ideographTraditional"/>
-      <w:lvlText w:val="%8、"/>
-      <w:lvlJc w:val="left"/>
-      <w:pPr>
-        <w:ind w:left="4266" w:hanging="480"/>
-      </w:pPr>
-    </w:lvl>
-    <w:lvl w:ilvl="8" w:tplc="C0AAC6BA" w:tentative="1">
-      <w:start w:val="1"/>
-      <w:numFmt w:val="lowerRoman"/>
-      <w:lvlText w:val="%9."/>
-      <w:lvlJc w:val="right"/>
-      <w:pPr>
-        <w:ind w:left="4746" w:hanging="480"/>
-      </w:pPr>
-    </w:lvl>
-  </w:abstractNum>
-  <w:abstractNum w:abstractNumId="29" w15:restartNumberingAfterBreak="0">
-    <w:nsid w:val="46F60F83"/>
-    <w:multiLevelType w:val="hybridMultilevel"/>
-    <w:tmpl w:val="6CC64B2E"/>
-    <w:lvl w:ilvl="0" w:tplc="04090001">
-      <w:start w:val="1"/>
-      <w:numFmt w:val="bullet"/>
-      <w:lvlText w:val=""/>
-      <w:lvlJc w:val="left"/>
-      <w:pPr>
-        <w:ind w:left="1560" w:hanging="480"/>
-      </w:pPr>
-      <w:rPr>
-        <w:rFonts w:ascii="Wingdings" w:hAnsi="Wingdings" w:hint="default"/>
-      </w:rPr>
-    </w:lvl>
-    <w:lvl w:ilvl="1" w:tplc="04090003" w:tentative="1">
-      <w:start w:val="1"/>
-      <w:numFmt w:val="bullet"/>
-      <w:lvlText w:val=""/>
-      <w:lvlJc w:val="left"/>
-      <w:pPr>
-        <w:ind w:left="2040" w:hanging="480"/>
-      </w:pPr>
-      <w:rPr>
-        <w:rFonts w:ascii="Wingdings" w:hAnsi="Wingdings" w:hint="default"/>
-      </w:rPr>
-    </w:lvl>
-    <w:lvl w:ilvl="2" w:tplc="04090005" w:tentative="1">
-      <w:start w:val="1"/>
-      <w:numFmt w:val="bullet"/>
-      <w:lvlText w:val=""/>
-      <w:lvlJc w:val="left"/>
-      <w:pPr>
-        <w:ind w:left="2520" w:hanging="480"/>
-      </w:pPr>
-      <w:rPr>
-        <w:rFonts w:ascii="Wingdings" w:hAnsi="Wingdings" w:hint="default"/>
-      </w:rPr>
-    </w:lvl>
-    <w:lvl w:ilvl="3" w:tplc="04090001" w:tentative="1">
-      <w:start w:val="1"/>
-      <w:numFmt w:val="bullet"/>
-      <w:lvlText w:val=""/>
-      <w:lvlJc w:val="left"/>
-      <w:pPr>
-        <w:ind w:left="3000" w:hanging="480"/>
-      </w:pPr>
-      <w:rPr>
-        <w:rFonts w:ascii="Wingdings" w:hAnsi="Wingdings" w:hint="default"/>
-      </w:rPr>
-    </w:lvl>
-    <w:lvl w:ilvl="4" w:tplc="04090003" w:tentative="1">
-      <w:start w:val="1"/>
-      <w:numFmt w:val="bullet"/>
-      <w:lvlText w:val=""/>
-      <w:lvlJc w:val="left"/>
-      <w:pPr>
-        <w:ind w:left="3480" w:hanging="480"/>
-      </w:pPr>
-      <w:rPr>
-        <w:rFonts w:ascii="Wingdings" w:hAnsi="Wingdings" w:hint="default"/>
-      </w:rPr>
-    </w:lvl>
-    <w:lvl w:ilvl="5" w:tplc="04090005" w:tentative="1">
-      <w:start w:val="1"/>
-      <w:numFmt w:val="bullet"/>
-      <w:lvlText w:val=""/>
-      <w:lvlJc w:val="left"/>
-      <w:pPr>
-        <w:ind w:left="3960" w:hanging="480"/>
-      </w:pPr>
-      <w:rPr>
-        <w:rFonts w:ascii="Wingdings" w:hAnsi="Wingdings" w:hint="default"/>
-      </w:rPr>
-    </w:lvl>
-    <w:lvl w:ilvl="6" w:tplc="04090001" w:tentative="1">
-      <w:start w:val="1"/>
-      <w:numFmt w:val="bullet"/>
-      <w:lvlText w:val=""/>
-      <w:lvlJc w:val="left"/>
-      <w:pPr>
-        <w:ind w:left="4440" w:hanging="480"/>
-      </w:pPr>
-      <w:rPr>
-        <w:rFonts w:ascii="Wingdings" w:hAnsi="Wingdings" w:hint="default"/>
-      </w:rPr>
-    </w:lvl>
-    <w:lvl w:ilvl="7" w:tplc="04090003" w:tentative="1">
-      <w:start w:val="1"/>
-      <w:numFmt w:val="bullet"/>
-      <w:lvlText w:val=""/>
-      <w:lvlJc w:val="left"/>
-      <w:pPr>
-        <w:ind w:left="4920" w:hanging="480"/>
-      </w:pPr>
-      <w:rPr>
-        <w:rFonts w:ascii="Wingdings" w:hAnsi="Wingdings" w:hint="default"/>
-      </w:rPr>
-    </w:lvl>
-    <w:lvl w:ilvl="8" w:tplc="04090005" w:tentative="1">
-      <w:start w:val="1"/>
-      <w:numFmt w:val="bullet"/>
-      <w:lvlText w:val=""/>
-      <w:lvlJc w:val="left"/>
-      <w:pPr>
-        <w:ind w:left="5400" w:hanging="480"/>
-      </w:pPr>
-      <w:rPr>
-        <w:rFonts w:ascii="Wingdings" w:hAnsi="Wingdings" w:hint="default"/>
-      </w:rPr>
-    </w:lvl>
-  </w:abstractNum>
-  <w:abstractNum w:abstractNumId="30" w15:restartNumberingAfterBreak="0">
-    <w:nsid w:val="49DE203B"/>
-    <w:multiLevelType w:val="hybridMultilevel"/>
-    <w:tmpl w:val="2F88F6E0"/>
-    <w:lvl w:ilvl="0" w:tplc="CBE21494">
-      <w:start w:val="1"/>
-      <w:numFmt w:val="taiwaneseCountingThousand"/>
-      <w:lvlText w:val="%1、"/>
-      <w:lvlJc w:val="left"/>
-      <w:pPr>
-        <w:ind w:left="965" w:hanging="480"/>
-      </w:pPr>
-      <w:rPr>
-        <w:b w:val="0"/>
-        <w:bCs/>
-        <w:sz w:val="24"/>
-        <w:szCs w:val="24"/>
-      </w:rPr>
-    </w:lvl>
-    <w:lvl w:ilvl="1" w:tplc="D942752A" w:tentative="1">
-      <w:start w:val="1"/>
-      <w:numFmt w:val="ideographTraditional"/>
-      <w:lvlText w:val="%2、"/>
-      <w:lvlJc w:val="left"/>
-      <w:pPr>
-        <w:ind w:left="1445" w:hanging="480"/>
-      </w:pPr>
-    </w:lvl>
-    <w:lvl w:ilvl="2" w:tplc="6A3C0DAA" w:tentative="1">
-      <w:start w:val="1"/>
-      <w:numFmt w:val="lowerRoman"/>
-      <w:lvlText w:val="%3."/>
-      <w:lvlJc w:val="right"/>
-      <w:pPr>
-        <w:ind w:left="1925" w:hanging="480"/>
-      </w:pPr>
-    </w:lvl>
-    <w:lvl w:ilvl="3" w:tplc="A6989964" w:tentative="1">
-      <w:start w:val="1"/>
-      <w:numFmt w:val="decimal"/>
-      <w:lvlText w:val="%4."/>
-      <w:lvlJc w:val="left"/>
-      <w:pPr>
-        <w:ind w:left="2405" w:hanging="480"/>
-      </w:pPr>
-    </w:lvl>
-    <w:lvl w:ilvl="4" w:tplc="0428E234" w:tentative="1">
-      <w:start w:val="1"/>
-      <w:numFmt w:val="ideographTraditional"/>
-      <w:lvlText w:val="%5、"/>
-      <w:lvlJc w:val="left"/>
-      <w:pPr>
-        <w:ind w:left="2885" w:hanging="480"/>
-      </w:pPr>
-    </w:lvl>
-    <w:lvl w:ilvl="5" w:tplc="9A0AF602" w:tentative="1">
-      <w:start w:val="1"/>
-      <w:numFmt w:val="lowerRoman"/>
-      <w:lvlText w:val="%6."/>
-      <w:lvlJc w:val="right"/>
-      <w:pPr>
-        <w:ind w:left="3365" w:hanging="480"/>
-      </w:pPr>
-    </w:lvl>
-    <w:lvl w:ilvl="6" w:tplc="31D88B3E" w:tentative="1">
-      <w:start w:val="1"/>
-      <w:numFmt w:val="decimal"/>
-      <w:lvlText w:val="%7."/>
-      <w:lvlJc w:val="left"/>
-      <w:pPr>
-        <w:ind w:left="3845" w:hanging="480"/>
-      </w:pPr>
-    </w:lvl>
-    <w:lvl w:ilvl="7" w:tplc="5DF2922E" w:tentative="1">
-      <w:start w:val="1"/>
-      <w:numFmt w:val="ideographTraditional"/>
-      <w:lvlText w:val="%8、"/>
-      <w:lvlJc w:val="left"/>
-      <w:pPr>
-        <w:ind w:left="4325" w:hanging="480"/>
-      </w:pPr>
-    </w:lvl>
-    <w:lvl w:ilvl="8" w:tplc="9912DC88" w:tentative="1">
-      <w:start w:val="1"/>
-      <w:numFmt w:val="lowerRoman"/>
-      <w:lvlText w:val="%9."/>
-      <w:lvlJc w:val="right"/>
-      <w:pPr>
-        <w:ind w:left="4805" w:hanging="480"/>
-      </w:pPr>
-    </w:lvl>
-  </w:abstractNum>
-  <w:abstractNum w:abstractNumId="31" w15:restartNumberingAfterBreak="0">
-    <w:nsid w:val="4AC70508"/>
-    <w:multiLevelType w:val="hybridMultilevel"/>
-    <w:tmpl w:val="41C22E34"/>
-    <w:lvl w:ilvl="0" w:tplc="F796EDD4">
-      <w:start w:val="1"/>
-      <w:numFmt w:val="taiwaneseCountingThousand"/>
-      <w:lvlText w:val="%1、"/>
-      <w:lvlJc w:val="left"/>
-      <w:pPr>
-        <w:ind w:left="5298" w:hanging="480"/>
-      </w:pPr>
-      <w:rPr>
-        <w:rFonts w:hint="eastAsia"/>
-      </w:rPr>
-    </w:lvl>
-    <w:lvl w:ilvl="1" w:tplc="9CDE8C06" w:tentative="1">
-      <w:start w:val="1"/>
-      <w:numFmt w:val="ideographTraditional"/>
-      <w:lvlText w:val="%2、"/>
-      <w:lvlJc w:val="left"/>
-      <w:pPr>
-        <w:ind w:left="5778" w:hanging="480"/>
-      </w:pPr>
-    </w:lvl>
-    <w:lvl w:ilvl="2" w:tplc="6C58C2A4" w:tentative="1">
-      <w:start w:val="1"/>
-      <w:numFmt w:val="lowerRoman"/>
-      <w:lvlText w:val="%3."/>
-      <w:lvlJc w:val="right"/>
-      <w:pPr>
-        <w:ind w:left="6258" w:hanging="480"/>
-      </w:pPr>
-    </w:lvl>
-    <w:lvl w:ilvl="3" w:tplc="BFDAAF50" w:tentative="1">
-      <w:start w:val="1"/>
-      <w:numFmt w:val="decimal"/>
-      <w:lvlText w:val="%4."/>
-      <w:lvlJc w:val="left"/>
-      <w:pPr>
-        <w:ind w:left="6738" w:hanging="480"/>
-      </w:pPr>
-    </w:lvl>
-    <w:lvl w:ilvl="4" w:tplc="1B620256" w:tentative="1">
-      <w:start w:val="1"/>
-      <w:numFmt w:val="ideographTraditional"/>
-      <w:lvlText w:val="%5、"/>
-      <w:lvlJc w:val="left"/>
-      <w:pPr>
-        <w:ind w:left="7218" w:hanging="480"/>
-      </w:pPr>
-    </w:lvl>
-    <w:lvl w:ilvl="5" w:tplc="ED00C78E" w:tentative="1">
-      <w:start w:val="1"/>
-      <w:numFmt w:val="lowerRoman"/>
-      <w:lvlText w:val="%6."/>
-      <w:lvlJc w:val="right"/>
-      <w:pPr>
-        <w:ind w:left="7698" w:hanging="480"/>
-      </w:pPr>
-    </w:lvl>
-    <w:lvl w:ilvl="6" w:tplc="1DCEDEF6" w:tentative="1">
-      <w:start w:val="1"/>
-      <w:numFmt w:val="decimal"/>
-      <w:lvlText w:val="%7."/>
-      <w:lvlJc w:val="left"/>
-      <w:pPr>
-        <w:ind w:left="8178" w:hanging="480"/>
-      </w:pPr>
-    </w:lvl>
-    <w:lvl w:ilvl="7" w:tplc="14149EFE" w:tentative="1">
-      <w:start w:val="1"/>
-      <w:numFmt w:val="ideographTraditional"/>
-      <w:lvlText w:val="%8、"/>
-      <w:lvlJc w:val="left"/>
-      <w:pPr>
-        <w:ind w:left="8658" w:hanging="480"/>
-      </w:pPr>
-    </w:lvl>
-    <w:lvl w:ilvl="8" w:tplc="065E8934" w:tentative="1">
-      <w:start w:val="1"/>
-      <w:numFmt w:val="lowerRoman"/>
-      <w:lvlText w:val="%9."/>
-      <w:lvlJc w:val="right"/>
-      <w:pPr>
-        <w:ind w:left="9138" w:hanging="480"/>
-      </w:pPr>
-    </w:lvl>
-  </w:abstractNum>
-  <w:abstractNum w:abstractNumId="32" w15:restartNumberingAfterBreak="0">
-    <w:nsid w:val="4BC03832"/>
-    <w:multiLevelType w:val="hybridMultilevel"/>
-    <w:tmpl w:val="25105B66"/>
-    <w:lvl w:ilvl="0" w:tplc="8AE627CE">
-      <w:start w:val="1"/>
-      <w:numFmt w:val="decimal"/>
-      <w:lvlText w:val="%1."/>
-      <w:lvlJc w:val="left"/>
-      <w:pPr>
-        <w:tabs>
-          <w:tab w:val="num" w:pos="720"/>
-        </w:tabs>
-        <w:ind w:left="720" w:hanging="360"/>
-      </w:pPr>
-    </w:lvl>
-    <w:lvl w:ilvl="1" w:tplc="5ECAC2BC" w:tentative="1">
-      <w:start w:val="1"/>
-      <w:numFmt w:val="decimal"/>
-      <w:lvlText w:val="%2."/>
-      <w:lvlJc w:val="left"/>
-      <w:pPr>
-        <w:tabs>
-          <w:tab w:val="num" w:pos="1440"/>
-        </w:tabs>
-        <w:ind w:left="1440" w:hanging="360"/>
-      </w:pPr>
-    </w:lvl>
-    <w:lvl w:ilvl="2" w:tplc="1892EF98" w:tentative="1">
-      <w:start w:val="1"/>
-      <w:numFmt w:val="decimal"/>
-      <w:lvlText w:val="%3."/>
-      <w:lvlJc w:val="left"/>
-      <w:pPr>
-        <w:tabs>
-          <w:tab w:val="num" w:pos="2160"/>
-        </w:tabs>
-        <w:ind w:left="2160" w:hanging="360"/>
-      </w:pPr>
-    </w:lvl>
-    <w:lvl w:ilvl="3" w:tplc="6172ED48" w:tentative="1">
-      <w:start w:val="1"/>
-      <w:numFmt w:val="decimal"/>
-      <w:lvlText w:val="%4."/>
-      <w:lvlJc w:val="left"/>
-      <w:pPr>
-        <w:tabs>
-          <w:tab w:val="num" w:pos="2880"/>
-        </w:tabs>
-        <w:ind w:left="2880" w:hanging="360"/>
-      </w:pPr>
-    </w:lvl>
-    <w:lvl w:ilvl="4" w:tplc="96748252" w:tentative="1">
-      <w:start w:val="1"/>
-      <w:numFmt w:val="decimal"/>
-      <w:lvlText w:val="%5."/>
-      <w:lvlJc w:val="left"/>
-      <w:pPr>
-        <w:tabs>
-          <w:tab w:val="num" w:pos="3600"/>
-        </w:tabs>
-        <w:ind w:left="3600" w:hanging="360"/>
-      </w:pPr>
-    </w:lvl>
-    <w:lvl w:ilvl="5" w:tplc="186A227C" w:tentative="1">
-      <w:start w:val="1"/>
-      <w:numFmt w:val="decimal"/>
-      <w:lvlText w:val="%6."/>
-      <w:lvlJc w:val="left"/>
-      <w:pPr>
-        <w:tabs>
-          <w:tab w:val="num" w:pos="4320"/>
-        </w:tabs>
-        <w:ind w:left="4320" w:hanging="360"/>
-      </w:pPr>
-    </w:lvl>
-    <w:lvl w:ilvl="6" w:tplc="518A98D4" w:tentative="1">
-      <w:start w:val="1"/>
-      <w:numFmt w:val="decimal"/>
-      <w:lvlText w:val="%7."/>
-      <w:lvlJc w:val="left"/>
-      <w:pPr>
-        <w:tabs>
-          <w:tab w:val="num" w:pos="5040"/>
-        </w:tabs>
-        <w:ind w:left="5040" w:hanging="360"/>
-      </w:pPr>
-    </w:lvl>
-    <w:lvl w:ilvl="7" w:tplc="94B09ED6" w:tentative="1">
-      <w:start w:val="1"/>
-      <w:numFmt w:val="decimal"/>
-      <w:lvlText w:val="%8."/>
-      <w:lvlJc w:val="left"/>
-      <w:pPr>
-        <w:tabs>
-          <w:tab w:val="num" w:pos="5760"/>
-        </w:tabs>
-        <w:ind w:left="5760" w:hanging="360"/>
-      </w:pPr>
-    </w:lvl>
-    <w:lvl w:ilvl="8" w:tplc="0C9055C6" w:tentative="1">
-      <w:start w:val="1"/>
-      <w:numFmt w:val="decimal"/>
-      <w:lvlText w:val="%9."/>
-      <w:lvlJc w:val="left"/>
-      <w:pPr>
-        <w:tabs>
-          <w:tab w:val="num" w:pos="6480"/>
-        </w:tabs>
-        <w:ind w:left="6480" w:hanging="360"/>
-      </w:pPr>
-    </w:lvl>
-  </w:abstractNum>
-  <w:abstractNum w:abstractNumId="33" w15:restartNumberingAfterBreak="0">
-    <w:nsid w:val="4D463DDF"/>
-    <w:multiLevelType w:val="hybridMultilevel"/>
-    <w:tmpl w:val="A1688D0A"/>
-    <w:lvl w:ilvl="0" w:tplc="04090003">
-      <w:start w:val="1"/>
-      <w:numFmt w:val="bullet"/>
-      <w:lvlText w:val=""/>
-      <w:lvlJc w:val="left"/>
-      <w:pPr>
-        <w:ind w:left="1200" w:hanging="480"/>
-      </w:pPr>
-      <w:rPr>
-        <w:rFonts w:ascii="Wingdings" w:hAnsi="Wingdings" w:hint="default"/>
-      </w:rPr>
-    </w:lvl>
-    <w:lvl w:ilvl="1" w:tplc="04090003" w:tentative="1">
-      <w:start w:val="1"/>
-      <w:numFmt w:val="bullet"/>
-      <w:lvlText w:val=""/>
-      <w:lvlJc w:val="left"/>
-      <w:pPr>
-        <w:ind w:left="1680" w:hanging="480"/>
-      </w:pPr>
-      <w:rPr>
-        <w:rFonts w:ascii="Wingdings" w:hAnsi="Wingdings" w:hint="default"/>
-      </w:rPr>
-    </w:lvl>
-    <w:lvl w:ilvl="2" w:tplc="04090005" w:tentative="1">
-      <w:start w:val="1"/>
-      <w:numFmt w:val="bullet"/>
-      <w:lvlText w:val=""/>
-      <w:lvlJc w:val="left"/>
-      <w:pPr>
-        <w:ind w:left="2160" w:hanging="480"/>
-      </w:pPr>
-      <w:rPr>
-        <w:rFonts w:ascii="Wingdings" w:hAnsi="Wingdings" w:hint="default"/>
-      </w:rPr>
-    </w:lvl>
-    <w:lvl w:ilvl="3" w:tplc="04090001" w:tentative="1">
-      <w:start w:val="1"/>
-      <w:numFmt w:val="bullet"/>
-      <w:lvlText w:val=""/>
-      <w:lvlJc w:val="left"/>
-      <w:pPr>
-        <w:ind w:left="2640" w:hanging="480"/>
-      </w:pPr>
-      <w:rPr>
-        <w:rFonts w:ascii="Wingdings" w:hAnsi="Wingdings" w:hint="default"/>
-      </w:rPr>
-    </w:lvl>
-    <w:lvl w:ilvl="4" w:tplc="04090003" w:tentative="1">
-      <w:start w:val="1"/>
-      <w:numFmt w:val="bullet"/>
-      <w:lvlText w:val=""/>
-      <w:lvlJc w:val="left"/>
-      <w:pPr>
-        <w:ind w:left="3120" w:hanging="480"/>
-      </w:pPr>
-      <w:rPr>
-        <w:rFonts w:ascii="Wingdings" w:hAnsi="Wingdings" w:hint="default"/>
-      </w:rPr>
-    </w:lvl>
-    <w:lvl w:ilvl="5" w:tplc="04090005" w:tentative="1">
-      <w:start w:val="1"/>
-      <w:numFmt w:val="bullet"/>
-      <w:lvlText w:val=""/>
-      <w:lvlJc w:val="left"/>
-      <w:pPr>
-        <w:ind w:left="3600" w:hanging="480"/>
-      </w:pPr>
-      <w:rPr>
-        <w:rFonts w:ascii="Wingdings" w:hAnsi="Wingdings" w:hint="default"/>
-      </w:rPr>
-    </w:lvl>
-    <w:lvl w:ilvl="6" w:tplc="04090001" w:tentative="1">
-      <w:start w:val="1"/>
-      <w:numFmt w:val="bullet"/>
-      <w:lvlText w:val=""/>
-      <w:lvlJc w:val="left"/>
-      <w:pPr>
-        <w:ind w:left="4080" w:hanging="480"/>
-      </w:pPr>
-      <w:rPr>
-        <w:rFonts w:ascii="Wingdings" w:hAnsi="Wingdings" w:hint="default"/>
-      </w:rPr>
-    </w:lvl>
-    <w:lvl w:ilvl="7" w:tplc="04090003" w:tentative="1">
-      <w:start w:val="1"/>
-      <w:numFmt w:val="bullet"/>
-      <w:lvlText w:val=""/>
-      <w:lvlJc w:val="left"/>
-      <w:pPr>
-        <w:ind w:left="4560" w:hanging="480"/>
-      </w:pPr>
-      <w:rPr>
-        <w:rFonts w:ascii="Wingdings" w:hAnsi="Wingdings" w:hint="default"/>
-      </w:rPr>
-    </w:lvl>
-    <w:lvl w:ilvl="8" w:tplc="04090005" w:tentative="1">
-      <w:start w:val="1"/>
-      <w:numFmt w:val="bullet"/>
-      <w:lvlText w:val=""/>
-      <w:lvlJc w:val="left"/>
-      <w:pPr>
-        <w:ind w:left="5040" w:hanging="480"/>
-      </w:pPr>
-      <w:rPr>
-        <w:rFonts w:ascii="Wingdings" w:hAnsi="Wingdings" w:hint="default"/>
-      </w:rPr>
-    </w:lvl>
-  </w:abstractNum>
-  <w:abstractNum w:abstractNumId="34" w15:restartNumberingAfterBreak="0">
+  <w:abstractNum w:abstractNumId="11" w15:restartNumberingAfterBreak="0">
     <w:nsid w:val="4E567D90"/>
     <w:multiLevelType w:val="multilevel"/>
     <w:tmpl w:val="DFEE3892"/>
@@ -6842,480 +4510,7 @@
       </w:rPr>
     </w:lvl>
   </w:abstractNum>
-  <w:abstractNum w:abstractNumId="35" w15:restartNumberingAfterBreak="0">
-    <w:nsid w:val="507E4742"/>
-    <w:multiLevelType w:val="multilevel"/>
-    <w:tmpl w:val="D5662B42"/>
-    <w:lvl w:ilvl="0">
-      <w:start w:val="1"/>
-      <w:numFmt w:val="bullet"/>
-      <w:lvlText w:val=""/>
-      <w:lvlJc w:val="left"/>
-      <w:pPr>
-        <w:tabs>
-          <w:tab w:val="num" w:pos="720"/>
-        </w:tabs>
-        <w:ind w:left="720" w:hanging="360"/>
-      </w:pPr>
-      <w:rPr>
-        <w:rFonts w:ascii="Symbol" w:hAnsi="Symbol" w:hint="default"/>
-        <w:sz w:val="20"/>
-      </w:rPr>
-    </w:lvl>
-    <w:lvl w:ilvl="1">
-      <w:start w:val="1"/>
-      <w:numFmt w:val="bullet"/>
-      <w:lvlText w:val="o"/>
-      <w:lvlJc w:val="left"/>
-      <w:pPr>
-        <w:tabs>
-          <w:tab w:val="num" w:pos="1440"/>
-        </w:tabs>
-        <w:ind w:left="1440" w:hanging="360"/>
-      </w:pPr>
-      <w:rPr>
-        <w:rFonts w:ascii="Courier New" w:hAnsi="Courier New" w:hint="default"/>
-        <w:sz w:val="20"/>
-      </w:rPr>
-    </w:lvl>
-    <w:lvl w:ilvl="2" w:tentative="1">
-      <w:start w:val="1"/>
-      <w:numFmt w:val="bullet"/>
-      <w:lvlText w:val=""/>
-      <w:lvlJc w:val="left"/>
-      <w:pPr>
-        <w:tabs>
-          <w:tab w:val="num" w:pos="2160"/>
-        </w:tabs>
-        <w:ind w:left="2160" w:hanging="360"/>
-      </w:pPr>
-      <w:rPr>
-        <w:rFonts w:ascii="Wingdings" w:hAnsi="Wingdings" w:hint="default"/>
-        <w:sz w:val="20"/>
-      </w:rPr>
-    </w:lvl>
-    <w:lvl w:ilvl="3" w:tentative="1">
-      <w:start w:val="1"/>
-      <w:numFmt w:val="bullet"/>
-      <w:lvlText w:val=""/>
-      <w:lvlJc w:val="left"/>
-      <w:pPr>
-        <w:tabs>
-          <w:tab w:val="num" w:pos="2880"/>
-        </w:tabs>
-        <w:ind w:left="2880" w:hanging="360"/>
-      </w:pPr>
-      <w:rPr>
-        <w:rFonts w:ascii="Wingdings" w:hAnsi="Wingdings" w:hint="default"/>
-        <w:sz w:val="20"/>
-      </w:rPr>
-    </w:lvl>
-    <w:lvl w:ilvl="4" w:tentative="1">
-      <w:start w:val="1"/>
-      <w:numFmt w:val="bullet"/>
-      <w:lvlText w:val=""/>
-      <w:lvlJc w:val="left"/>
-      <w:pPr>
-        <w:tabs>
-          <w:tab w:val="num" w:pos="3600"/>
-        </w:tabs>
-        <w:ind w:left="3600" w:hanging="360"/>
-      </w:pPr>
-      <w:rPr>
-        <w:rFonts w:ascii="Wingdings" w:hAnsi="Wingdings" w:hint="default"/>
-        <w:sz w:val="20"/>
-      </w:rPr>
-    </w:lvl>
-    <w:lvl w:ilvl="5" w:tentative="1">
-      <w:start w:val="1"/>
-      <w:numFmt w:val="bullet"/>
-      <w:lvlText w:val=""/>
-      <w:lvlJc w:val="left"/>
-      <w:pPr>
-        <w:tabs>
-          <w:tab w:val="num" w:pos="4320"/>
-        </w:tabs>
-        <w:ind w:left="4320" w:hanging="360"/>
-      </w:pPr>
-      <w:rPr>
-        <w:rFonts w:ascii="Wingdings" w:hAnsi="Wingdings" w:hint="default"/>
-        <w:sz w:val="20"/>
-      </w:rPr>
-    </w:lvl>
-    <w:lvl w:ilvl="6" w:tentative="1">
-      <w:start w:val="1"/>
-      <w:numFmt w:val="bullet"/>
-      <w:lvlText w:val=""/>
-      <w:lvlJc w:val="left"/>
-      <w:pPr>
-        <w:tabs>
-          <w:tab w:val="num" w:pos="5040"/>
-        </w:tabs>
-        <w:ind w:left="5040" w:hanging="360"/>
-      </w:pPr>
-      <w:rPr>
-        <w:rFonts w:ascii="Wingdings" w:hAnsi="Wingdings" w:hint="default"/>
-        <w:sz w:val="20"/>
-      </w:rPr>
-    </w:lvl>
-    <w:lvl w:ilvl="7" w:tentative="1">
-      <w:start w:val="1"/>
-      <w:numFmt w:val="bullet"/>
-      <w:lvlText w:val=""/>
-      <w:lvlJc w:val="left"/>
-      <w:pPr>
-        <w:tabs>
-          <w:tab w:val="num" w:pos="5760"/>
-        </w:tabs>
-        <w:ind w:left="5760" w:hanging="360"/>
-      </w:pPr>
-      <w:rPr>
-        <w:rFonts w:ascii="Wingdings" w:hAnsi="Wingdings" w:hint="default"/>
-        <w:sz w:val="20"/>
-      </w:rPr>
-    </w:lvl>
-    <w:lvl w:ilvl="8" w:tentative="1">
-      <w:start w:val="1"/>
-      <w:numFmt w:val="bullet"/>
-      <w:lvlText w:val=""/>
-      <w:lvlJc w:val="left"/>
-      <w:pPr>
-        <w:tabs>
-          <w:tab w:val="num" w:pos="6480"/>
-        </w:tabs>
-        <w:ind w:left="6480" w:hanging="360"/>
-      </w:pPr>
-      <w:rPr>
-        <w:rFonts w:ascii="Wingdings" w:hAnsi="Wingdings" w:hint="default"/>
-        <w:sz w:val="20"/>
-      </w:rPr>
-    </w:lvl>
-  </w:abstractNum>
-  <w:abstractNum w:abstractNumId="36" w15:restartNumberingAfterBreak="0">
-    <w:nsid w:val="52EB3FDC"/>
-    <w:multiLevelType w:val="hybridMultilevel"/>
-    <w:tmpl w:val="5A42EAE6"/>
-    <w:lvl w:ilvl="0" w:tplc="69AECB4C">
-      <w:start w:val="1"/>
-      <w:numFmt w:val="decimal"/>
-      <w:lvlText w:val="%1."/>
-      <w:lvlJc w:val="left"/>
-      <w:pPr>
-        <w:ind w:left="480" w:hanging="480"/>
-      </w:pPr>
-      <w:rPr>
-        <w:rFonts w:hint="eastAsia"/>
-      </w:rPr>
-    </w:lvl>
-    <w:lvl w:ilvl="1" w:tplc="9DBE0F7A" w:tentative="1">
-      <w:start w:val="1"/>
-      <w:numFmt w:val="ideographTraditional"/>
-      <w:lvlText w:val="%2、"/>
-      <w:lvlJc w:val="left"/>
-      <w:pPr>
-        <w:ind w:left="960" w:hanging="480"/>
-      </w:pPr>
-    </w:lvl>
-    <w:lvl w:ilvl="2" w:tplc="2B34CCD2" w:tentative="1">
-      <w:start w:val="1"/>
-      <w:numFmt w:val="lowerRoman"/>
-      <w:lvlText w:val="%3."/>
-      <w:lvlJc w:val="right"/>
-      <w:pPr>
-        <w:ind w:left="1440" w:hanging="480"/>
-      </w:pPr>
-    </w:lvl>
-    <w:lvl w:ilvl="3" w:tplc="0EE6F83E" w:tentative="1">
-      <w:start w:val="1"/>
-      <w:numFmt w:val="decimal"/>
-      <w:lvlText w:val="%4."/>
-      <w:lvlJc w:val="left"/>
-      <w:pPr>
-        <w:ind w:left="1920" w:hanging="480"/>
-      </w:pPr>
-    </w:lvl>
-    <w:lvl w:ilvl="4" w:tplc="1946D584" w:tentative="1">
-      <w:start w:val="1"/>
-      <w:numFmt w:val="ideographTraditional"/>
-      <w:lvlText w:val="%5、"/>
-      <w:lvlJc w:val="left"/>
-      <w:pPr>
-        <w:ind w:left="2400" w:hanging="480"/>
-      </w:pPr>
-    </w:lvl>
-    <w:lvl w:ilvl="5" w:tplc="DA44E482" w:tentative="1">
-      <w:start w:val="1"/>
-      <w:numFmt w:val="lowerRoman"/>
-      <w:lvlText w:val="%6."/>
-      <w:lvlJc w:val="right"/>
-      <w:pPr>
-        <w:ind w:left="2880" w:hanging="480"/>
-      </w:pPr>
-    </w:lvl>
-    <w:lvl w:ilvl="6" w:tplc="010C80DC" w:tentative="1">
-      <w:start w:val="1"/>
-      <w:numFmt w:val="decimal"/>
-      <w:lvlText w:val="%7."/>
-      <w:lvlJc w:val="left"/>
-      <w:pPr>
-        <w:ind w:left="3360" w:hanging="480"/>
-      </w:pPr>
-    </w:lvl>
-    <w:lvl w:ilvl="7" w:tplc="FABA6E7C" w:tentative="1">
-      <w:start w:val="1"/>
-      <w:numFmt w:val="ideographTraditional"/>
-      <w:lvlText w:val="%8、"/>
-      <w:lvlJc w:val="left"/>
-      <w:pPr>
-        <w:ind w:left="3840" w:hanging="480"/>
-      </w:pPr>
-    </w:lvl>
-    <w:lvl w:ilvl="8" w:tplc="08561D1A" w:tentative="1">
-      <w:start w:val="1"/>
-      <w:numFmt w:val="lowerRoman"/>
-      <w:lvlText w:val="%9."/>
-      <w:lvlJc w:val="right"/>
-      <w:pPr>
-        <w:ind w:left="4320" w:hanging="480"/>
-      </w:pPr>
-    </w:lvl>
-  </w:abstractNum>
-  <w:abstractNum w:abstractNumId="37" w15:restartNumberingAfterBreak="0">
-    <w:nsid w:val="5A483EC2"/>
-    <w:multiLevelType w:val="multilevel"/>
-    <w:tmpl w:val="67EE85AA"/>
-    <w:lvl w:ilvl="0">
-      <w:start w:val="1"/>
-      <w:numFmt w:val="bullet"/>
-      <w:lvlText w:val=""/>
-      <w:lvlJc w:val="left"/>
-      <w:pPr>
-        <w:tabs>
-          <w:tab w:val="num" w:pos="720"/>
-        </w:tabs>
-        <w:ind w:left="720" w:hanging="360"/>
-      </w:pPr>
-      <w:rPr>
-        <w:rFonts w:ascii="Symbol" w:hAnsi="Symbol" w:hint="default"/>
-        <w:sz w:val="20"/>
-      </w:rPr>
-    </w:lvl>
-    <w:lvl w:ilvl="1">
-      <w:start w:val="1"/>
-      <w:numFmt w:val="bullet"/>
-      <w:lvlText w:val=""/>
-      <w:lvlJc w:val="left"/>
-      <w:pPr>
-        <w:ind w:left="1560" w:hanging="480"/>
-      </w:pPr>
-      <w:rPr>
-        <w:rFonts w:ascii="Wingdings" w:hAnsi="Wingdings" w:hint="default"/>
-      </w:rPr>
-    </w:lvl>
-    <w:lvl w:ilvl="2" w:tentative="1">
-      <w:start w:val="1"/>
-      <w:numFmt w:val="bullet"/>
-      <w:lvlText w:val=""/>
-      <w:lvlJc w:val="left"/>
-      <w:pPr>
-        <w:tabs>
-          <w:tab w:val="num" w:pos="2160"/>
-        </w:tabs>
-        <w:ind w:left="2160" w:hanging="360"/>
-      </w:pPr>
-      <w:rPr>
-        <w:rFonts w:ascii="Wingdings" w:hAnsi="Wingdings" w:hint="default"/>
-        <w:sz w:val="20"/>
-      </w:rPr>
-    </w:lvl>
-    <w:lvl w:ilvl="3" w:tentative="1">
-      <w:start w:val="1"/>
-      <w:numFmt w:val="bullet"/>
-      <w:lvlText w:val=""/>
-      <w:lvlJc w:val="left"/>
-      <w:pPr>
-        <w:tabs>
-          <w:tab w:val="num" w:pos="2880"/>
-        </w:tabs>
-        <w:ind w:left="2880" w:hanging="360"/>
-      </w:pPr>
-      <w:rPr>
-        <w:rFonts w:ascii="Wingdings" w:hAnsi="Wingdings" w:hint="default"/>
-        <w:sz w:val="20"/>
-      </w:rPr>
-    </w:lvl>
-    <w:lvl w:ilvl="4" w:tentative="1">
-      <w:start w:val="1"/>
-      <w:numFmt w:val="bullet"/>
-      <w:lvlText w:val=""/>
-      <w:lvlJc w:val="left"/>
-      <w:pPr>
-        <w:tabs>
-          <w:tab w:val="num" w:pos="3600"/>
-        </w:tabs>
-        <w:ind w:left="3600" w:hanging="360"/>
-      </w:pPr>
-      <w:rPr>
-        <w:rFonts w:ascii="Wingdings" w:hAnsi="Wingdings" w:hint="default"/>
-        <w:sz w:val="20"/>
-      </w:rPr>
-    </w:lvl>
-    <w:lvl w:ilvl="5" w:tentative="1">
-      <w:start w:val="1"/>
-      <w:numFmt w:val="bullet"/>
-      <w:lvlText w:val=""/>
-      <w:lvlJc w:val="left"/>
-      <w:pPr>
-        <w:tabs>
-          <w:tab w:val="num" w:pos="4320"/>
-        </w:tabs>
-        <w:ind w:left="4320" w:hanging="360"/>
-      </w:pPr>
-      <w:rPr>
-        <w:rFonts w:ascii="Wingdings" w:hAnsi="Wingdings" w:hint="default"/>
-        <w:sz w:val="20"/>
-      </w:rPr>
-    </w:lvl>
-    <w:lvl w:ilvl="6" w:tentative="1">
-      <w:start w:val="1"/>
-      <w:numFmt w:val="bullet"/>
-      <w:lvlText w:val=""/>
-      <w:lvlJc w:val="left"/>
-      <w:pPr>
-        <w:tabs>
-          <w:tab w:val="num" w:pos="5040"/>
-        </w:tabs>
-        <w:ind w:left="5040" w:hanging="360"/>
-      </w:pPr>
-      <w:rPr>
-        <w:rFonts w:ascii="Wingdings" w:hAnsi="Wingdings" w:hint="default"/>
-        <w:sz w:val="20"/>
-      </w:rPr>
-    </w:lvl>
-    <w:lvl w:ilvl="7" w:tentative="1">
-      <w:start w:val="1"/>
-      <w:numFmt w:val="bullet"/>
-      <w:lvlText w:val=""/>
-      <w:lvlJc w:val="left"/>
-      <w:pPr>
-        <w:tabs>
-          <w:tab w:val="num" w:pos="5760"/>
-        </w:tabs>
-        <w:ind w:left="5760" w:hanging="360"/>
-      </w:pPr>
-      <w:rPr>
-        <w:rFonts w:ascii="Wingdings" w:hAnsi="Wingdings" w:hint="default"/>
-        <w:sz w:val="20"/>
-      </w:rPr>
-    </w:lvl>
-    <w:lvl w:ilvl="8" w:tentative="1">
-      <w:start w:val="1"/>
-      <w:numFmt w:val="bullet"/>
-      <w:lvlText w:val=""/>
-      <w:lvlJc w:val="left"/>
-      <w:pPr>
-        <w:tabs>
-          <w:tab w:val="num" w:pos="6480"/>
-        </w:tabs>
-        <w:ind w:left="6480" w:hanging="360"/>
-      </w:pPr>
-      <w:rPr>
-        <w:rFonts w:ascii="Wingdings" w:hAnsi="Wingdings" w:hint="default"/>
-        <w:sz w:val="20"/>
-      </w:rPr>
-    </w:lvl>
-  </w:abstractNum>
-  <w:abstractNum w:abstractNumId="38" w15:restartNumberingAfterBreak="0">
-    <w:nsid w:val="5AAF2702"/>
-    <w:multiLevelType w:val="hybridMultilevel"/>
-    <w:tmpl w:val="4BC2A2B4"/>
-    <w:lvl w:ilvl="0" w:tplc="D8ACF3CA">
-      <w:start w:val="1"/>
-      <w:numFmt w:val="taiwaneseCountingThousand"/>
-      <w:lvlText w:val="(%1)、"/>
-      <w:lvlJc w:val="left"/>
-      <w:pPr>
-        <w:ind w:left="1473" w:hanging="480"/>
-      </w:pPr>
-      <w:rPr>
-        <w:rFonts w:hint="eastAsia"/>
-        <w:color w:val="auto"/>
-      </w:rPr>
-    </w:lvl>
-    <w:lvl w:ilvl="1" w:tplc="34A03BBC" w:tentative="1">
-      <w:start w:val="1"/>
-      <w:numFmt w:val="ideographTraditional"/>
-      <w:lvlText w:val="%2、"/>
-      <w:lvlJc w:val="left"/>
-      <w:pPr>
-        <w:ind w:left="1953" w:hanging="480"/>
-      </w:pPr>
-    </w:lvl>
-    <w:lvl w:ilvl="2" w:tplc="18F6D690" w:tentative="1">
-      <w:start w:val="1"/>
-      <w:numFmt w:val="lowerRoman"/>
-      <w:lvlText w:val="%3."/>
-      <w:lvlJc w:val="right"/>
-      <w:pPr>
-        <w:ind w:left="2433" w:hanging="480"/>
-      </w:pPr>
-    </w:lvl>
-    <w:lvl w:ilvl="3" w:tplc="F19803CA" w:tentative="1">
-      <w:start w:val="1"/>
-      <w:numFmt w:val="decimal"/>
-      <w:lvlText w:val="%4."/>
-      <w:lvlJc w:val="left"/>
-      <w:pPr>
-        <w:ind w:left="2913" w:hanging="480"/>
-      </w:pPr>
-    </w:lvl>
-    <w:lvl w:ilvl="4" w:tplc="C6AC6A3C" w:tentative="1">
-      <w:start w:val="1"/>
-      <w:numFmt w:val="ideographTraditional"/>
-      <w:lvlText w:val="%5、"/>
-      <w:lvlJc w:val="left"/>
-      <w:pPr>
-        <w:ind w:left="3393" w:hanging="480"/>
-      </w:pPr>
-    </w:lvl>
-    <w:lvl w:ilvl="5" w:tplc="E35AB166" w:tentative="1">
-      <w:start w:val="1"/>
-      <w:numFmt w:val="lowerRoman"/>
-      <w:lvlText w:val="%6."/>
-      <w:lvlJc w:val="right"/>
-      <w:pPr>
-        <w:ind w:left="3873" w:hanging="480"/>
-      </w:pPr>
-    </w:lvl>
-    <w:lvl w:ilvl="6" w:tplc="46A471C2" w:tentative="1">
-      <w:start w:val="1"/>
-      <w:numFmt w:val="decimal"/>
-      <w:lvlText w:val="%7."/>
-      <w:lvlJc w:val="left"/>
-      <w:pPr>
-        <w:ind w:left="4353" w:hanging="480"/>
-      </w:pPr>
-    </w:lvl>
-    <w:lvl w:ilvl="7" w:tplc="87949A1E" w:tentative="1">
-      <w:start w:val="1"/>
-      <w:numFmt w:val="ideographTraditional"/>
-      <w:lvlText w:val="%8、"/>
-      <w:lvlJc w:val="left"/>
-      <w:pPr>
-        <w:ind w:left="4833" w:hanging="480"/>
-      </w:pPr>
-    </w:lvl>
-    <w:lvl w:ilvl="8" w:tplc="1B98063C" w:tentative="1">
-      <w:start w:val="1"/>
-      <w:numFmt w:val="lowerRoman"/>
-      <w:lvlText w:val="%9."/>
-      <w:lvlJc w:val="right"/>
-      <w:pPr>
-        <w:ind w:left="5313" w:hanging="480"/>
-      </w:pPr>
-    </w:lvl>
-  </w:abstractNum>
-  <w:abstractNum w:abstractNumId="39" w15:restartNumberingAfterBreak="0">
+  <w:abstractNum w:abstractNumId="12" w15:restartNumberingAfterBreak="0">
     <w:nsid w:val="5B2566D0"/>
     <w:multiLevelType w:val="hybridMultilevel"/>
     <w:tmpl w:val="FD0A1674"/>
@@ -7428,382 +4623,7 @@
       </w:rPr>
     </w:lvl>
   </w:abstractNum>
-  <w:abstractNum w:abstractNumId="40" w15:restartNumberingAfterBreak="0">
-    <w:nsid w:val="5B85398F"/>
-    <w:multiLevelType w:val="hybridMultilevel"/>
-    <w:tmpl w:val="AF4691D8"/>
-    <w:lvl w:ilvl="0" w:tplc="04090001">
-      <w:start w:val="1"/>
-      <w:numFmt w:val="bullet"/>
-      <w:lvlText w:val=""/>
-      <w:lvlJc w:val="left"/>
-      <w:pPr>
-        <w:ind w:left="1200" w:hanging="480"/>
-      </w:pPr>
-      <w:rPr>
-        <w:rFonts w:ascii="Wingdings" w:hAnsi="Wingdings" w:hint="default"/>
-      </w:rPr>
-    </w:lvl>
-    <w:lvl w:ilvl="1" w:tplc="04090003" w:tentative="1">
-      <w:start w:val="1"/>
-      <w:numFmt w:val="bullet"/>
-      <w:lvlText w:val=""/>
-      <w:lvlJc w:val="left"/>
-      <w:pPr>
-        <w:ind w:left="1680" w:hanging="480"/>
-      </w:pPr>
-      <w:rPr>
-        <w:rFonts w:ascii="Wingdings" w:hAnsi="Wingdings" w:hint="default"/>
-      </w:rPr>
-    </w:lvl>
-    <w:lvl w:ilvl="2" w:tplc="04090005" w:tentative="1">
-      <w:start w:val="1"/>
-      <w:numFmt w:val="bullet"/>
-      <w:lvlText w:val=""/>
-      <w:lvlJc w:val="left"/>
-      <w:pPr>
-        <w:ind w:left="2160" w:hanging="480"/>
-      </w:pPr>
-      <w:rPr>
-        <w:rFonts w:ascii="Wingdings" w:hAnsi="Wingdings" w:hint="default"/>
-      </w:rPr>
-    </w:lvl>
-    <w:lvl w:ilvl="3" w:tplc="04090001" w:tentative="1">
-      <w:start w:val="1"/>
-      <w:numFmt w:val="bullet"/>
-      <w:lvlText w:val=""/>
-      <w:lvlJc w:val="left"/>
-      <w:pPr>
-        <w:ind w:left="2640" w:hanging="480"/>
-      </w:pPr>
-      <w:rPr>
-        <w:rFonts w:ascii="Wingdings" w:hAnsi="Wingdings" w:hint="default"/>
-      </w:rPr>
-    </w:lvl>
-    <w:lvl w:ilvl="4" w:tplc="04090003" w:tentative="1">
-      <w:start w:val="1"/>
-      <w:numFmt w:val="bullet"/>
-      <w:lvlText w:val=""/>
-      <w:lvlJc w:val="left"/>
-      <w:pPr>
-        <w:ind w:left="3120" w:hanging="480"/>
-      </w:pPr>
-      <w:rPr>
-        <w:rFonts w:ascii="Wingdings" w:hAnsi="Wingdings" w:hint="default"/>
-      </w:rPr>
-    </w:lvl>
-    <w:lvl w:ilvl="5" w:tplc="04090005" w:tentative="1">
-      <w:start w:val="1"/>
-      <w:numFmt w:val="bullet"/>
-      <w:lvlText w:val=""/>
-      <w:lvlJc w:val="left"/>
-      <w:pPr>
-        <w:ind w:left="3600" w:hanging="480"/>
-      </w:pPr>
-      <w:rPr>
-        <w:rFonts w:ascii="Wingdings" w:hAnsi="Wingdings" w:hint="default"/>
-      </w:rPr>
-    </w:lvl>
-    <w:lvl w:ilvl="6" w:tplc="04090001" w:tentative="1">
-      <w:start w:val="1"/>
-      <w:numFmt w:val="bullet"/>
-      <w:lvlText w:val=""/>
-      <w:lvlJc w:val="left"/>
-      <w:pPr>
-        <w:ind w:left="4080" w:hanging="480"/>
-      </w:pPr>
-      <w:rPr>
-        <w:rFonts w:ascii="Wingdings" w:hAnsi="Wingdings" w:hint="default"/>
-      </w:rPr>
-    </w:lvl>
-    <w:lvl w:ilvl="7" w:tplc="04090003" w:tentative="1">
-      <w:start w:val="1"/>
-      <w:numFmt w:val="bullet"/>
-      <w:lvlText w:val=""/>
-      <w:lvlJc w:val="left"/>
-      <w:pPr>
-        <w:ind w:left="4560" w:hanging="480"/>
-      </w:pPr>
-      <w:rPr>
-        <w:rFonts w:ascii="Wingdings" w:hAnsi="Wingdings" w:hint="default"/>
-      </w:rPr>
-    </w:lvl>
-    <w:lvl w:ilvl="8" w:tplc="04090005" w:tentative="1">
-      <w:start w:val="1"/>
-      <w:numFmt w:val="bullet"/>
-      <w:lvlText w:val=""/>
-      <w:lvlJc w:val="left"/>
-      <w:pPr>
-        <w:ind w:left="5040" w:hanging="480"/>
-      </w:pPr>
-      <w:rPr>
-        <w:rFonts w:ascii="Wingdings" w:hAnsi="Wingdings" w:hint="default"/>
-      </w:rPr>
-    </w:lvl>
-  </w:abstractNum>
-  <w:abstractNum w:abstractNumId="41" w15:restartNumberingAfterBreak="0">
-    <w:nsid w:val="5BC5508F"/>
-    <w:multiLevelType w:val="multilevel"/>
-    <w:tmpl w:val="A6F22148"/>
-    <w:lvl w:ilvl="0">
-      <w:start w:val="1"/>
-      <w:numFmt w:val="bullet"/>
-      <w:lvlText w:val=""/>
-      <w:lvlJc w:val="left"/>
-      <w:pPr>
-        <w:tabs>
-          <w:tab w:val="num" w:pos="720"/>
-        </w:tabs>
-        <w:ind w:left="720" w:hanging="360"/>
-      </w:pPr>
-      <w:rPr>
-        <w:rFonts w:ascii="Symbol" w:hAnsi="Symbol" w:hint="default"/>
-        <w:sz w:val="20"/>
-      </w:rPr>
-    </w:lvl>
-    <w:lvl w:ilvl="1">
-      <w:start w:val="1"/>
-      <w:numFmt w:val="bullet"/>
-      <w:lvlText w:val="o"/>
-      <w:lvlJc w:val="left"/>
-      <w:pPr>
-        <w:tabs>
-          <w:tab w:val="num" w:pos="1440"/>
-        </w:tabs>
-        <w:ind w:left="1440" w:hanging="360"/>
-      </w:pPr>
-      <w:rPr>
-        <w:rFonts w:ascii="Courier New" w:hAnsi="Courier New" w:hint="default"/>
-        <w:sz w:val="20"/>
-      </w:rPr>
-    </w:lvl>
-    <w:lvl w:ilvl="2" w:tentative="1">
-      <w:start w:val="1"/>
-      <w:numFmt w:val="bullet"/>
-      <w:lvlText w:val=""/>
-      <w:lvlJc w:val="left"/>
-      <w:pPr>
-        <w:tabs>
-          <w:tab w:val="num" w:pos="2160"/>
-        </w:tabs>
-        <w:ind w:left="2160" w:hanging="360"/>
-      </w:pPr>
-      <w:rPr>
-        <w:rFonts w:ascii="Wingdings" w:hAnsi="Wingdings" w:hint="default"/>
-        <w:sz w:val="20"/>
-      </w:rPr>
-    </w:lvl>
-    <w:lvl w:ilvl="3" w:tentative="1">
-      <w:start w:val="1"/>
-      <w:numFmt w:val="bullet"/>
-      <w:lvlText w:val=""/>
-      <w:lvlJc w:val="left"/>
-      <w:pPr>
-        <w:tabs>
-          <w:tab w:val="num" w:pos="2880"/>
-        </w:tabs>
-        <w:ind w:left="2880" w:hanging="360"/>
-      </w:pPr>
-      <w:rPr>
-        <w:rFonts w:ascii="Wingdings" w:hAnsi="Wingdings" w:hint="default"/>
-        <w:sz w:val="20"/>
-      </w:rPr>
-    </w:lvl>
-    <w:lvl w:ilvl="4" w:tentative="1">
-      <w:start w:val="1"/>
-      <w:numFmt w:val="bullet"/>
-      <w:lvlText w:val=""/>
-      <w:lvlJc w:val="left"/>
-      <w:pPr>
-        <w:tabs>
-          <w:tab w:val="num" w:pos="3600"/>
-        </w:tabs>
-        <w:ind w:left="3600" w:hanging="360"/>
-      </w:pPr>
-      <w:rPr>
-        <w:rFonts w:ascii="Wingdings" w:hAnsi="Wingdings" w:hint="default"/>
-        <w:sz w:val="20"/>
-      </w:rPr>
-    </w:lvl>
-    <w:lvl w:ilvl="5" w:tentative="1">
-      <w:start w:val="1"/>
-      <w:numFmt w:val="bullet"/>
-      <w:lvlText w:val=""/>
-      <w:lvlJc w:val="left"/>
-      <w:pPr>
-        <w:tabs>
-          <w:tab w:val="num" w:pos="4320"/>
-        </w:tabs>
-        <w:ind w:left="4320" w:hanging="360"/>
-      </w:pPr>
-      <w:rPr>
-        <w:rFonts w:ascii="Wingdings" w:hAnsi="Wingdings" w:hint="default"/>
-        <w:sz w:val="20"/>
-      </w:rPr>
-    </w:lvl>
-    <w:lvl w:ilvl="6" w:tentative="1">
-      <w:start w:val="1"/>
-      <w:numFmt w:val="bullet"/>
-      <w:lvlText w:val=""/>
-      <w:lvlJc w:val="left"/>
-      <w:pPr>
-        <w:tabs>
-          <w:tab w:val="num" w:pos="5040"/>
-        </w:tabs>
-        <w:ind w:left="5040" w:hanging="360"/>
-      </w:pPr>
-      <w:rPr>
-        <w:rFonts w:ascii="Wingdings" w:hAnsi="Wingdings" w:hint="default"/>
-        <w:sz w:val="20"/>
-      </w:rPr>
-    </w:lvl>
-    <w:lvl w:ilvl="7" w:tentative="1">
-      <w:start w:val="1"/>
-      <w:numFmt w:val="bullet"/>
-      <w:lvlText w:val=""/>
-      <w:lvlJc w:val="left"/>
-      <w:pPr>
-        <w:tabs>
-          <w:tab w:val="num" w:pos="5760"/>
-        </w:tabs>
-        <w:ind w:left="5760" w:hanging="360"/>
-      </w:pPr>
-      <w:rPr>
-        <w:rFonts w:ascii="Wingdings" w:hAnsi="Wingdings" w:hint="default"/>
-        <w:sz w:val="20"/>
-      </w:rPr>
-    </w:lvl>
-    <w:lvl w:ilvl="8" w:tentative="1">
-      <w:start w:val="1"/>
-      <w:numFmt w:val="bullet"/>
-      <w:lvlText w:val=""/>
-      <w:lvlJc w:val="left"/>
-      <w:pPr>
-        <w:tabs>
-          <w:tab w:val="num" w:pos="6480"/>
-        </w:tabs>
-        <w:ind w:left="6480" w:hanging="360"/>
-      </w:pPr>
-      <w:rPr>
-        <w:rFonts w:ascii="Wingdings" w:hAnsi="Wingdings" w:hint="default"/>
-        <w:sz w:val="20"/>
-      </w:rPr>
-    </w:lvl>
-  </w:abstractNum>
-  <w:abstractNum w:abstractNumId="42" w15:restartNumberingAfterBreak="0">
-    <w:nsid w:val="61525759"/>
-    <w:multiLevelType w:val="hybridMultilevel"/>
-    <w:tmpl w:val="25105B66"/>
-    <w:lvl w:ilvl="0" w:tplc="FF420A4C">
-      <w:start w:val="1"/>
-      <w:numFmt w:val="decimal"/>
-      <w:lvlText w:val="%1."/>
-      <w:lvlJc w:val="left"/>
-      <w:pPr>
-        <w:tabs>
-          <w:tab w:val="num" w:pos="720"/>
-        </w:tabs>
-        <w:ind w:left="720" w:hanging="360"/>
-      </w:pPr>
-    </w:lvl>
-    <w:lvl w:ilvl="1" w:tplc="6686B1F2" w:tentative="1">
-      <w:start w:val="1"/>
-      <w:numFmt w:val="decimal"/>
-      <w:lvlText w:val="%2."/>
-      <w:lvlJc w:val="left"/>
-      <w:pPr>
-        <w:tabs>
-          <w:tab w:val="num" w:pos="1440"/>
-        </w:tabs>
-        <w:ind w:left="1440" w:hanging="360"/>
-      </w:pPr>
-    </w:lvl>
-    <w:lvl w:ilvl="2" w:tplc="0C44F450" w:tentative="1">
-      <w:start w:val="1"/>
-      <w:numFmt w:val="decimal"/>
-      <w:lvlText w:val="%3."/>
-      <w:lvlJc w:val="left"/>
-      <w:pPr>
-        <w:tabs>
-          <w:tab w:val="num" w:pos="2160"/>
-        </w:tabs>
-        <w:ind w:left="2160" w:hanging="360"/>
-      </w:pPr>
-    </w:lvl>
-    <w:lvl w:ilvl="3" w:tplc="5F746AFE" w:tentative="1">
-      <w:start w:val="1"/>
-      <w:numFmt w:val="decimal"/>
-      <w:lvlText w:val="%4."/>
-      <w:lvlJc w:val="left"/>
-      <w:pPr>
-        <w:tabs>
-          <w:tab w:val="num" w:pos="2880"/>
-        </w:tabs>
-        <w:ind w:left="2880" w:hanging="360"/>
-      </w:pPr>
-    </w:lvl>
-    <w:lvl w:ilvl="4" w:tplc="1B4A4536" w:tentative="1">
-      <w:start w:val="1"/>
-      <w:numFmt w:val="decimal"/>
-      <w:lvlText w:val="%5."/>
-      <w:lvlJc w:val="left"/>
-      <w:pPr>
-        <w:tabs>
-          <w:tab w:val="num" w:pos="3600"/>
-        </w:tabs>
-        <w:ind w:left="3600" w:hanging="360"/>
-      </w:pPr>
-    </w:lvl>
-    <w:lvl w:ilvl="5" w:tplc="B0F65E68" w:tentative="1">
-      <w:start w:val="1"/>
-      <w:numFmt w:val="decimal"/>
-      <w:lvlText w:val="%6."/>
-      <w:lvlJc w:val="left"/>
-      <w:pPr>
-        <w:tabs>
-          <w:tab w:val="num" w:pos="4320"/>
-        </w:tabs>
-        <w:ind w:left="4320" w:hanging="360"/>
-      </w:pPr>
-    </w:lvl>
-    <w:lvl w:ilvl="6" w:tplc="494C3690" w:tentative="1">
-      <w:start w:val="1"/>
-      <w:numFmt w:val="decimal"/>
-      <w:lvlText w:val="%7."/>
-      <w:lvlJc w:val="left"/>
-      <w:pPr>
-        <w:tabs>
-          <w:tab w:val="num" w:pos="5040"/>
-        </w:tabs>
-        <w:ind w:left="5040" w:hanging="360"/>
-      </w:pPr>
-    </w:lvl>
-    <w:lvl w:ilvl="7" w:tplc="A4FE16B4" w:tentative="1">
-      <w:start w:val="1"/>
-      <w:numFmt w:val="decimal"/>
-      <w:lvlText w:val="%8."/>
-      <w:lvlJc w:val="left"/>
-      <w:pPr>
-        <w:tabs>
-          <w:tab w:val="num" w:pos="5760"/>
-        </w:tabs>
-        <w:ind w:left="5760" w:hanging="360"/>
-      </w:pPr>
-    </w:lvl>
-    <w:lvl w:ilvl="8" w:tplc="54DA7F80" w:tentative="1">
-      <w:start w:val="1"/>
-      <w:numFmt w:val="decimal"/>
-      <w:lvlText w:val="%9."/>
-      <w:lvlJc w:val="left"/>
-      <w:pPr>
-        <w:tabs>
-          <w:tab w:val="num" w:pos="6480"/>
-        </w:tabs>
-        <w:ind w:left="6480" w:hanging="360"/>
-      </w:pPr>
-    </w:lvl>
-  </w:abstractNum>
-  <w:abstractNum w:abstractNumId="43" w15:restartNumberingAfterBreak="0">
+  <w:abstractNum w:abstractNumId="13" w15:restartNumberingAfterBreak="0">
     <w:nsid w:val="66E4002C"/>
     <w:multiLevelType w:val="hybridMultilevel"/>
     <w:tmpl w:val="BBC86436"/>
@@ -7892,447 +4712,7 @@
       </w:pPr>
     </w:lvl>
   </w:abstractNum>
-  <w:abstractNum w:abstractNumId="44" w15:restartNumberingAfterBreak="0">
-    <w:nsid w:val="66FA4CB1"/>
-    <w:multiLevelType w:val="hybridMultilevel"/>
-    <w:tmpl w:val="DC461082"/>
-    <w:lvl w:ilvl="0" w:tplc="04090001">
-      <w:start w:val="1"/>
-      <w:numFmt w:val="bullet"/>
-      <w:lvlText w:val=""/>
-      <w:lvlJc w:val="left"/>
-      <w:pPr>
-        <w:ind w:left="1560" w:hanging="480"/>
-      </w:pPr>
-      <w:rPr>
-        <w:rFonts w:ascii="Wingdings" w:hAnsi="Wingdings" w:hint="default"/>
-      </w:rPr>
-    </w:lvl>
-    <w:lvl w:ilvl="1" w:tplc="04090003" w:tentative="1">
-      <w:start w:val="1"/>
-      <w:numFmt w:val="bullet"/>
-      <w:lvlText w:val=""/>
-      <w:lvlJc w:val="left"/>
-      <w:pPr>
-        <w:ind w:left="2040" w:hanging="480"/>
-      </w:pPr>
-      <w:rPr>
-        <w:rFonts w:ascii="Wingdings" w:hAnsi="Wingdings" w:hint="default"/>
-      </w:rPr>
-    </w:lvl>
-    <w:lvl w:ilvl="2" w:tplc="04090005" w:tentative="1">
-      <w:start w:val="1"/>
-      <w:numFmt w:val="bullet"/>
-      <w:lvlText w:val=""/>
-      <w:lvlJc w:val="left"/>
-      <w:pPr>
-        <w:ind w:left="2520" w:hanging="480"/>
-      </w:pPr>
-      <w:rPr>
-        <w:rFonts w:ascii="Wingdings" w:hAnsi="Wingdings" w:hint="default"/>
-      </w:rPr>
-    </w:lvl>
-    <w:lvl w:ilvl="3" w:tplc="04090001" w:tentative="1">
-      <w:start w:val="1"/>
-      <w:numFmt w:val="bullet"/>
-      <w:lvlText w:val=""/>
-      <w:lvlJc w:val="left"/>
-      <w:pPr>
-        <w:ind w:left="3000" w:hanging="480"/>
-      </w:pPr>
-      <w:rPr>
-        <w:rFonts w:ascii="Wingdings" w:hAnsi="Wingdings" w:hint="default"/>
-      </w:rPr>
-    </w:lvl>
-    <w:lvl w:ilvl="4" w:tplc="04090003" w:tentative="1">
-      <w:start w:val="1"/>
-      <w:numFmt w:val="bullet"/>
-      <w:lvlText w:val=""/>
-      <w:lvlJc w:val="left"/>
-      <w:pPr>
-        <w:ind w:left="3480" w:hanging="480"/>
-      </w:pPr>
-      <w:rPr>
-        <w:rFonts w:ascii="Wingdings" w:hAnsi="Wingdings" w:hint="default"/>
-      </w:rPr>
-    </w:lvl>
-    <w:lvl w:ilvl="5" w:tplc="04090005" w:tentative="1">
-      <w:start w:val="1"/>
-      <w:numFmt w:val="bullet"/>
-      <w:lvlText w:val=""/>
-      <w:lvlJc w:val="left"/>
-      <w:pPr>
-        <w:ind w:left="3960" w:hanging="480"/>
-      </w:pPr>
-      <w:rPr>
-        <w:rFonts w:ascii="Wingdings" w:hAnsi="Wingdings" w:hint="default"/>
-      </w:rPr>
-    </w:lvl>
-    <w:lvl w:ilvl="6" w:tplc="04090001" w:tentative="1">
-      <w:start w:val="1"/>
-      <w:numFmt w:val="bullet"/>
-      <w:lvlText w:val=""/>
-      <w:lvlJc w:val="left"/>
-      <w:pPr>
-        <w:ind w:left="4440" w:hanging="480"/>
-      </w:pPr>
-      <w:rPr>
-        <w:rFonts w:ascii="Wingdings" w:hAnsi="Wingdings" w:hint="default"/>
-      </w:rPr>
-    </w:lvl>
-    <w:lvl w:ilvl="7" w:tplc="04090003" w:tentative="1">
-      <w:start w:val="1"/>
-      <w:numFmt w:val="bullet"/>
-      <w:lvlText w:val=""/>
-      <w:lvlJc w:val="left"/>
-      <w:pPr>
-        <w:ind w:left="4920" w:hanging="480"/>
-      </w:pPr>
-      <w:rPr>
-        <w:rFonts w:ascii="Wingdings" w:hAnsi="Wingdings" w:hint="default"/>
-      </w:rPr>
-    </w:lvl>
-    <w:lvl w:ilvl="8" w:tplc="04090005" w:tentative="1">
-      <w:start w:val="1"/>
-      <w:numFmt w:val="bullet"/>
-      <w:lvlText w:val=""/>
-      <w:lvlJc w:val="left"/>
-      <w:pPr>
-        <w:ind w:left="5400" w:hanging="480"/>
-      </w:pPr>
-      <w:rPr>
-        <w:rFonts w:ascii="Wingdings" w:hAnsi="Wingdings" w:hint="default"/>
-      </w:rPr>
-    </w:lvl>
-  </w:abstractNum>
-  <w:abstractNum w:abstractNumId="45" w15:restartNumberingAfterBreak="0">
-    <w:nsid w:val="68F26C74"/>
-    <w:multiLevelType w:val="multilevel"/>
-    <w:tmpl w:val="C6CADB46"/>
-    <w:lvl w:ilvl="0">
-      <w:start w:val="1"/>
-      <w:numFmt w:val="bullet"/>
-      <w:lvlText w:val=""/>
-      <w:lvlJc w:val="left"/>
-      <w:pPr>
-        <w:tabs>
-          <w:tab w:val="num" w:pos="720"/>
-        </w:tabs>
-        <w:ind w:left="720" w:hanging="360"/>
-      </w:pPr>
-      <w:rPr>
-        <w:rFonts w:ascii="Symbol" w:hAnsi="Symbol" w:hint="default"/>
-        <w:sz w:val="20"/>
-      </w:rPr>
-    </w:lvl>
-    <w:lvl w:ilvl="1">
-      <w:start w:val="1"/>
-      <w:numFmt w:val="bullet"/>
-      <w:lvlText w:val="o"/>
-      <w:lvlJc w:val="left"/>
-      <w:pPr>
-        <w:tabs>
-          <w:tab w:val="num" w:pos="1440"/>
-        </w:tabs>
-        <w:ind w:left="1440" w:hanging="360"/>
-      </w:pPr>
-      <w:rPr>
-        <w:rFonts w:ascii="Courier New" w:hAnsi="Courier New" w:hint="default"/>
-        <w:sz w:val="20"/>
-      </w:rPr>
-    </w:lvl>
-    <w:lvl w:ilvl="2" w:tentative="1">
-      <w:start w:val="1"/>
-      <w:numFmt w:val="bullet"/>
-      <w:lvlText w:val=""/>
-      <w:lvlJc w:val="left"/>
-      <w:pPr>
-        <w:tabs>
-          <w:tab w:val="num" w:pos="2160"/>
-        </w:tabs>
-        <w:ind w:left="2160" w:hanging="360"/>
-      </w:pPr>
-      <w:rPr>
-        <w:rFonts w:ascii="Wingdings" w:hAnsi="Wingdings" w:hint="default"/>
-        <w:sz w:val="20"/>
-      </w:rPr>
-    </w:lvl>
-    <w:lvl w:ilvl="3" w:tentative="1">
-      <w:start w:val="1"/>
-      <w:numFmt w:val="bullet"/>
-      <w:lvlText w:val=""/>
-      <w:lvlJc w:val="left"/>
-      <w:pPr>
-        <w:tabs>
-          <w:tab w:val="num" w:pos="2880"/>
-        </w:tabs>
-        <w:ind w:left="2880" w:hanging="360"/>
-      </w:pPr>
-      <w:rPr>
-        <w:rFonts w:ascii="Wingdings" w:hAnsi="Wingdings" w:hint="default"/>
-        <w:sz w:val="20"/>
-      </w:rPr>
-    </w:lvl>
-    <w:lvl w:ilvl="4" w:tentative="1">
-      <w:start w:val="1"/>
-      <w:numFmt w:val="bullet"/>
-      <w:lvlText w:val=""/>
-      <w:lvlJc w:val="left"/>
-      <w:pPr>
-        <w:tabs>
-          <w:tab w:val="num" w:pos="3600"/>
-        </w:tabs>
-        <w:ind w:left="3600" w:hanging="360"/>
-      </w:pPr>
-      <w:rPr>
-        <w:rFonts w:ascii="Wingdings" w:hAnsi="Wingdings" w:hint="default"/>
-        <w:sz w:val="20"/>
-      </w:rPr>
-    </w:lvl>
-    <w:lvl w:ilvl="5" w:tentative="1">
-      <w:start w:val="1"/>
-      <w:numFmt w:val="bullet"/>
-      <w:lvlText w:val=""/>
-      <w:lvlJc w:val="left"/>
-      <w:pPr>
-        <w:tabs>
-          <w:tab w:val="num" w:pos="4320"/>
-        </w:tabs>
-        <w:ind w:left="4320" w:hanging="360"/>
-      </w:pPr>
-      <w:rPr>
-        <w:rFonts w:ascii="Wingdings" w:hAnsi="Wingdings" w:hint="default"/>
-        <w:sz w:val="20"/>
-      </w:rPr>
-    </w:lvl>
-    <w:lvl w:ilvl="6" w:tentative="1">
-      <w:start w:val="1"/>
-      <w:numFmt w:val="bullet"/>
-      <w:lvlText w:val=""/>
-      <w:lvlJc w:val="left"/>
-      <w:pPr>
-        <w:tabs>
-          <w:tab w:val="num" w:pos="5040"/>
-        </w:tabs>
-        <w:ind w:left="5040" w:hanging="360"/>
-      </w:pPr>
-      <w:rPr>
-        <w:rFonts w:ascii="Wingdings" w:hAnsi="Wingdings" w:hint="default"/>
-        <w:sz w:val="20"/>
-      </w:rPr>
-    </w:lvl>
-    <w:lvl w:ilvl="7" w:tentative="1">
-      <w:start w:val="1"/>
-      <w:numFmt w:val="bullet"/>
-      <w:lvlText w:val=""/>
-      <w:lvlJc w:val="left"/>
-      <w:pPr>
-        <w:tabs>
-          <w:tab w:val="num" w:pos="5760"/>
-        </w:tabs>
-        <w:ind w:left="5760" w:hanging="360"/>
-      </w:pPr>
-      <w:rPr>
-        <w:rFonts w:ascii="Wingdings" w:hAnsi="Wingdings" w:hint="default"/>
-        <w:sz w:val="20"/>
-      </w:rPr>
-    </w:lvl>
-    <w:lvl w:ilvl="8" w:tentative="1">
-      <w:start w:val="1"/>
-      <w:numFmt w:val="bullet"/>
-      <w:lvlText w:val=""/>
-      <w:lvlJc w:val="left"/>
-      <w:pPr>
-        <w:tabs>
-          <w:tab w:val="num" w:pos="6480"/>
-        </w:tabs>
-        <w:ind w:left="6480" w:hanging="360"/>
-      </w:pPr>
-      <w:rPr>
-        <w:rFonts w:ascii="Wingdings" w:hAnsi="Wingdings" w:hint="default"/>
-        <w:sz w:val="20"/>
-      </w:rPr>
-    </w:lvl>
-  </w:abstractNum>
-  <w:abstractNum w:abstractNumId="46" w15:restartNumberingAfterBreak="0">
-    <w:nsid w:val="6A005235"/>
-    <w:multiLevelType w:val="hybridMultilevel"/>
-    <w:tmpl w:val="0338BBE8"/>
-    <w:lvl w:ilvl="0" w:tplc="1C125984">
-      <w:start w:val="1"/>
-      <w:numFmt w:val="decimal"/>
-      <w:lvlText w:val="%1."/>
-      <w:lvlJc w:val="left"/>
-      <w:pPr>
-        <w:ind w:left="480" w:hanging="480"/>
-      </w:pPr>
-    </w:lvl>
-    <w:lvl w:ilvl="1" w:tplc="796ECD68" w:tentative="1">
-      <w:start w:val="1"/>
-      <w:numFmt w:val="ideographTraditional"/>
-      <w:lvlText w:val="%2、"/>
-      <w:lvlJc w:val="left"/>
-      <w:pPr>
-        <w:ind w:left="960" w:hanging="480"/>
-      </w:pPr>
-    </w:lvl>
-    <w:lvl w:ilvl="2" w:tplc="8ACAD580" w:tentative="1">
-      <w:start w:val="1"/>
-      <w:numFmt w:val="lowerRoman"/>
-      <w:lvlText w:val="%3."/>
-      <w:lvlJc w:val="right"/>
-      <w:pPr>
-        <w:ind w:left="1440" w:hanging="480"/>
-      </w:pPr>
-    </w:lvl>
-    <w:lvl w:ilvl="3" w:tplc="1D90965C" w:tentative="1">
-      <w:start w:val="1"/>
-      <w:numFmt w:val="decimal"/>
-      <w:lvlText w:val="%4."/>
-      <w:lvlJc w:val="left"/>
-      <w:pPr>
-        <w:ind w:left="1920" w:hanging="480"/>
-      </w:pPr>
-    </w:lvl>
-    <w:lvl w:ilvl="4" w:tplc="C0B0C334" w:tentative="1">
-      <w:start w:val="1"/>
-      <w:numFmt w:val="ideographTraditional"/>
-      <w:lvlText w:val="%5、"/>
-      <w:lvlJc w:val="left"/>
-      <w:pPr>
-        <w:ind w:left="2400" w:hanging="480"/>
-      </w:pPr>
-    </w:lvl>
-    <w:lvl w:ilvl="5" w:tplc="39D40C84" w:tentative="1">
-      <w:start w:val="1"/>
-      <w:numFmt w:val="lowerRoman"/>
-      <w:lvlText w:val="%6."/>
-      <w:lvlJc w:val="right"/>
-      <w:pPr>
-        <w:ind w:left="2880" w:hanging="480"/>
-      </w:pPr>
-    </w:lvl>
-    <w:lvl w:ilvl="6" w:tplc="652CC372" w:tentative="1">
-      <w:start w:val="1"/>
-      <w:numFmt w:val="decimal"/>
-      <w:lvlText w:val="%7."/>
-      <w:lvlJc w:val="left"/>
-      <w:pPr>
-        <w:ind w:left="3360" w:hanging="480"/>
-      </w:pPr>
-    </w:lvl>
-    <w:lvl w:ilvl="7" w:tplc="6DFA98DE" w:tentative="1">
-      <w:start w:val="1"/>
-      <w:numFmt w:val="ideographTraditional"/>
-      <w:lvlText w:val="%8、"/>
-      <w:lvlJc w:val="left"/>
-      <w:pPr>
-        <w:ind w:left="3840" w:hanging="480"/>
-      </w:pPr>
-    </w:lvl>
-    <w:lvl w:ilvl="8" w:tplc="07C42E5A" w:tentative="1">
-      <w:start w:val="1"/>
-      <w:numFmt w:val="lowerRoman"/>
-      <w:lvlText w:val="%9."/>
-      <w:lvlJc w:val="right"/>
-      <w:pPr>
-        <w:ind w:left="4320" w:hanging="480"/>
-      </w:pPr>
-    </w:lvl>
-  </w:abstractNum>
-  <w:abstractNum w:abstractNumId="47" w15:restartNumberingAfterBreak="0">
-    <w:nsid w:val="6AAD29EF"/>
-    <w:multiLevelType w:val="hybridMultilevel"/>
-    <w:tmpl w:val="AE707A2E"/>
-    <w:lvl w:ilvl="0" w:tplc="FD0E8B3C">
-      <w:start w:val="1"/>
-      <w:numFmt w:val="taiwaneseCountingThousand"/>
-      <w:lvlText w:val="%1、"/>
-      <w:lvlJc w:val="left"/>
-      <w:pPr>
-        <w:ind w:left="965" w:hanging="480"/>
-      </w:pPr>
-      <w:rPr>
-        <w:b w:val="0"/>
-        <w:bCs/>
-        <w:sz w:val="24"/>
-        <w:szCs w:val="24"/>
-      </w:rPr>
-    </w:lvl>
-    <w:lvl w:ilvl="1" w:tplc="0F98AF74" w:tentative="1">
-      <w:start w:val="1"/>
-      <w:numFmt w:val="ideographTraditional"/>
-      <w:lvlText w:val="%2、"/>
-      <w:lvlJc w:val="left"/>
-      <w:pPr>
-        <w:ind w:left="1445" w:hanging="480"/>
-      </w:pPr>
-    </w:lvl>
-    <w:lvl w:ilvl="2" w:tplc="6568AF9C" w:tentative="1">
-      <w:start w:val="1"/>
-      <w:numFmt w:val="lowerRoman"/>
-      <w:lvlText w:val="%3."/>
-      <w:lvlJc w:val="right"/>
-      <w:pPr>
-        <w:ind w:left="1925" w:hanging="480"/>
-      </w:pPr>
-    </w:lvl>
-    <w:lvl w:ilvl="3" w:tplc="5E729160" w:tentative="1">
-      <w:start w:val="1"/>
-      <w:numFmt w:val="decimal"/>
-      <w:lvlText w:val="%4."/>
-      <w:lvlJc w:val="left"/>
-      <w:pPr>
-        <w:ind w:left="2405" w:hanging="480"/>
-      </w:pPr>
-    </w:lvl>
-    <w:lvl w:ilvl="4" w:tplc="A4C49C1C" w:tentative="1">
-      <w:start w:val="1"/>
-      <w:numFmt w:val="ideographTraditional"/>
-      <w:lvlText w:val="%5、"/>
-      <w:lvlJc w:val="left"/>
-      <w:pPr>
-        <w:ind w:left="2885" w:hanging="480"/>
-      </w:pPr>
-    </w:lvl>
-    <w:lvl w:ilvl="5" w:tplc="76647294" w:tentative="1">
-      <w:start w:val="1"/>
-      <w:numFmt w:val="lowerRoman"/>
-      <w:lvlText w:val="%6."/>
-      <w:lvlJc w:val="right"/>
-      <w:pPr>
-        <w:ind w:left="3365" w:hanging="480"/>
-      </w:pPr>
-    </w:lvl>
-    <w:lvl w:ilvl="6" w:tplc="24880098" w:tentative="1">
-      <w:start w:val="1"/>
-      <w:numFmt w:val="decimal"/>
-      <w:lvlText w:val="%7."/>
-      <w:lvlJc w:val="left"/>
-      <w:pPr>
-        <w:ind w:left="3845" w:hanging="480"/>
-      </w:pPr>
-    </w:lvl>
-    <w:lvl w:ilvl="7" w:tplc="225A4D38" w:tentative="1">
-      <w:start w:val="1"/>
-      <w:numFmt w:val="ideographTraditional"/>
-      <w:lvlText w:val="%8、"/>
-      <w:lvlJc w:val="left"/>
-      <w:pPr>
-        <w:ind w:left="4325" w:hanging="480"/>
-      </w:pPr>
-    </w:lvl>
-    <w:lvl w:ilvl="8" w:tplc="DC0076D2" w:tentative="1">
-      <w:start w:val="1"/>
-      <w:numFmt w:val="lowerRoman"/>
-      <w:lvlText w:val="%9."/>
-      <w:lvlJc w:val="right"/>
-      <w:pPr>
-        <w:ind w:left="4805" w:hanging="480"/>
-      </w:pPr>
-    </w:lvl>
-  </w:abstractNum>
-  <w:abstractNum w:abstractNumId="48" w15:restartNumberingAfterBreak="0">
+  <w:abstractNum w:abstractNumId="14" w15:restartNumberingAfterBreak="0">
     <w:nsid w:val="6AED5ED4"/>
     <w:multiLevelType w:val="multilevel"/>
     <w:tmpl w:val="DFEE3892"/>
@@ -8477,152 +4857,7 @@
       </w:rPr>
     </w:lvl>
   </w:abstractNum>
-  <w:abstractNum w:abstractNumId="49" w15:restartNumberingAfterBreak="0">
-    <w:nsid w:val="743B58D0"/>
-    <w:multiLevelType w:val="multilevel"/>
-    <w:tmpl w:val="DFEE3892"/>
-    <w:lvl w:ilvl="0">
-      <w:start w:val="1"/>
-      <w:numFmt w:val="decimal"/>
-      <w:lvlText w:val="%1."/>
-      <w:lvlJc w:val="left"/>
-      <w:pPr>
-        <w:tabs>
-          <w:tab w:val="num" w:pos="720"/>
-        </w:tabs>
-        <w:ind w:left="720" w:hanging="360"/>
-      </w:pPr>
-      <w:rPr>
-        <w:rFonts w:hint="default"/>
-        <w:sz w:val="20"/>
-      </w:rPr>
-    </w:lvl>
-    <w:lvl w:ilvl="1">
-      <w:start w:val="1"/>
-      <w:numFmt w:val="bullet"/>
-      <w:lvlText w:val=""/>
-      <w:lvlJc w:val="left"/>
-      <w:pPr>
-        <w:ind w:left="1560" w:hanging="480"/>
-      </w:pPr>
-      <w:rPr>
-        <w:rFonts w:ascii="Wingdings" w:hAnsi="Wingdings" w:hint="default"/>
-      </w:rPr>
-    </w:lvl>
-    <w:lvl w:ilvl="2" w:tentative="1">
-      <w:start w:val="1"/>
-      <w:numFmt w:val="bullet"/>
-      <w:lvlText w:val=""/>
-      <w:lvlJc w:val="left"/>
-      <w:pPr>
-        <w:tabs>
-          <w:tab w:val="num" w:pos="2160"/>
-        </w:tabs>
-        <w:ind w:left="2160" w:hanging="360"/>
-      </w:pPr>
-      <w:rPr>
-        <w:rFonts w:ascii="Wingdings" w:hAnsi="Wingdings" w:hint="default"/>
-        <w:sz w:val="20"/>
-      </w:rPr>
-    </w:lvl>
-    <w:lvl w:ilvl="3" w:tentative="1">
-      <w:start w:val="1"/>
-      <w:numFmt w:val="bullet"/>
-      <w:lvlText w:val=""/>
-      <w:lvlJc w:val="left"/>
-      <w:pPr>
-        <w:tabs>
-          <w:tab w:val="num" w:pos="2880"/>
-        </w:tabs>
-        <w:ind w:left="2880" w:hanging="360"/>
-      </w:pPr>
-      <w:rPr>
-        <w:rFonts w:ascii="Wingdings" w:hAnsi="Wingdings" w:hint="default"/>
-        <w:sz w:val="20"/>
-      </w:rPr>
-    </w:lvl>
-    <w:lvl w:ilvl="4" w:tentative="1">
-      <w:start w:val="1"/>
-      <w:numFmt w:val="bullet"/>
-      <w:lvlText w:val=""/>
-      <w:lvlJc w:val="left"/>
-      <w:pPr>
-        <w:tabs>
-          <w:tab w:val="num" w:pos="3600"/>
-        </w:tabs>
-        <w:ind w:left="3600" w:hanging="360"/>
-      </w:pPr>
-      <w:rPr>
-        <w:rFonts w:ascii="Wingdings" w:hAnsi="Wingdings" w:hint="default"/>
-        <w:sz w:val="20"/>
-      </w:rPr>
-    </w:lvl>
-    <w:lvl w:ilvl="5" w:tentative="1">
-      <w:start w:val="1"/>
-      <w:numFmt w:val="bullet"/>
-      <w:lvlText w:val=""/>
-      <w:lvlJc w:val="left"/>
-      <w:pPr>
-        <w:tabs>
-          <w:tab w:val="num" w:pos="4320"/>
-        </w:tabs>
-        <w:ind w:left="4320" w:hanging="360"/>
-      </w:pPr>
-      <w:rPr>
-        <w:rFonts w:ascii="Wingdings" w:hAnsi="Wingdings" w:hint="default"/>
-        <w:sz w:val="20"/>
-      </w:rPr>
-    </w:lvl>
-    <w:lvl w:ilvl="6" w:tentative="1">
-      <w:start w:val="1"/>
-      <w:numFmt w:val="bullet"/>
-      <w:lvlText w:val=""/>
-      <w:lvlJc w:val="left"/>
-      <w:pPr>
-        <w:tabs>
-          <w:tab w:val="num" w:pos="5040"/>
-        </w:tabs>
-        <w:ind w:left="5040" w:hanging="360"/>
-      </w:pPr>
-      <w:rPr>
-        <w:rFonts w:ascii="Wingdings" w:hAnsi="Wingdings" w:hint="default"/>
-        <w:sz w:val="20"/>
-      </w:rPr>
-    </w:lvl>
-    <w:lvl w:ilvl="7" w:tentative="1">
-      <w:start w:val="1"/>
-      <w:numFmt w:val="bullet"/>
-      <w:lvlText w:val=""/>
-      <w:lvlJc w:val="left"/>
-      <w:pPr>
-        <w:tabs>
-          <w:tab w:val="num" w:pos="5760"/>
-        </w:tabs>
-        <w:ind w:left="5760" w:hanging="360"/>
-      </w:pPr>
-      <w:rPr>
-        <w:rFonts w:ascii="Wingdings" w:hAnsi="Wingdings" w:hint="default"/>
-        <w:sz w:val="20"/>
-      </w:rPr>
-    </w:lvl>
-    <w:lvl w:ilvl="8" w:tentative="1">
-      <w:start w:val="1"/>
-      <w:numFmt w:val="bullet"/>
-      <w:lvlText w:val=""/>
-      <w:lvlJc w:val="left"/>
-      <w:pPr>
-        <w:tabs>
-          <w:tab w:val="num" w:pos="6480"/>
-        </w:tabs>
-        <w:ind w:left="6480" w:hanging="360"/>
-      </w:pPr>
-      <w:rPr>
-        <w:rFonts w:ascii="Wingdings" w:hAnsi="Wingdings" w:hint="default"/>
-        <w:sz w:val="20"/>
-      </w:rPr>
-    </w:lvl>
-  </w:abstractNum>
-  <w:abstractNum w:abstractNumId="50" w15:restartNumberingAfterBreak="0">
+  <w:abstractNum w:abstractNumId="15" w15:restartNumberingAfterBreak="0">
     <w:nsid w:val="7FDB39D8"/>
     <w:multiLevelType w:val="multilevel"/>
     <w:tmpl w:val="D4405C8E"/>
@@ -8767,160 +5002,55 @@
       </w:rPr>
     </w:lvl>
   </w:abstractNum>
-  <w:num w:numId="1" w16cid:durableId="371728331">
+  <w:num w:numId="1">
+    <w:abstractNumId w:val="3"/>
+  </w:num>
+  <w:num w:numId="2">
+    <w:abstractNumId w:val="7"/>
+  </w:num>
+  <w:num w:numId="3">
+    <w:abstractNumId w:val="1"/>
+  </w:num>
+  <w:num w:numId="4">
+    <w:abstractNumId w:val="13"/>
+  </w:num>
+  <w:num w:numId="5">
+    <w:abstractNumId w:val="11"/>
+  </w:num>
+  <w:num w:numId="6">
+    <w:abstractNumId w:val="9"/>
+  </w:num>
+  <w:num w:numId="7">
+    <w:abstractNumId w:val="0"/>
+  </w:num>
+  <w:num w:numId="8">
+    <w:abstractNumId w:val="5"/>
+  </w:num>
+  <w:num w:numId="9">
+    <w:abstractNumId w:val="4"/>
+  </w:num>
+  <w:num w:numId="10">
+    <w:abstractNumId w:val="6"/>
+  </w:num>
+  <w:num w:numId="11">
+    <w:abstractNumId w:val="15"/>
+  </w:num>
+  <w:num w:numId="12">
+    <w:abstractNumId w:val="10"/>
+  </w:num>
+  <w:num w:numId="13">
+    <w:abstractNumId w:val="14"/>
+  </w:num>
+  <w:num w:numId="14">
+    <w:abstractNumId w:val="2"/>
+  </w:num>
+  <w:num w:numId="15">
+    <w:abstractNumId w:val="8"/>
+  </w:num>
+  <w:num w:numId="16">
     <w:abstractNumId w:val="12"/>
   </w:num>
-  <w:num w:numId="2" w16cid:durableId="1505978504">
-    <w:abstractNumId w:val="20"/>
-  </w:num>
-  <w:num w:numId="3" w16cid:durableId="813135713">
-    <w:abstractNumId w:val="5"/>
-  </w:num>
-  <w:num w:numId="4" w16cid:durableId="880822279">
-    <w:abstractNumId w:val="0"/>
-  </w:num>
-  <w:num w:numId="5" w16cid:durableId="279799120">
-    <w:abstractNumId w:val="31"/>
-  </w:num>
-  <w:num w:numId="6" w16cid:durableId="1288202668">
-    <w:abstractNumId w:val="13"/>
-  </w:num>
-  <w:num w:numId="7" w16cid:durableId="53700534">
-    <w:abstractNumId w:val="23"/>
-  </w:num>
-  <w:num w:numId="8" w16cid:durableId="1686588061">
-    <w:abstractNumId w:val="25"/>
-  </w:num>
-  <w:num w:numId="9" w16cid:durableId="851189997">
-    <w:abstractNumId w:val="10"/>
-  </w:num>
-  <w:num w:numId="10" w16cid:durableId="381564685">
-    <w:abstractNumId w:val="28"/>
-  </w:num>
-  <w:num w:numId="11" w16cid:durableId="254899594">
-    <w:abstractNumId w:val="38"/>
-  </w:num>
-  <w:num w:numId="12" w16cid:durableId="1271206151">
-    <w:abstractNumId w:val="24"/>
-  </w:num>
-  <w:num w:numId="13" w16cid:durableId="1141997188">
-    <w:abstractNumId w:val="43"/>
-  </w:num>
-  <w:num w:numId="14" w16cid:durableId="124397758">
-    <w:abstractNumId w:val="3"/>
-  </w:num>
-  <w:num w:numId="15" w16cid:durableId="971398519">
-    <w:abstractNumId w:val="36"/>
-  </w:num>
-  <w:num w:numId="16" w16cid:durableId="402996728">
-    <w:abstractNumId w:val="46"/>
-  </w:num>
-  <w:num w:numId="17" w16cid:durableId="1926761776">
-    <w:abstractNumId w:val="11"/>
-  </w:num>
-  <w:num w:numId="18" w16cid:durableId="1346589729">
-    <w:abstractNumId w:val="8"/>
-  </w:num>
-  <w:num w:numId="19" w16cid:durableId="2042435420">
-    <w:abstractNumId w:val="18"/>
-  </w:num>
-  <w:num w:numId="20" w16cid:durableId="376317282">
-    <w:abstractNumId w:val="21"/>
-  </w:num>
-  <w:num w:numId="21" w16cid:durableId="390731181">
-    <w:abstractNumId w:val="32"/>
-  </w:num>
-  <w:num w:numId="22" w16cid:durableId="1730570518">
-    <w:abstractNumId w:val="1"/>
-  </w:num>
-  <w:num w:numId="23" w16cid:durableId="649139908">
-    <w:abstractNumId w:val="42"/>
-  </w:num>
-  <w:num w:numId="24" w16cid:durableId="1303001222">
-    <w:abstractNumId w:val="16"/>
-  </w:num>
-  <w:num w:numId="25" w16cid:durableId="444930817">
-    <w:abstractNumId w:val="47"/>
-  </w:num>
-  <w:num w:numId="26" w16cid:durableId="2077583722">
-    <w:abstractNumId w:val="30"/>
-  </w:num>
-  <w:num w:numId="27" w16cid:durableId="1086422180">
-    <w:abstractNumId w:val="4"/>
-  </w:num>
-  <w:num w:numId="28" w16cid:durableId="171919870">
-    <w:abstractNumId w:val="14"/>
-  </w:num>
-  <w:num w:numId="29" w16cid:durableId="1883974858">
-    <w:abstractNumId w:val="35"/>
-  </w:num>
-  <w:num w:numId="30" w16cid:durableId="1378506830">
-    <w:abstractNumId w:val="45"/>
-  </w:num>
-  <w:num w:numId="31" w16cid:durableId="98449669">
-    <w:abstractNumId w:val="41"/>
-  </w:num>
-  <w:num w:numId="32" w16cid:durableId="1265111603">
-    <w:abstractNumId w:val="6"/>
-  </w:num>
-  <w:num w:numId="33" w16cid:durableId="402065375">
-    <w:abstractNumId w:val="34"/>
-  </w:num>
-  <w:num w:numId="34" w16cid:durableId="1377463983">
-    <w:abstractNumId w:val="26"/>
-  </w:num>
-  <w:num w:numId="35" w16cid:durableId="2026252369">
-    <w:abstractNumId w:val="2"/>
-  </w:num>
-  <w:num w:numId="36" w16cid:durableId="437215216">
-    <w:abstractNumId w:val="17"/>
-  </w:num>
-  <w:num w:numId="37" w16cid:durableId="324893939">
-    <w:abstractNumId w:val="15"/>
-  </w:num>
-  <w:num w:numId="38" w16cid:durableId="1430348347">
-    <w:abstractNumId w:val="19"/>
-  </w:num>
-  <w:num w:numId="39" w16cid:durableId="1936329657">
-    <w:abstractNumId w:val="44"/>
-  </w:num>
-  <w:num w:numId="40" w16cid:durableId="1810512027">
-    <w:abstractNumId w:val="7"/>
-  </w:num>
-  <w:num w:numId="41" w16cid:durableId="1495485167">
-    <w:abstractNumId w:val="50"/>
-  </w:num>
-  <w:num w:numId="42" w16cid:durableId="1863280966">
-    <w:abstractNumId w:val="27"/>
-  </w:num>
-  <w:num w:numId="43" w16cid:durableId="788016453">
-    <w:abstractNumId w:val="48"/>
-  </w:num>
-  <w:num w:numId="44" w16cid:durableId="486215129">
-    <w:abstractNumId w:val="49"/>
-  </w:num>
-  <w:num w:numId="45" w16cid:durableId="918447608">
-    <w:abstractNumId w:val="9"/>
-  </w:num>
-  <w:num w:numId="46" w16cid:durableId="1528903921">
-    <w:abstractNumId w:val="37"/>
-  </w:num>
-  <w:num w:numId="47" w16cid:durableId="148981733">
-    <w:abstractNumId w:val="33"/>
-  </w:num>
-  <w:num w:numId="48" w16cid:durableId="1170368300">
-    <w:abstractNumId w:val="40"/>
-  </w:num>
-  <w:num w:numId="49" w16cid:durableId="208343699">
-    <w:abstractNumId w:val="22"/>
-  </w:num>
-  <w:num w:numId="50" w16cid:durableId="645821002">
-    <w:abstractNumId w:val="29"/>
-  </w:num>
-  <w:num w:numId="51" w16cid:durableId="522330399">
-    <w:abstractNumId w:val="39"/>
-  </w:num>
-  <w:numIdMacAtCleanup w:val="24"/>
+  <w:numIdMacAtCleanup w:val="16"/>
 </w:numbering>
 </file>
 
@@ -9529,6 +5659,7 @@
   <w:style w:type="character" w:default="1" w:styleId="a1">
     <w:name w:val="Default Paragraph Font"/>
     <w:uiPriority w:val="1"/>
+    <w:semiHidden/>
     <w:unhideWhenUsed/>
   </w:style>
   <w:style w:type="table" w:default="1" w:styleId="a2">
